--- a/template_notula/Panduan_Template_dan_Rekomendasi_BagianI.docx
+++ b/template_notula/Panduan_Template_dan_Rekomendasi_BagianI.docx
@@ -6,9 +6,18 @@
       <w:r>
         <w:rPr>
           <w:b/>
-          <w:sz w:val="26"/>
+          <w:sz w:val="28"/>
         </w:rPr>
-        <w:t>PANDUAN BAGIAN I -- Capaian Kinerja (Referensi, bukan untuk diunggah)</w:t>
+        <w:t>NOTULA RAPAT -- BAGIAN I</w:t>
+      </w:r>
+    </w:p>
+    <w:p>
+      <w:r>
+        <w:rPr>
+          <w:b/>
+          <w:sz w:val="24"/>
+        </w:rPr>
+        <w:t>Capaian Kinerja Triwulan Berjalan (referensi struktur -- BUKAN untuk diunggah)</w:t>
       </w:r>
     </w:p>
     <w:p/>
@@ -17,159 +26,8878 @@
         <w:rPr>
           <w:i/>
           <w:color w:val="C00000"/>
-          <w:sz w:val="20"/>
+          <w:sz w:val="19"/>
         </w:rPr>
-        <w:t>Bagian I TIDAK diunggah sebagai berkas -- SIPINTER menyusunnya otomatis dari data yang sudah Anda isi di halaman Master IKU, Verifikasi Capaian, Kendala &amp; Solusi, dan RTL, lalu mencetaknya mengikuti struktur resmi "Template Notula Monitoring Kinerja Triwulanan BPS Prov dan Kako -- Update Prioritas" di bawah ini. Gunakan halaman ini sebagai PANDUAN saat mengisi kolom-kolom tersebut di aplikasi (klik "Susun Ulang Otomatis" di Kompilasi Notula untuk menyusun ulang Bagian I setelah data diperbarui).</w:t>
+        <w:t>PENTING: Bagian I TIDAK diunggah sebagai berkas. SIPINTER menyusunnya OTOMATIS dari data yang sudah Anda isi di halaman Master IKU, Verifikasi Capaian, Kendala &amp; Solusi, dan RTL, lalu mencetaknya persis mengikuti struktur resmi "Template Notula Monitoring Kinerja Triwulanan BPS Prov dan Kako -- Update Prioritas" seperti dicontohkan di bawah ini untuk tiap Sasaran/IKU. Gunakan berkas ini sebagai PANDUAN: isi kolom di aplikasi yang disebutkan pada tiap bagian (cetak tebal biru), lalu klik "Susun Ulang Otomatis" di halaman Kompilasi Notula.</w:t>
       </w:r>
     </w:p>
     <w:p/>
     <w:p>
       <w:r>
         <w:rPr>
-          <w:b/>
           <w:sz w:val="22"/>
         </w:rPr>
-        <w:t>Per Sasaran, struktur yang dicetak sistem untuk tiap indikator:</w:t>
+        <w:t>Capaian Kinerja IKU triwulan berjalan terhadap target triwulanan pada BPS Kabupaten Buton Utara sebesar ... persen. Sedangkan terhadap target tahun berjalan (target PK), capaian kinerjanya sebesar ... persen. (Ringkasan ini dihitung otomatis dari rata-rata capaian seluruh IKU.)</w:t>
+      </w:r>
+    </w:p>
+    <w:p/>
+    <w:tbl>
+      <w:tblPr>
+        <w:tblStyle w:val="TableGrid"/>
+        <w:tblW w:type="auto" w:w="0"/>
+        <w:tblLook w:firstColumn="1" w:firstRow="1" w:lastColumn="0" w:lastRow="0" w:noHBand="0" w:noVBand="1" w:val="04A0"/>
+      </w:tblPr>
+      <w:tblGrid>
+        <w:gridCol w:w="1440"/>
+        <w:gridCol w:w="1440"/>
+        <w:gridCol w:w="1440"/>
+        <w:gridCol w:w="1440"/>
+        <w:gridCol w:w="1440"/>
+        <w:gridCol w:w="1440"/>
+      </w:tblGrid>
+      <w:tr>
+        <w:tc>
+          <w:tcPr>
+            <w:tcW w:type="dxa" w:w="8640"/>
+            <w:gridSpan w:val="6"/>
+            <w:shd w:val="clear" w:color="auto" w:fill="D9D9D9"/>
+          </w:tcPr>
+          <w:p>
+            <w:r/>
+            <w:r>
+              <w:rPr>
+                <w:b/>
+                <w:i w:val="0"/>
+              </w:rPr>
+              <w:t>Sasaran : Terwujudnya Penyediaan Data Dan Insight Statistik Kependudukan Dan Ketenagakerjaan Yang Berkualitas</w:t>
+            </w:r>
+          </w:p>
+        </w:tc>
+      </w:tr>
+      <w:tr>
+        <w:tc>
+          <w:tcPr>
+            <w:tcW w:type="dxa" w:w="1440"/>
+            <w:shd w:val="clear" w:color="auto" w:fill="F2F2F2"/>
+          </w:tcPr>
+          <w:p>
+            <w:pPr>
+              <w:jc w:val="center"/>
+            </w:pPr>
+            <w:r/>
+            <w:r>
+              <w:rPr>
+                <w:b/>
+                <w:i w:val="0"/>
+                <w:sz w:val="19"/>
+              </w:rPr>
+              <w:t>No.</w:t>
+            </w:r>
+          </w:p>
+        </w:tc>
+        <w:tc>
+          <w:tcPr>
+            <w:tcW w:type="dxa" w:w="1440"/>
+            <w:shd w:val="clear" w:color="auto" w:fill="F2F2F2"/>
+          </w:tcPr>
+          <w:p>
+            <w:pPr>
+              <w:jc w:val="center"/>
+            </w:pPr>
+            <w:r/>
+            <w:r>
+              <w:rPr>
+                <w:b/>
+                <w:i w:val="0"/>
+                <w:sz w:val="19"/>
+              </w:rPr>
+              <w:t>Indikator Kinerja</w:t>
+            </w:r>
+          </w:p>
+        </w:tc>
+        <w:tc>
+          <w:tcPr>
+            <w:tcW w:type="dxa" w:w="1440"/>
+            <w:shd w:val="clear" w:color="auto" w:fill="F2F2F2"/>
+          </w:tcPr>
+          <w:p>
+            <w:pPr>
+              <w:jc w:val="center"/>
+            </w:pPr>
+            <w:r/>
+            <w:r>
+              <w:rPr>
+                <w:b/>
+                <w:i w:val="0"/>
+                <w:sz w:val="19"/>
+              </w:rPr>
+              <w:t>Target PK</w:t>
+            </w:r>
+          </w:p>
+        </w:tc>
+        <w:tc>
+          <w:tcPr>
+            <w:tcW w:type="dxa" w:w="1440"/>
+            <w:shd w:val="clear" w:color="auto" w:fill="F2F2F2"/>
+          </w:tcPr>
+          <w:p>
+            <w:pPr>
+              <w:jc w:val="center"/>
+            </w:pPr>
+            <w:r/>
+            <w:r>
+              <w:rPr>
+                <w:b/>
+                <w:i w:val="0"/>
+                <w:sz w:val="19"/>
+              </w:rPr>
+              <w:t>Target Triwulan</w:t>
+            </w:r>
+          </w:p>
+        </w:tc>
+        <w:tc>
+          <w:tcPr>
+            <w:tcW w:type="dxa" w:w="1440"/>
+            <w:shd w:val="clear" w:color="auto" w:fill="F2F2F2"/>
+          </w:tcPr>
+          <w:p>
+            <w:pPr>
+              <w:jc w:val="center"/>
+            </w:pPr>
+            <w:r/>
+            <w:r>
+              <w:rPr>
+                <w:b/>
+                <w:i w:val="0"/>
+                <w:sz w:val="19"/>
+              </w:rPr>
+              <w:t>Realisasi Triwulan</w:t>
+            </w:r>
+          </w:p>
+        </w:tc>
+        <w:tc>
+          <w:tcPr>
+            <w:tcW w:type="dxa" w:w="1440"/>
+            <w:shd w:val="clear" w:color="auto" w:fill="F2F2F2"/>
+          </w:tcPr>
+          <w:p>
+            <w:pPr>
+              <w:jc w:val="center"/>
+            </w:pPr>
+            <w:r/>
+            <w:r>
+              <w:rPr>
+                <w:b/>
+                <w:i w:val="0"/>
+                <w:sz w:val="19"/>
+              </w:rPr>
+              <w:t>Capaian Thd Target PK</w:t>
+            </w:r>
+          </w:p>
+        </w:tc>
+      </w:tr>
+      <w:tr>
+        <w:tc>
+          <w:tcPr>
+            <w:tcW w:type="dxa" w:w="1440"/>
+          </w:tcPr>
+          <w:p>
+            <w:pPr>
+              <w:jc w:val="center"/>
+            </w:pPr>
+            <w:r/>
+            <w:r>
+              <w:rPr>
+                <w:b w:val="0"/>
+                <w:i w:val="0"/>
+              </w:rPr>
+              <w:t>1</w:t>
+            </w:r>
+          </w:p>
+        </w:tc>
+        <w:tc>
+          <w:tcPr>
+            <w:tcW w:type="dxa" w:w="1440"/>
+          </w:tcPr>
+          <w:p>
+            <w:r/>
+            <w:r>
+              <w:rPr>
+                <w:b w:val="0"/>
+                <w:i w:val="0"/>
+                <w:sz w:val="19"/>
+              </w:rPr>
+              <w:t>1111 Persentase Publikasi/Laporan Statistik Kependudukan Dan Ketenagakerjaan Yang Berkualitas</w:t>
+            </w:r>
+          </w:p>
+        </w:tc>
+        <w:tc>
+          <w:tcPr>
+            <w:tcW w:type="dxa" w:w="1440"/>
+          </w:tcPr>
+          <w:p>
+            <w:r/>
+            <w:r>
+              <w:rPr>
+                <w:b w:val="0"/>
+                <w:i w:val="0"/>
+              </w:rPr>
+            </w:r>
+          </w:p>
+        </w:tc>
+        <w:tc>
+          <w:tcPr>
+            <w:tcW w:type="dxa" w:w="1440"/>
+          </w:tcPr>
+          <w:p>
+            <w:r/>
+            <w:r>
+              <w:rPr>
+                <w:b w:val="0"/>
+                <w:i w:val="0"/>
+              </w:rPr>
+            </w:r>
+          </w:p>
+        </w:tc>
+        <w:tc>
+          <w:tcPr>
+            <w:tcW w:type="dxa" w:w="1440"/>
+          </w:tcPr>
+          <w:p>
+            <w:r/>
+            <w:r>
+              <w:rPr>
+                <w:b w:val="0"/>
+                <w:i w:val="0"/>
+              </w:rPr>
+            </w:r>
+          </w:p>
+        </w:tc>
+        <w:tc>
+          <w:tcPr>
+            <w:tcW w:type="dxa" w:w="1440"/>
+          </w:tcPr>
+          <w:p>
+            <w:r/>
+            <w:r>
+              <w:rPr>
+                <w:b w:val="0"/>
+                <w:i w:val="0"/>
+              </w:rPr>
+            </w:r>
+          </w:p>
+        </w:tc>
+      </w:tr>
+    </w:tbl>
+    <w:p>
+      <w:r>
+        <w:rPr>
+          <w:b/>
+          <w:i/>
+          <w:color w:val="1F4E79"/>
+          <w:sz w:val="19"/>
+        </w:rPr>
+        <w:t>↳ Diisi di aplikasi: Sasaran &amp; Indikator Kinerja di halaman Master IKU; Target/Realisasi di Verifikasi Capaian.</w:t>
+      </w:r>
+    </w:p>
+    <w:tbl>
+      <w:tblPr>
+        <w:tblStyle w:val="TableGrid"/>
+        <w:tblW w:type="auto" w:w="0"/>
+        <w:tblLook w:firstColumn="1" w:firstRow="1" w:lastColumn="0" w:lastRow="0" w:noHBand="0" w:noVBand="1" w:val="04A0"/>
+      </w:tblPr>
+      <w:tblGrid>
+        <w:gridCol w:w="8640"/>
+      </w:tblGrid>
+      <w:tr>
+        <w:tc>
+          <w:tcPr>
+            <w:tcW w:type="dxa" w:w="8640"/>
+            <w:shd w:val="clear" w:color="auto" w:fill="D9D9D9"/>
+          </w:tcPr>
+          <w:p>
+            <w:pPr>
+              <w:jc w:val="center"/>
+            </w:pPr>
+            <w:r/>
+            <w:r>
+              <w:rPr>
+                <w:b/>
+                <w:i w:val="0"/>
+              </w:rPr>
+              <w:t>Analisis Capaian Kinerja</w:t>
+            </w:r>
+          </w:p>
+        </w:tc>
+      </w:tr>
+      <w:tr>
+        <w:tc>
+          <w:tcPr>
+            <w:tcW w:type="dxa" w:w="8640"/>
+          </w:tcPr>
+          <w:p>
+            <w:r/>
+            <w:r>
+              <w:rPr>
+                <w:b w:val="0"/>
+                <w:i w:val="0"/>
+              </w:rPr>
+            </w:r>
+          </w:p>
+        </w:tc>
+      </w:tr>
+    </w:tbl>
+    <w:p>
+      <w:r>
+        <w:rPr>
+          <w:b/>
+          <w:i/>
+          <w:color w:val="1F4E79"/>
+          <w:sz w:val="19"/>
+        </w:rPr>
+        <w:t>↳ Diisi di aplikasi: kolom "Analisis Capaian Kinerja" pada Verifikasi Capaian -- boleh beberapa paragraf/daftar bernomor.</w:t>
+      </w:r>
+    </w:p>
+    <w:p>
+      <w:r>
+        <w:rPr>
+          <w:i/>
+          <w:color w:val="C00000"/>
+          <w:sz w:val="18"/>
+        </w:rPr>
+        <w:t>Realisasi Volume RO dan Progress Pelaksanaan Kegiatan sampai dengan Triwulan Berjalan (HANYA tercetak otomatis bila realisasi IKU ini pada triwulan berjalan masih kosong):</w:t>
+      </w:r>
+    </w:p>
+    <w:p>
+      <w:r>
+        <w:rPr>
+          <w:b/>
+          <w:i/>
+          <w:color w:val="1F4E79"/>
+          <w:sz w:val="19"/>
+        </w:rPr>
+        <w:t>↳ Diisi di aplikasi: kolom Volume RO / Progres Pelaksanaan pada Isian Kegiatan.</w:t>
+      </w:r>
+    </w:p>
+    <w:p>
+      <w:r>
+        <w:rPr>
+          <w:b/>
+          <w:sz w:val="21"/>
+        </w:rPr>
+        <w:t>Kendala :</w:t>
       </w:r>
     </w:p>
     <w:p>
       <w:pPr>
-        <w:pStyle w:val="ListBullet"/>
+        <w:pStyle w:val="ListNumber"/>
       </w:pPr>
+      <w:r/>
+    </w:p>
+    <w:p>
       <w:r>
         <w:rPr>
           <w:b/>
+          <w:i/>
+          <w:color w:val="1F4E79"/>
+          <w:sz w:val="19"/>
         </w:rPr>
-        <w:t xml:space="preserve">Tabel capaian: </w:t>
+        <w:t>↳ Diisi di aplikasi: satu baris = satu catatan "Kendala" pada Verifikasi Capaian (boleh lebih dari satu per indikator).</w:t>
       </w:r>
+    </w:p>
+    <w:p>
       <w:r>
-        <w:t>No. | Indikator Kinerja | Target PK | Target/Realisasi/Capaian Triwulan berjalan | Capaian Thd Target PK -- diisi otomatis dari Master IKU + Verifikasi Capaian.</w:t>
+        <w:rPr>
+          <w:b/>
+          <w:sz w:val="21"/>
+        </w:rPr>
+        <w:t>Solusi :</w:t>
       </w:r>
     </w:p>
     <w:p>
       <w:pPr>
-        <w:pStyle w:val="ListBullet"/>
+        <w:pStyle w:val="ListNumber"/>
       </w:pPr>
+      <w:r/>
+    </w:p>
+    <w:p>
       <w:r>
         <w:rPr>
           <w:b/>
+          <w:i/>
+          <w:color w:val="1F4E79"/>
+          <w:sz w:val="19"/>
         </w:rPr>
-        <w:t xml:space="preserve">Analisis Capaian Kinerja: </w:t>
+        <w:t>↳ Diisi di aplikasi: "Solusi" berpasangan dengan Kendala di atas, pada Verifikasi Capaian.</w:t>
       </w:r>
+    </w:p>
+    <w:tbl>
+      <w:tblPr>
+        <w:tblStyle w:val="TableGrid"/>
+        <w:tblW w:type="auto" w:w="0"/>
+        <w:tblLook w:firstColumn="1" w:firstRow="1" w:lastColumn="0" w:lastRow="0" w:noHBand="0" w:noVBand="1" w:val="04A0"/>
+      </w:tblPr>
+      <w:tblGrid>
+        <w:gridCol w:w="4320"/>
+        <w:gridCol w:w="4320"/>
+      </w:tblGrid>
+      <w:tr>
+        <w:tc>
+          <w:tcPr>
+            <w:tcW w:type="dxa" w:w="4320"/>
+          </w:tcPr>
+          <w:p>
+            <w:r/>
+            <w:r>
+              <w:rPr>
+                <w:b/>
+                <w:i w:val="0"/>
+              </w:rPr>
+              <w:t>Rencana Tindak Lanjut (RTL)</w:t>
+            </w:r>
+          </w:p>
+        </w:tc>
+        <w:tc>
+          <w:tcPr>
+            <w:tcW w:type="dxa" w:w="4320"/>
+          </w:tcPr>
+          <w:p>
+            <w:r/>
+            <w:r>
+              <w:rPr>
+                <w:b w:val="0"/>
+                <w:i w:val="0"/>
+              </w:rPr>
+              <w:t>PIC Tindak Lanjut :</w:t>
+              <w:br/>
+              <w:br/>
+              <w:t>Batas Waktu Tindak Lanjut :</w:t>
+            </w:r>
+          </w:p>
+        </w:tc>
+      </w:tr>
+    </w:tbl>
+    <w:p>
       <w:r>
-        <w:t>Kotak berjudul berisi narasi bebas -- diisi di kolom "Analisis Capaian Kinerja" pada Verifikasi Capaian. Boleh beberapa paragraf/daftar bernomor, baris baru akan tetap tampil sebagai baris baru.</w:t>
+        <w:rPr>
+          <w:b/>
+          <w:i/>
+          <w:color w:val="1F4E79"/>
+          <w:sz w:val="19"/>
+        </w:rPr>
+        <w:t>↳ Diisi di aplikasi: halaman RTL Evaluasi -- PIC &amp; Batas Waktu dicetak sekali untuk seluruh daftar RTL indikator ini.</w:t>
+      </w:r>
+    </w:p>
+    <w:tbl>
+      <w:tblPr>
+        <w:tblStyle w:val="TableGrid"/>
+        <w:tblW w:type="auto" w:w="0"/>
+        <w:tblLook w:firstColumn="1" w:firstRow="1" w:lastColumn="0" w:lastRow="0" w:noHBand="0" w:noVBand="1" w:val="04A0"/>
+      </w:tblPr>
+      <w:tblGrid>
+        <w:gridCol w:w="8640"/>
+      </w:tblGrid>
+      <w:tr>
+        <w:tc>
+          <w:tcPr>
+            <w:tcW w:type="dxa" w:w="8640"/>
+            <w:shd w:val="clear" w:color="auto" w:fill="D9D9D9"/>
+          </w:tcPr>
+          <w:p>
+            <w:pPr>
+              <w:jc w:val="center"/>
+            </w:pPr>
+            <w:r/>
+            <w:r>
+              <w:rPr>
+                <w:b/>
+                <w:i w:val="0"/>
+              </w:rPr>
+              <w:t>Dasar Hitung/Bukti Dukung/Lainnya</w:t>
+            </w:r>
+          </w:p>
+        </w:tc>
+      </w:tr>
+      <w:tr>
+        <w:tc>
+          <w:tcPr>
+            <w:tcW w:type="dxa" w:w="8640"/>
+          </w:tcPr>
+          <w:p>
+            <w:r/>
+            <w:r>
+              <w:rPr>
+                <w:b w:val="0"/>
+                <w:i w:val="0"/>
+                <w:sz w:val="19"/>
+              </w:rPr>
+              <w:t>Dasar Hitung dan Basis Data Realisasi IKU :</w:t>
+              <w:br/>
+              <w:t>(rumus, dimana:, rincian n= mencakup/N= mencakup ...)</w:t>
+              <w:br/>
+              <w:br/>
+              <w:t>Tautan Bukti Dukung Realisasi Target : (otomatis dari folder Drive IKU ini)</w:t>
+              <w:br/>
+              <w:t>Tautan Bukti Dukung Tindak Lanjut Triwulan Sebelumnya : (otomatis)</w:t>
+              <w:br/>
+              <w:t>RTL triwulan sebelumnya yang telah dilaksanakan : (otomatis, kosong di Triwulan I)</w:t>
+              <w:br/>
+              <w:br/>
+              <w:t>Penjelasan/pembahasan lainnya :</w:t>
+            </w:r>
+          </w:p>
+        </w:tc>
+      </w:tr>
+    </w:tbl>
+    <w:p>
+      <w:r>
+        <w:rPr>
+          <w:b/>
+          <w:i/>
+          <w:color w:val="1F4E79"/>
+          <w:sz w:val="19"/>
+        </w:rPr>
+        <w:t>↳ Diisi di aplikasi: "Dasar Hitung" pada Master IKU (boleh multi-baris); "Penjelasan/Pembahasan Lainnya" pada Verifikasi Capaian.</w:t>
+      </w:r>
+    </w:p>
+    <w:p/>
+    <w:tbl>
+      <w:tblPr>
+        <w:tblStyle w:val="TableGrid"/>
+        <w:tblW w:type="auto" w:w="0"/>
+        <w:tblLook w:firstColumn="1" w:firstRow="1" w:lastColumn="0" w:lastRow="0" w:noHBand="0" w:noVBand="1" w:val="04A0"/>
+      </w:tblPr>
+      <w:tblGrid>
+        <w:gridCol w:w="1440"/>
+        <w:gridCol w:w="1440"/>
+        <w:gridCol w:w="1440"/>
+        <w:gridCol w:w="1440"/>
+        <w:gridCol w:w="1440"/>
+        <w:gridCol w:w="1440"/>
+      </w:tblGrid>
+      <w:tr>
+        <w:tc>
+          <w:tcPr>
+            <w:tcW w:type="dxa" w:w="8640"/>
+            <w:gridSpan w:val="6"/>
+            <w:shd w:val="clear" w:color="auto" w:fill="D9D9D9"/>
+          </w:tcPr>
+          <w:p>
+            <w:r/>
+            <w:r>
+              <w:rPr>
+                <w:b/>
+                <w:i w:val="0"/>
+              </w:rPr>
+              <w:t>Sasaran : Terwujudnya Penyediaan Data Dan Insight Statistik Kesejahteraan Rakyat Yang Berkualitas</w:t>
+            </w:r>
+          </w:p>
+        </w:tc>
+      </w:tr>
+      <w:tr>
+        <w:tc>
+          <w:tcPr>
+            <w:tcW w:type="dxa" w:w="1440"/>
+            <w:shd w:val="clear" w:color="auto" w:fill="F2F2F2"/>
+          </w:tcPr>
+          <w:p>
+            <w:pPr>
+              <w:jc w:val="center"/>
+            </w:pPr>
+            <w:r/>
+            <w:r>
+              <w:rPr>
+                <w:b/>
+                <w:i w:val="0"/>
+                <w:sz w:val="19"/>
+              </w:rPr>
+              <w:t>No.</w:t>
+            </w:r>
+          </w:p>
+        </w:tc>
+        <w:tc>
+          <w:tcPr>
+            <w:tcW w:type="dxa" w:w="1440"/>
+            <w:shd w:val="clear" w:color="auto" w:fill="F2F2F2"/>
+          </w:tcPr>
+          <w:p>
+            <w:pPr>
+              <w:jc w:val="center"/>
+            </w:pPr>
+            <w:r/>
+            <w:r>
+              <w:rPr>
+                <w:b/>
+                <w:i w:val="0"/>
+                <w:sz w:val="19"/>
+              </w:rPr>
+              <w:t>Indikator Kinerja</w:t>
+            </w:r>
+          </w:p>
+        </w:tc>
+        <w:tc>
+          <w:tcPr>
+            <w:tcW w:type="dxa" w:w="1440"/>
+            <w:shd w:val="clear" w:color="auto" w:fill="F2F2F2"/>
+          </w:tcPr>
+          <w:p>
+            <w:pPr>
+              <w:jc w:val="center"/>
+            </w:pPr>
+            <w:r/>
+            <w:r>
+              <w:rPr>
+                <w:b/>
+                <w:i w:val="0"/>
+                <w:sz w:val="19"/>
+              </w:rPr>
+              <w:t>Target PK</w:t>
+            </w:r>
+          </w:p>
+        </w:tc>
+        <w:tc>
+          <w:tcPr>
+            <w:tcW w:type="dxa" w:w="1440"/>
+            <w:shd w:val="clear" w:color="auto" w:fill="F2F2F2"/>
+          </w:tcPr>
+          <w:p>
+            <w:pPr>
+              <w:jc w:val="center"/>
+            </w:pPr>
+            <w:r/>
+            <w:r>
+              <w:rPr>
+                <w:b/>
+                <w:i w:val="0"/>
+                <w:sz w:val="19"/>
+              </w:rPr>
+              <w:t>Target Triwulan</w:t>
+            </w:r>
+          </w:p>
+        </w:tc>
+        <w:tc>
+          <w:tcPr>
+            <w:tcW w:type="dxa" w:w="1440"/>
+            <w:shd w:val="clear" w:color="auto" w:fill="F2F2F2"/>
+          </w:tcPr>
+          <w:p>
+            <w:pPr>
+              <w:jc w:val="center"/>
+            </w:pPr>
+            <w:r/>
+            <w:r>
+              <w:rPr>
+                <w:b/>
+                <w:i w:val="0"/>
+                <w:sz w:val="19"/>
+              </w:rPr>
+              <w:t>Realisasi Triwulan</w:t>
+            </w:r>
+          </w:p>
+        </w:tc>
+        <w:tc>
+          <w:tcPr>
+            <w:tcW w:type="dxa" w:w="1440"/>
+            <w:shd w:val="clear" w:color="auto" w:fill="F2F2F2"/>
+          </w:tcPr>
+          <w:p>
+            <w:pPr>
+              <w:jc w:val="center"/>
+            </w:pPr>
+            <w:r/>
+            <w:r>
+              <w:rPr>
+                <w:b/>
+                <w:i w:val="0"/>
+                <w:sz w:val="19"/>
+              </w:rPr>
+              <w:t>Capaian Thd Target PK</w:t>
+            </w:r>
+          </w:p>
+        </w:tc>
+      </w:tr>
+      <w:tr>
+        <w:tc>
+          <w:tcPr>
+            <w:tcW w:type="dxa" w:w="1440"/>
+          </w:tcPr>
+          <w:p>
+            <w:pPr>
+              <w:jc w:val="center"/>
+            </w:pPr>
+            <w:r/>
+            <w:r>
+              <w:rPr>
+                <w:b w:val="0"/>
+                <w:i w:val="0"/>
+              </w:rPr>
+              <w:t>1</w:t>
+            </w:r>
+          </w:p>
+        </w:tc>
+        <w:tc>
+          <w:tcPr>
+            <w:tcW w:type="dxa" w:w="1440"/>
+          </w:tcPr>
+          <w:p>
+            <w:r/>
+            <w:r>
+              <w:rPr>
+                <w:b w:val="0"/>
+                <w:i w:val="0"/>
+                <w:sz w:val="19"/>
+              </w:rPr>
+              <w:t>1131 Persentase Publikasi/Laporan Statistik Kesejahteraan Rakyat Yang Berkualitas</w:t>
+            </w:r>
+          </w:p>
+        </w:tc>
+        <w:tc>
+          <w:tcPr>
+            <w:tcW w:type="dxa" w:w="1440"/>
+          </w:tcPr>
+          <w:p>
+            <w:r/>
+            <w:r>
+              <w:rPr>
+                <w:b w:val="0"/>
+                <w:i w:val="0"/>
+              </w:rPr>
+            </w:r>
+          </w:p>
+        </w:tc>
+        <w:tc>
+          <w:tcPr>
+            <w:tcW w:type="dxa" w:w="1440"/>
+          </w:tcPr>
+          <w:p>
+            <w:r/>
+            <w:r>
+              <w:rPr>
+                <w:b w:val="0"/>
+                <w:i w:val="0"/>
+              </w:rPr>
+            </w:r>
+          </w:p>
+        </w:tc>
+        <w:tc>
+          <w:tcPr>
+            <w:tcW w:type="dxa" w:w="1440"/>
+          </w:tcPr>
+          <w:p>
+            <w:r/>
+            <w:r>
+              <w:rPr>
+                <w:b w:val="0"/>
+                <w:i w:val="0"/>
+              </w:rPr>
+            </w:r>
+          </w:p>
+        </w:tc>
+        <w:tc>
+          <w:tcPr>
+            <w:tcW w:type="dxa" w:w="1440"/>
+          </w:tcPr>
+          <w:p>
+            <w:r/>
+            <w:r>
+              <w:rPr>
+                <w:b w:val="0"/>
+                <w:i w:val="0"/>
+              </w:rPr>
+            </w:r>
+          </w:p>
+        </w:tc>
+      </w:tr>
+    </w:tbl>
+    <w:p>
+      <w:r>
+        <w:rPr>
+          <w:b/>
+          <w:i/>
+          <w:color w:val="1F4E79"/>
+          <w:sz w:val="19"/>
+        </w:rPr>
+        <w:t>↳ Diisi di aplikasi: Sasaran &amp; Indikator Kinerja di halaman Master IKU; Target/Realisasi di Verifikasi Capaian.</w:t>
+      </w:r>
+    </w:p>
+    <w:tbl>
+      <w:tblPr>
+        <w:tblStyle w:val="TableGrid"/>
+        <w:tblW w:type="auto" w:w="0"/>
+        <w:tblLook w:firstColumn="1" w:firstRow="1" w:lastColumn="0" w:lastRow="0" w:noHBand="0" w:noVBand="1" w:val="04A0"/>
+      </w:tblPr>
+      <w:tblGrid>
+        <w:gridCol w:w="8640"/>
+      </w:tblGrid>
+      <w:tr>
+        <w:tc>
+          <w:tcPr>
+            <w:tcW w:type="dxa" w:w="8640"/>
+            <w:shd w:val="clear" w:color="auto" w:fill="D9D9D9"/>
+          </w:tcPr>
+          <w:p>
+            <w:pPr>
+              <w:jc w:val="center"/>
+            </w:pPr>
+            <w:r/>
+            <w:r>
+              <w:rPr>
+                <w:b/>
+                <w:i w:val="0"/>
+              </w:rPr>
+              <w:t>Analisis Capaian Kinerja</w:t>
+            </w:r>
+          </w:p>
+        </w:tc>
+      </w:tr>
+      <w:tr>
+        <w:tc>
+          <w:tcPr>
+            <w:tcW w:type="dxa" w:w="8640"/>
+          </w:tcPr>
+          <w:p>
+            <w:r/>
+            <w:r>
+              <w:rPr>
+                <w:b w:val="0"/>
+                <w:i w:val="0"/>
+              </w:rPr>
+            </w:r>
+          </w:p>
+        </w:tc>
+      </w:tr>
+    </w:tbl>
+    <w:p>
+      <w:r>
+        <w:rPr>
+          <w:b/>
+          <w:i/>
+          <w:color w:val="1F4E79"/>
+          <w:sz w:val="19"/>
+        </w:rPr>
+        <w:t>↳ Diisi di aplikasi: kolom "Analisis Capaian Kinerja" pada Verifikasi Capaian -- boleh beberapa paragraf/daftar bernomor.</w:t>
+      </w:r>
+    </w:p>
+    <w:p>
+      <w:r>
+        <w:rPr>
+          <w:i/>
+          <w:color w:val="C00000"/>
+          <w:sz w:val="18"/>
+        </w:rPr>
+        <w:t>Realisasi Volume RO dan Progress Pelaksanaan Kegiatan sampai dengan Triwulan Berjalan (HANYA tercetak otomatis bila realisasi IKU ini pada triwulan berjalan masih kosong):</w:t>
+      </w:r>
+    </w:p>
+    <w:p>
+      <w:r>
+        <w:rPr>
+          <w:b/>
+          <w:i/>
+          <w:color w:val="1F4E79"/>
+          <w:sz w:val="19"/>
+        </w:rPr>
+        <w:t>↳ Diisi di aplikasi: kolom Volume RO / Progres Pelaksanaan pada Isian Kegiatan.</w:t>
+      </w:r>
+    </w:p>
+    <w:p>
+      <w:r>
+        <w:rPr>
+          <w:b/>
+          <w:sz w:val="21"/>
+        </w:rPr>
+        <w:t>Kendala :</w:t>
       </w:r>
     </w:p>
     <w:p>
       <w:pPr>
-        <w:pStyle w:val="ListBullet"/>
+        <w:pStyle w:val="ListNumber"/>
       </w:pPr>
+      <w:r/>
+    </w:p>
+    <w:p>
       <w:r>
         <w:rPr>
           <w:b/>
+          <w:i/>
+          <w:color w:val="1F4E79"/>
+          <w:sz w:val="19"/>
         </w:rPr>
-        <w:t xml:space="preserve">Realisasi Volume RO dan Progress Pelaksanaan Kegiatan: </w:t>
+        <w:t>↳ Diisi di aplikasi: satu baris = satu catatan "Kendala" pada Verifikasi Capaian (boleh lebih dari satu per indikator).</w:t>
       </w:r>
+    </w:p>
+    <w:p>
       <w:r>
-        <w:t>Otomatis tampil HANYA bila realisasi IKU pada triwulan berjalan masih kosong -- diambil dari kolom Volume RO/Progres pada Isian Kegiatan.</w:t>
+        <w:rPr>
+          <w:b/>
+          <w:sz w:val="21"/>
+        </w:rPr>
+        <w:t>Solusi :</w:t>
       </w:r>
     </w:p>
     <w:p>
       <w:pPr>
-        <w:pStyle w:val="ListBullet"/>
+        <w:pStyle w:val="ListNumber"/>
       </w:pPr>
+      <w:r/>
+    </w:p>
+    <w:p>
       <w:r>
         <w:rPr>
           <w:b/>
+          <w:i/>
+          <w:color w:val="1F4E79"/>
+          <w:sz w:val="19"/>
         </w:rPr>
-        <w:t xml:space="preserve">Kendala :: </w:t>
+        <w:t>↳ Diisi di aplikasi: "Solusi" berpasangan dengan Kendala di atas, pada Verifikasi Capaian.</w:t>
       </w:r>
+    </w:p>
+    <w:tbl>
+      <w:tblPr>
+        <w:tblStyle w:val="TableGrid"/>
+        <w:tblW w:type="auto" w:w="0"/>
+        <w:tblLook w:firstColumn="1" w:firstRow="1" w:lastColumn="0" w:lastRow="0" w:noHBand="0" w:noVBand="1" w:val="04A0"/>
+      </w:tblPr>
+      <w:tblGrid>
+        <w:gridCol w:w="4320"/>
+        <w:gridCol w:w="4320"/>
+      </w:tblGrid>
+      <w:tr>
+        <w:tc>
+          <w:tcPr>
+            <w:tcW w:type="dxa" w:w="4320"/>
+          </w:tcPr>
+          <w:p>
+            <w:r/>
+            <w:r>
+              <w:rPr>
+                <w:b/>
+                <w:i w:val="0"/>
+              </w:rPr>
+              <w:t>Rencana Tindak Lanjut (RTL)</w:t>
+            </w:r>
+          </w:p>
+        </w:tc>
+        <w:tc>
+          <w:tcPr>
+            <w:tcW w:type="dxa" w:w="4320"/>
+          </w:tcPr>
+          <w:p>
+            <w:r/>
+            <w:r>
+              <w:rPr>
+                <w:b w:val="0"/>
+                <w:i w:val="0"/>
+              </w:rPr>
+              <w:t>PIC Tindak Lanjut :</w:t>
+              <w:br/>
+              <w:br/>
+              <w:t>Batas Waktu Tindak Lanjut :</w:t>
+            </w:r>
+          </w:p>
+        </w:tc>
+      </w:tr>
+    </w:tbl>
+    <w:p>
       <w:r>
-        <w:t>Daftar bernomor -- satu baris = satu catatan Kendala pada Verifikasi Capaian (bisa lebih dari satu per indikator).</w:t>
+        <w:rPr>
+          <w:b/>
+          <w:i/>
+          <w:color w:val="1F4E79"/>
+          <w:sz w:val="19"/>
+        </w:rPr>
+        <w:t>↳ Diisi di aplikasi: halaman RTL Evaluasi -- PIC &amp; Batas Waktu dicetak sekali untuk seluruh daftar RTL indikator ini.</w:t>
+      </w:r>
+    </w:p>
+    <w:tbl>
+      <w:tblPr>
+        <w:tblStyle w:val="TableGrid"/>
+        <w:tblW w:type="auto" w:w="0"/>
+        <w:tblLook w:firstColumn="1" w:firstRow="1" w:lastColumn="0" w:lastRow="0" w:noHBand="0" w:noVBand="1" w:val="04A0"/>
+      </w:tblPr>
+      <w:tblGrid>
+        <w:gridCol w:w="8640"/>
+      </w:tblGrid>
+      <w:tr>
+        <w:tc>
+          <w:tcPr>
+            <w:tcW w:type="dxa" w:w="8640"/>
+            <w:shd w:val="clear" w:color="auto" w:fill="D9D9D9"/>
+          </w:tcPr>
+          <w:p>
+            <w:pPr>
+              <w:jc w:val="center"/>
+            </w:pPr>
+            <w:r/>
+            <w:r>
+              <w:rPr>
+                <w:b/>
+                <w:i w:val="0"/>
+              </w:rPr>
+              <w:t>Dasar Hitung/Bukti Dukung/Lainnya</w:t>
+            </w:r>
+          </w:p>
+        </w:tc>
+      </w:tr>
+      <w:tr>
+        <w:tc>
+          <w:tcPr>
+            <w:tcW w:type="dxa" w:w="8640"/>
+          </w:tcPr>
+          <w:p>
+            <w:r/>
+            <w:r>
+              <w:rPr>
+                <w:b w:val="0"/>
+                <w:i w:val="0"/>
+                <w:sz w:val="19"/>
+              </w:rPr>
+              <w:t>Dasar Hitung dan Basis Data Realisasi IKU :</w:t>
+              <w:br/>
+              <w:t>(rumus, dimana:, rincian n= mencakup/N= mencakup ...)</w:t>
+              <w:br/>
+              <w:br/>
+              <w:t>Tautan Bukti Dukung Realisasi Target : (otomatis dari folder Drive IKU ini)</w:t>
+              <w:br/>
+              <w:t>Tautan Bukti Dukung Tindak Lanjut Triwulan Sebelumnya : (otomatis)</w:t>
+              <w:br/>
+              <w:t>RTL triwulan sebelumnya yang telah dilaksanakan : (otomatis, kosong di Triwulan I)</w:t>
+              <w:br/>
+              <w:br/>
+              <w:t>Penjelasan/pembahasan lainnya :</w:t>
+            </w:r>
+          </w:p>
+        </w:tc>
+      </w:tr>
+    </w:tbl>
+    <w:p>
+      <w:r>
+        <w:rPr>
+          <w:b/>
+          <w:i/>
+          <w:color w:val="1F4E79"/>
+          <w:sz w:val="19"/>
+        </w:rPr>
+        <w:t>↳ Diisi di aplikasi: "Dasar Hitung" pada Master IKU (boleh multi-baris); "Penjelasan/Pembahasan Lainnya" pada Verifikasi Capaian.</w:t>
+      </w:r>
+    </w:p>
+    <w:p/>
+    <w:tbl>
+      <w:tblPr>
+        <w:tblStyle w:val="TableGrid"/>
+        <w:tblW w:type="auto" w:w="0"/>
+        <w:tblLook w:firstColumn="1" w:firstRow="1" w:lastColumn="0" w:lastRow="0" w:noHBand="0" w:noVBand="1" w:val="04A0"/>
+      </w:tblPr>
+      <w:tblGrid>
+        <w:gridCol w:w="1440"/>
+        <w:gridCol w:w="1440"/>
+        <w:gridCol w:w="1440"/>
+        <w:gridCol w:w="1440"/>
+        <w:gridCol w:w="1440"/>
+        <w:gridCol w:w="1440"/>
+      </w:tblGrid>
+      <w:tr>
+        <w:tc>
+          <w:tcPr>
+            <w:tcW w:type="dxa" w:w="8640"/>
+            <w:gridSpan w:val="6"/>
+            <w:shd w:val="clear" w:color="auto" w:fill="D9D9D9"/>
+          </w:tcPr>
+          <w:p>
+            <w:r/>
+            <w:r>
+              <w:rPr>
+                <w:b/>
+                <w:i w:val="0"/>
+              </w:rPr>
+              <w:t>Sasaran : Terwujudnya Penyediaan Data Dan Insight Statistik Ketahanan Sosial Yang Berkualitas</w:t>
+            </w:r>
+          </w:p>
+        </w:tc>
+      </w:tr>
+      <w:tr>
+        <w:tc>
+          <w:tcPr>
+            <w:tcW w:type="dxa" w:w="1440"/>
+            <w:shd w:val="clear" w:color="auto" w:fill="F2F2F2"/>
+          </w:tcPr>
+          <w:p>
+            <w:pPr>
+              <w:jc w:val="center"/>
+            </w:pPr>
+            <w:r/>
+            <w:r>
+              <w:rPr>
+                <w:b/>
+                <w:i w:val="0"/>
+                <w:sz w:val="19"/>
+              </w:rPr>
+              <w:t>No.</w:t>
+            </w:r>
+          </w:p>
+        </w:tc>
+        <w:tc>
+          <w:tcPr>
+            <w:tcW w:type="dxa" w:w="1440"/>
+            <w:shd w:val="clear" w:color="auto" w:fill="F2F2F2"/>
+          </w:tcPr>
+          <w:p>
+            <w:pPr>
+              <w:jc w:val="center"/>
+            </w:pPr>
+            <w:r/>
+            <w:r>
+              <w:rPr>
+                <w:b/>
+                <w:i w:val="0"/>
+                <w:sz w:val="19"/>
+              </w:rPr>
+              <w:t>Indikator Kinerja</w:t>
+            </w:r>
+          </w:p>
+        </w:tc>
+        <w:tc>
+          <w:tcPr>
+            <w:tcW w:type="dxa" w:w="1440"/>
+            <w:shd w:val="clear" w:color="auto" w:fill="F2F2F2"/>
+          </w:tcPr>
+          <w:p>
+            <w:pPr>
+              <w:jc w:val="center"/>
+            </w:pPr>
+            <w:r/>
+            <w:r>
+              <w:rPr>
+                <w:b/>
+                <w:i w:val="0"/>
+                <w:sz w:val="19"/>
+              </w:rPr>
+              <w:t>Target PK</w:t>
+            </w:r>
+          </w:p>
+        </w:tc>
+        <w:tc>
+          <w:tcPr>
+            <w:tcW w:type="dxa" w:w="1440"/>
+            <w:shd w:val="clear" w:color="auto" w:fill="F2F2F2"/>
+          </w:tcPr>
+          <w:p>
+            <w:pPr>
+              <w:jc w:val="center"/>
+            </w:pPr>
+            <w:r/>
+            <w:r>
+              <w:rPr>
+                <w:b/>
+                <w:i w:val="0"/>
+                <w:sz w:val="19"/>
+              </w:rPr>
+              <w:t>Target Triwulan</w:t>
+            </w:r>
+          </w:p>
+        </w:tc>
+        <w:tc>
+          <w:tcPr>
+            <w:tcW w:type="dxa" w:w="1440"/>
+            <w:shd w:val="clear" w:color="auto" w:fill="F2F2F2"/>
+          </w:tcPr>
+          <w:p>
+            <w:pPr>
+              <w:jc w:val="center"/>
+            </w:pPr>
+            <w:r/>
+            <w:r>
+              <w:rPr>
+                <w:b/>
+                <w:i w:val="0"/>
+                <w:sz w:val="19"/>
+              </w:rPr>
+              <w:t>Realisasi Triwulan</w:t>
+            </w:r>
+          </w:p>
+        </w:tc>
+        <w:tc>
+          <w:tcPr>
+            <w:tcW w:type="dxa" w:w="1440"/>
+            <w:shd w:val="clear" w:color="auto" w:fill="F2F2F2"/>
+          </w:tcPr>
+          <w:p>
+            <w:pPr>
+              <w:jc w:val="center"/>
+            </w:pPr>
+            <w:r/>
+            <w:r>
+              <w:rPr>
+                <w:b/>
+                <w:i w:val="0"/>
+                <w:sz w:val="19"/>
+              </w:rPr>
+              <w:t>Capaian Thd Target PK</w:t>
+            </w:r>
+          </w:p>
+        </w:tc>
+      </w:tr>
+      <w:tr>
+        <w:tc>
+          <w:tcPr>
+            <w:tcW w:type="dxa" w:w="1440"/>
+          </w:tcPr>
+          <w:p>
+            <w:pPr>
+              <w:jc w:val="center"/>
+            </w:pPr>
+            <w:r/>
+            <w:r>
+              <w:rPr>
+                <w:b w:val="0"/>
+                <w:i w:val="0"/>
+              </w:rPr>
+              <w:t>1</w:t>
+            </w:r>
+          </w:p>
+        </w:tc>
+        <w:tc>
+          <w:tcPr>
+            <w:tcW w:type="dxa" w:w="1440"/>
+          </w:tcPr>
+          <w:p>
+            <w:r/>
+            <w:r>
+              <w:rPr>
+                <w:b w:val="0"/>
+                <w:i w:val="0"/>
+                <w:sz w:val="19"/>
+              </w:rPr>
+              <w:t>1151 Persentase Publikasi/Laporan Statistik Ketahanan Sosial Yang Berkualitas</w:t>
+            </w:r>
+          </w:p>
+        </w:tc>
+        <w:tc>
+          <w:tcPr>
+            <w:tcW w:type="dxa" w:w="1440"/>
+          </w:tcPr>
+          <w:p>
+            <w:r/>
+            <w:r>
+              <w:rPr>
+                <w:b w:val="0"/>
+                <w:i w:val="0"/>
+              </w:rPr>
+            </w:r>
+          </w:p>
+        </w:tc>
+        <w:tc>
+          <w:tcPr>
+            <w:tcW w:type="dxa" w:w="1440"/>
+          </w:tcPr>
+          <w:p>
+            <w:r/>
+            <w:r>
+              <w:rPr>
+                <w:b w:val="0"/>
+                <w:i w:val="0"/>
+              </w:rPr>
+            </w:r>
+          </w:p>
+        </w:tc>
+        <w:tc>
+          <w:tcPr>
+            <w:tcW w:type="dxa" w:w="1440"/>
+          </w:tcPr>
+          <w:p>
+            <w:r/>
+            <w:r>
+              <w:rPr>
+                <w:b w:val="0"/>
+                <w:i w:val="0"/>
+              </w:rPr>
+            </w:r>
+          </w:p>
+        </w:tc>
+        <w:tc>
+          <w:tcPr>
+            <w:tcW w:type="dxa" w:w="1440"/>
+          </w:tcPr>
+          <w:p>
+            <w:r/>
+            <w:r>
+              <w:rPr>
+                <w:b w:val="0"/>
+                <w:i w:val="0"/>
+              </w:rPr>
+            </w:r>
+          </w:p>
+        </w:tc>
+      </w:tr>
+    </w:tbl>
+    <w:p>
+      <w:r>
+        <w:rPr>
+          <w:b/>
+          <w:i/>
+          <w:color w:val="1F4E79"/>
+          <w:sz w:val="19"/>
+        </w:rPr>
+        <w:t>↳ Diisi di aplikasi: Sasaran &amp; Indikator Kinerja di halaman Master IKU; Target/Realisasi di Verifikasi Capaian.</w:t>
+      </w:r>
+    </w:p>
+    <w:tbl>
+      <w:tblPr>
+        <w:tblStyle w:val="TableGrid"/>
+        <w:tblW w:type="auto" w:w="0"/>
+        <w:tblLook w:firstColumn="1" w:firstRow="1" w:lastColumn="0" w:lastRow="0" w:noHBand="0" w:noVBand="1" w:val="04A0"/>
+      </w:tblPr>
+      <w:tblGrid>
+        <w:gridCol w:w="8640"/>
+      </w:tblGrid>
+      <w:tr>
+        <w:tc>
+          <w:tcPr>
+            <w:tcW w:type="dxa" w:w="8640"/>
+            <w:shd w:val="clear" w:color="auto" w:fill="D9D9D9"/>
+          </w:tcPr>
+          <w:p>
+            <w:pPr>
+              <w:jc w:val="center"/>
+            </w:pPr>
+            <w:r/>
+            <w:r>
+              <w:rPr>
+                <w:b/>
+                <w:i w:val="0"/>
+              </w:rPr>
+              <w:t>Analisis Capaian Kinerja</w:t>
+            </w:r>
+          </w:p>
+        </w:tc>
+      </w:tr>
+      <w:tr>
+        <w:tc>
+          <w:tcPr>
+            <w:tcW w:type="dxa" w:w="8640"/>
+          </w:tcPr>
+          <w:p>
+            <w:r/>
+            <w:r>
+              <w:rPr>
+                <w:b w:val="0"/>
+                <w:i w:val="0"/>
+              </w:rPr>
+            </w:r>
+          </w:p>
+        </w:tc>
+      </w:tr>
+    </w:tbl>
+    <w:p>
+      <w:r>
+        <w:rPr>
+          <w:b/>
+          <w:i/>
+          <w:color w:val="1F4E79"/>
+          <w:sz w:val="19"/>
+        </w:rPr>
+        <w:t>↳ Diisi di aplikasi: kolom "Analisis Capaian Kinerja" pada Verifikasi Capaian -- boleh beberapa paragraf/daftar bernomor.</w:t>
+      </w:r>
+    </w:p>
+    <w:p>
+      <w:r>
+        <w:rPr>
+          <w:i/>
+          <w:color w:val="C00000"/>
+          <w:sz w:val="18"/>
+        </w:rPr>
+        <w:t>Realisasi Volume RO dan Progress Pelaksanaan Kegiatan sampai dengan Triwulan Berjalan (HANYA tercetak otomatis bila realisasi IKU ini pada triwulan berjalan masih kosong):</w:t>
+      </w:r>
+    </w:p>
+    <w:p>
+      <w:r>
+        <w:rPr>
+          <w:b/>
+          <w:i/>
+          <w:color w:val="1F4E79"/>
+          <w:sz w:val="19"/>
+        </w:rPr>
+        <w:t>↳ Diisi di aplikasi: kolom Volume RO / Progres Pelaksanaan pada Isian Kegiatan.</w:t>
+      </w:r>
+    </w:p>
+    <w:p>
+      <w:r>
+        <w:rPr>
+          <w:b/>
+          <w:sz w:val="21"/>
+        </w:rPr>
+        <w:t>Kendala :</w:t>
       </w:r>
     </w:p>
     <w:p>
       <w:pPr>
-        <w:pStyle w:val="ListBullet"/>
+        <w:pStyle w:val="ListNumber"/>
       </w:pPr>
+      <w:r/>
+    </w:p>
+    <w:p>
       <w:r>
         <w:rPr>
           <w:b/>
+          <w:i/>
+          <w:color w:val="1F4E79"/>
+          <w:sz w:val="19"/>
         </w:rPr>
-        <w:t xml:space="preserve">Solusi :: </w:t>
+        <w:t>↳ Diisi di aplikasi: satu baris = satu catatan "Kendala" pada Verifikasi Capaian (boleh lebih dari satu per indikator).</w:t>
       </w:r>
+    </w:p>
+    <w:p>
       <w:r>
-        <w:t>Daftar bernomor, berpasangan dengan Kendala di atas.</w:t>
+        <w:rPr>
+          <w:b/>
+          <w:sz w:val="21"/>
+        </w:rPr>
+        <w:t>Solusi :</w:t>
       </w:r>
     </w:p>
     <w:p>
       <w:pPr>
-        <w:pStyle w:val="ListBullet"/>
+        <w:pStyle w:val="ListNumber"/>
       </w:pPr>
+      <w:r/>
+    </w:p>
+    <w:p>
       <w:r>
         <w:rPr>
           <w:b/>
+          <w:i/>
+          <w:color w:val="1F4E79"/>
+          <w:sz w:val="19"/>
         </w:rPr>
-        <w:t xml:space="preserve">Rencana Tindak Lanjut (RTL): </w:t>
+        <w:t>↳ Diisi di aplikasi: "Solusi" berpasangan dengan Kendala di atas, pada Verifikasi Capaian.</w:t>
       </w:r>
+    </w:p>
+    <w:tbl>
+      <w:tblPr>
+        <w:tblStyle w:val="TableGrid"/>
+        <w:tblW w:type="auto" w:w="0"/>
+        <w:tblLook w:firstColumn="1" w:firstRow="1" w:lastColumn="0" w:lastRow="0" w:noHBand="0" w:noVBand="1" w:val="04A0"/>
+      </w:tblPr>
+      <w:tblGrid>
+        <w:gridCol w:w="4320"/>
+        <w:gridCol w:w="4320"/>
+      </w:tblGrid>
+      <w:tr>
+        <w:tc>
+          <w:tcPr>
+            <w:tcW w:type="dxa" w:w="4320"/>
+          </w:tcPr>
+          <w:p>
+            <w:r/>
+            <w:r>
+              <w:rPr>
+                <w:b/>
+                <w:i w:val="0"/>
+              </w:rPr>
+              <w:t>Rencana Tindak Lanjut (RTL)</w:t>
+            </w:r>
+          </w:p>
+        </w:tc>
+        <w:tc>
+          <w:tcPr>
+            <w:tcW w:type="dxa" w:w="4320"/>
+          </w:tcPr>
+          <w:p>
+            <w:r/>
+            <w:r>
+              <w:rPr>
+                <w:b w:val="0"/>
+                <w:i w:val="0"/>
+              </w:rPr>
+              <w:t>PIC Tindak Lanjut :</w:t>
+              <w:br/>
+              <w:br/>
+              <w:t>Batas Waktu Tindak Lanjut :</w:t>
+            </w:r>
+          </w:p>
+        </w:tc>
+      </w:tr>
+    </w:tbl>
+    <w:p>
       <w:r>
-        <w:t>Daftar bernomor dari RTL Evaluasi; PIC Tindak Lanjut &amp; Batas Waktu Tindak Lanjut dicetak sekali untuk seluruh daftar RTL indikator tsb.</w:t>
+        <w:rPr>
+          <w:b/>
+          <w:i/>
+          <w:color w:val="1F4E79"/>
+          <w:sz w:val="19"/>
+        </w:rPr>
+        <w:t>↳ Diisi di aplikasi: halaman RTL Evaluasi -- PIC &amp; Batas Waktu dicetak sekali untuk seluruh daftar RTL indikator ini.</w:t>
+      </w:r>
+    </w:p>
+    <w:tbl>
+      <w:tblPr>
+        <w:tblStyle w:val="TableGrid"/>
+        <w:tblW w:type="auto" w:w="0"/>
+        <w:tblLook w:firstColumn="1" w:firstRow="1" w:lastColumn="0" w:lastRow="0" w:noHBand="0" w:noVBand="1" w:val="04A0"/>
+      </w:tblPr>
+      <w:tblGrid>
+        <w:gridCol w:w="8640"/>
+      </w:tblGrid>
+      <w:tr>
+        <w:tc>
+          <w:tcPr>
+            <w:tcW w:type="dxa" w:w="8640"/>
+            <w:shd w:val="clear" w:color="auto" w:fill="D9D9D9"/>
+          </w:tcPr>
+          <w:p>
+            <w:pPr>
+              <w:jc w:val="center"/>
+            </w:pPr>
+            <w:r/>
+            <w:r>
+              <w:rPr>
+                <w:b/>
+                <w:i w:val="0"/>
+              </w:rPr>
+              <w:t>Dasar Hitung/Bukti Dukung/Lainnya</w:t>
+            </w:r>
+          </w:p>
+        </w:tc>
+      </w:tr>
+      <w:tr>
+        <w:tc>
+          <w:tcPr>
+            <w:tcW w:type="dxa" w:w="8640"/>
+          </w:tcPr>
+          <w:p>
+            <w:r/>
+            <w:r>
+              <w:rPr>
+                <w:b w:val="0"/>
+                <w:i w:val="0"/>
+                <w:sz w:val="19"/>
+              </w:rPr>
+              <w:t>Dasar Hitung dan Basis Data Realisasi IKU :</w:t>
+              <w:br/>
+              <w:t>(rumus, dimana:, rincian n= mencakup/N= mencakup ...)</w:t>
+              <w:br/>
+              <w:br/>
+              <w:t>Tautan Bukti Dukung Realisasi Target : (otomatis dari folder Drive IKU ini)</w:t>
+              <w:br/>
+              <w:t>Tautan Bukti Dukung Tindak Lanjut Triwulan Sebelumnya : (otomatis)</w:t>
+              <w:br/>
+              <w:t>RTL triwulan sebelumnya yang telah dilaksanakan : (otomatis, kosong di Triwulan I)</w:t>
+              <w:br/>
+              <w:br/>
+              <w:t>Penjelasan/pembahasan lainnya :</w:t>
+            </w:r>
+          </w:p>
+        </w:tc>
+      </w:tr>
+    </w:tbl>
+    <w:p>
+      <w:r>
+        <w:rPr>
+          <w:b/>
+          <w:i/>
+          <w:color w:val="1F4E79"/>
+          <w:sz w:val="19"/>
+        </w:rPr>
+        <w:t>↳ Diisi di aplikasi: "Dasar Hitung" pada Master IKU (boleh multi-baris); "Penjelasan/Pembahasan Lainnya" pada Verifikasi Capaian.</w:t>
+      </w:r>
+    </w:p>
+    <w:p/>
+    <w:tbl>
+      <w:tblPr>
+        <w:tblStyle w:val="TableGrid"/>
+        <w:tblW w:type="auto" w:w="0"/>
+        <w:tblLook w:firstColumn="1" w:firstRow="1" w:lastColumn="0" w:lastRow="0" w:noHBand="0" w:noVBand="1" w:val="04A0"/>
+      </w:tblPr>
+      <w:tblGrid>
+        <w:gridCol w:w="1440"/>
+        <w:gridCol w:w="1440"/>
+        <w:gridCol w:w="1440"/>
+        <w:gridCol w:w="1440"/>
+        <w:gridCol w:w="1440"/>
+        <w:gridCol w:w="1440"/>
+      </w:tblGrid>
+      <w:tr>
+        <w:tc>
+          <w:tcPr>
+            <w:tcW w:type="dxa" w:w="8640"/>
+            <w:gridSpan w:val="6"/>
+            <w:shd w:val="clear" w:color="auto" w:fill="D9D9D9"/>
+          </w:tcPr>
+          <w:p>
+            <w:r/>
+            <w:r>
+              <w:rPr>
+                <w:b/>
+                <w:i w:val="0"/>
+              </w:rPr>
+              <w:t>Sasaran : Terwujudnya Penyediaan Data Dan Insight Statistik Sumber Daya Hayati Yang Berkualitas</w:t>
+            </w:r>
+          </w:p>
+        </w:tc>
+      </w:tr>
+      <w:tr>
+        <w:tc>
+          <w:tcPr>
+            <w:tcW w:type="dxa" w:w="1440"/>
+            <w:shd w:val="clear" w:color="auto" w:fill="F2F2F2"/>
+          </w:tcPr>
+          <w:p>
+            <w:pPr>
+              <w:jc w:val="center"/>
+            </w:pPr>
+            <w:r/>
+            <w:r>
+              <w:rPr>
+                <w:b/>
+                <w:i w:val="0"/>
+                <w:sz w:val="19"/>
+              </w:rPr>
+              <w:t>No.</w:t>
+            </w:r>
+          </w:p>
+        </w:tc>
+        <w:tc>
+          <w:tcPr>
+            <w:tcW w:type="dxa" w:w="1440"/>
+            <w:shd w:val="clear" w:color="auto" w:fill="F2F2F2"/>
+          </w:tcPr>
+          <w:p>
+            <w:pPr>
+              <w:jc w:val="center"/>
+            </w:pPr>
+            <w:r/>
+            <w:r>
+              <w:rPr>
+                <w:b/>
+                <w:i w:val="0"/>
+                <w:sz w:val="19"/>
+              </w:rPr>
+              <w:t>Indikator Kinerja</w:t>
+            </w:r>
+          </w:p>
+        </w:tc>
+        <w:tc>
+          <w:tcPr>
+            <w:tcW w:type="dxa" w:w="1440"/>
+            <w:shd w:val="clear" w:color="auto" w:fill="F2F2F2"/>
+          </w:tcPr>
+          <w:p>
+            <w:pPr>
+              <w:jc w:val="center"/>
+            </w:pPr>
+            <w:r/>
+            <w:r>
+              <w:rPr>
+                <w:b/>
+                <w:i w:val="0"/>
+                <w:sz w:val="19"/>
+              </w:rPr>
+              <w:t>Target PK</w:t>
+            </w:r>
+          </w:p>
+        </w:tc>
+        <w:tc>
+          <w:tcPr>
+            <w:tcW w:type="dxa" w:w="1440"/>
+            <w:shd w:val="clear" w:color="auto" w:fill="F2F2F2"/>
+          </w:tcPr>
+          <w:p>
+            <w:pPr>
+              <w:jc w:val="center"/>
+            </w:pPr>
+            <w:r/>
+            <w:r>
+              <w:rPr>
+                <w:b/>
+                <w:i w:val="0"/>
+                <w:sz w:val="19"/>
+              </w:rPr>
+              <w:t>Target Triwulan</w:t>
+            </w:r>
+          </w:p>
+        </w:tc>
+        <w:tc>
+          <w:tcPr>
+            <w:tcW w:type="dxa" w:w="1440"/>
+            <w:shd w:val="clear" w:color="auto" w:fill="F2F2F2"/>
+          </w:tcPr>
+          <w:p>
+            <w:pPr>
+              <w:jc w:val="center"/>
+            </w:pPr>
+            <w:r/>
+            <w:r>
+              <w:rPr>
+                <w:b/>
+                <w:i w:val="0"/>
+                <w:sz w:val="19"/>
+              </w:rPr>
+              <w:t>Realisasi Triwulan</w:t>
+            </w:r>
+          </w:p>
+        </w:tc>
+        <w:tc>
+          <w:tcPr>
+            <w:tcW w:type="dxa" w:w="1440"/>
+            <w:shd w:val="clear" w:color="auto" w:fill="F2F2F2"/>
+          </w:tcPr>
+          <w:p>
+            <w:pPr>
+              <w:jc w:val="center"/>
+            </w:pPr>
+            <w:r/>
+            <w:r>
+              <w:rPr>
+                <w:b/>
+                <w:i w:val="0"/>
+                <w:sz w:val="19"/>
+              </w:rPr>
+              <w:t>Capaian Thd Target PK</w:t>
+            </w:r>
+          </w:p>
+        </w:tc>
+      </w:tr>
+      <w:tr>
+        <w:tc>
+          <w:tcPr>
+            <w:tcW w:type="dxa" w:w="1440"/>
+          </w:tcPr>
+          <w:p>
+            <w:pPr>
+              <w:jc w:val="center"/>
+            </w:pPr>
+            <w:r/>
+            <w:r>
+              <w:rPr>
+                <w:b w:val="0"/>
+                <w:i w:val="0"/>
+              </w:rPr>
+              <w:t>1</w:t>
+            </w:r>
+          </w:p>
+        </w:tc>
+        <w:tc>
+          <w:tcPr>
+            <w:tcW w:type="dxa" w:w="1440"/>
+          </w:tcPr>
+          <w:p>
+            <w:r/>
+            <w:r>
+              <w:rPr>
+                <w:b w:val="0"/>
+                <w:i w:val="0"/>
+                <w:sz w:val="19"/>
+              </w:rPr>
+              <w:t>1211 Persentase Publikasi/Laporan Statistik Sumber Daya Hayati Yang Berkualitas</w:t>
+            </w:r>
+          </w:p>
+        </w:tc>
+        <w:tc>
+          <w:tcPr>
+            <w:tcW w:type="dxa" w:w="1440"/>
+          </w:tcPr>
+          <w:p>
+            <w:r/>
+            <w:r>
+              <w:rPr>
+                <w:b w:val="0"/>
+                <w:i w:val="0"/>
+              </w:rPr>
+            </w:r>
+          </w:p>
+        </w:tc>
+        <w:tc>
+          <w:tcPr>
+            <w:tcW w:type="dxa" w:w="1440"/>
+          </w:tcPr>
+          <w:p>
+            <w:r/>
+            <w:r>
+              <w:rPr>
+                <w:b w:val="0"/>
+                <w:i w:val="0"/>
+              </w:rPr>
+            </w:r>
+          </w:p>
+        </w:tc>
+        <w:tc>
+          <w:tcPr>
+            <w:tcW w:type="dxa" w:w="1440"/>
+          </w:tcPr>
+          <w:p>
+            <w:r/>
+            <w:r>
+              <w:rPr>
+                <w:b w:val="0"/>
+                <w:i w:val="0"/>
+              </w:rPr>
+            </w:r>
+          </w:p>
+        </w:tc>
+        <w:tc>
+          <w:tcPr>
+            <w:tcW w:type="dxa" w:w="1440"/>
+          </w:tcPr>
+          <w:p>
+            <w:r/>
+            <w:r>
+              <w:rPr>
+                <w:b w:val="0"/>
+                <w:i w:val="0"/>
+              </w:rPr>
+            </w:r>
+          </w:p>
+        </w:tc>
+      </w:tr>
+    </w:tbl>
+    <w:p>
+      <w:r>
+        <w:rPr>
+          <w:b/>
+          <w:i/>
+          <w:color w:val="1F4E79"/>
+          <w:sz w:val="19"/>
+        </w:rPr>
+        <w:t>↳ Diisi di aplikasi: Sasaran &amp; Indikator Kinerja di halaman Master IKU; Target/Realisasi di Verifikasi Capaian.</w:t>
+      </w:r>
+    </w:p>
+    <w:tbl>
+      <w:tblPr>
+        <w:tblStyle w:val="TableGrid"/>
+        <w:tblW w:type="auto" w:w="0"/>
+        <w:tblLook w:firstColumn="1" w:firstRow="1" w:lastColumn="0" w:lastRow="0" w:noHBand="0" w:noVBand="1" w:val="04A0"/>
+      </w:tblPr>
+      <w:tblGrid>
+        <w:gridCol w:w="8640"/>
+      </w:tblGrid>
+      <w:tr>
+        <w:tc>
+          <w:tcPr>
+            <w:tcW w:type="dxa" w:w="8640"/>
+            <w:shd w:val="clear" w:color="auto" w:fill="D9D9D9"/>
+          </w:tcPr>
+          <w:p>
+            <w:pPr>
+              <w:jc w:val="center"/>
+            </w:pPr>
+            <w:r/>
+            <w:r>
+              <w:rPr>
+                <w:b/>
+                <w:i w:val="0"/>
+              </w:rPr>
+              <w:t>Analisis Capaian Kinerja</w:t>
+            </w:r>
+          </w:p>
+        </w:tc>
+      </w:tr>
+      <w:tr>
+        <w:tc>
+          <w:tcPr>
+            <w:tcW w:type="dxa" w:w="8640"/>
+          </w:tcPr>
+          <w:p>
+            <w:r/>
+            <w:r>
+              <w:rPr>
+                <w:b w:val="0"/>
+                <w:i w:val="0"/>
+              </w:rPr>
+            </w:r>
+          </w:p>
+        </w:tc>
+      </w:tr>
+    </w:tbl>
+    <w:p>
+      <w:r>
+        <w:rPr>
+          <w:b/>
+          <w:i/>
+          <w:color w:val="1F4E79"/>
+          <w:sz w:val="19"/>
+        </w:rPr>
+        <w:t>↳ Diisi di aplikasi: kolom "Analisis Capaian Kinerja" pada Verifikasi Capaian -- boleh beberapa paragraf/daftar bernomor.</w:t>
+      </w:r>
+    </w:p>
+    <w:p>
+      <w:r>
+        <w:rPr>
+          <w:i/>
+          <w:color w:val="C00000"/>
+          <w:sz w:val="18"/>
+        </w:rPr>
+        <w:t>Realisasi Volume RO dan Progress Pelaksanaan Kegiatan sampai dengan Triwulan Berjalan (HANYA tercetak otomatis bila realisasi IKU ini pada triwulan berjalan masih kosong):</w:t>
+      </w:r>
+    </w:p>
+    <w:p>
+      <w:r>
+        <w:rPr>
+          <w:b/>
+          <w:i/>
+          <w:color w:val="1F4E79"/>
+          <w:sz w:val="19"/>
+        </w:rPr>
+        <w:t>↳ Diisi di aplikasi: kolom Volume RO / Progres Pelaksanaan pada Isian Kegiatan.</w:t>
+      </w:r>
+    </w:p>
+    <w:p>
+      <w:r>
+        <w:rPr>
+          <w:b/>
+          <w:sz w:val="21"/>
+        </w:rPr>
+        <w:t>Kendala :</w:t>
       </w:r>
     </w:p>
     <w:p>
       <w:pPr>
-        <w:pStyle w:val="ListBullet"/>
+        <w:pStyle w:val="ListNumber"/>
       </w:pPr>
+      <w:r/>
+    </w:p>
+    <w:p>
       <w:r>
         <w:rPr>
           <w:b/>
+          <w:i/>
+          <w:color w:val="1F4E79"/>
+          <w:sz w:val="19"/>
         </w:rPr>
-        <w:t xml:space="preserve">Dasar Hitung dan Basis Data Realisasi IKU: </w:t>
+        <w:t>↳ Diisi di aplikasi: satu baris = satu catatan "Kendala" pada Verifikasi Capaian (boleh lebih dari satu per indikator).</w:t>
       </w:r>
+    </w:p>
+    <w:p>
       <w:r>
-        <w:t>Diisi di kolom "Dasar Hitung" Master IKU -- boleh multi-baris (rumus, dimana:, rincian n=/N= mencakup ...).</w:t>
+        <w:rPr>
+          <w:b/>
+          <w:sz w:val="21"/>
+        </w:rPr>
+        <w:t>Solusi :</w:t>
       </w:r>
     </w:p>
     <w:p>
       <w:pPr>
-        <w:pStyle w:val="ListBullet"/>
+        <w:pStyle w:val="ListNumber"/>
       </w:pPr>
+      <w:r/>
+    </w:p>
+    <w:p>
       <w:r>
         <w:rPr>
           <w:b/>
+          <w:i/>
+          <w:color w:val="1F4E79"/>
+          <w:sz w:val="19"/>
         </w:rPr>
-        <w:t xml:space="preserve">Tautan Bukti Dukung Realisasi Target / Triwulan Sebelumnya: </w:t>
+        <w:t>↳ Diisi di aplikasi: "Solusi" berpasangan dengan Kendala di atas, pada Verifikasi Capaian.</w:t>
       </w:r>
+    </w:p>
+    <w:tbl>
+      <w:tblPr>
+        <w:tblStyle w:val="TableGrid"/>
+        <w:tblW w:type="auto" w:w="0"/>
+        <w:tblLook w:firstColumn="1" w:firstRow="1" w:lastColumn="0" w:lastRow="0" w:noHBand="0" w:noVBand="1" w:val="04A0"/>
+      </w:tblPr>
+      <w:tblGrid>
+        <w:gridCol w:w="4320"/>
+        <w:gridCol w:w="4320"/>
+      </w:tblGrid>
+      <w:tr>
+        <w:tc>
+          <w:tcPr>
+            <w:tcW w:type="dxa" w:w="4320"/>
+          </w:tcPr>
+          <w:p>
+            <w:r/>
+            <w:r>
+              <w:rPr>
+                <w:b/>
+                <w:i w:val="0"/>
+              </w:rPr>
+              <w:t>Rencana Tindak Lanjut (RTL)</w:t>
+            </w:r>
+          </w:p>
+        </w:tc>
+        <w:tc>
+          <w:tcPr>
+            <w:tcW w:type="dxa" w:w="4320"/>
+          </w:tcPr>
+          <w:p>
+            <w:r/>
+            <w:r>
+              <w:rPr>
+                <w:b w:val="0"/>
+                <w:i w:val="0"/>
+              </w:rPr>
+              <w:t>PIC Tindak Lanjut :</w:t>
+              <w:br/>
+              <w:br/>
+              <w:t>Batas Waktu Tindak Lanjut :</w:t>
+            </w:r>
+          </w:p>
+        </w:tc>
+      </w:tr>
+    </w:tbl>
+    <w:p>
       <w:r>
-        <w:t>Otomatis dari folder Google Drive bukti dukung IKU tsb.</w:t>
+        <w:rPr>
+          <w:b/>
+          <w:i/>
+          <w:color w:val="1F4E79"/>
+          <w:sz w:val="19"/>
+        </w:rPr>
+        <w:t>↳ Diisi di aplikasi: halaman RTL Evaluasi -- PIC &amp; Batas Waktu dicetak sekali untuk seluruh daftar RTL indikator ini.</w:t>
+      </w:r>
+    </w:p>
+    <w:tbl>
+      <w:tblPr>
+        <w:tblStyle w:val="TableGrid"/>
+        <w:tblW w:type="auto" w:w="0"/>
+        <w:tblLook w:firstColumn="1" w:firstRow="1" w:lastColumn="0" w:lastRow="0" w:noHBand="0" w:noVBand="1" w:val="04A0"/>
+      </w:tblPr>
+      <w:tblGrid>
+        <w:gridCol w:w="8640"/>
+      </w:tblGrid>
+      <w:tr>
+        <w:tc>
+          <w:tcPr>
+            <w:tcW w:type="dxa" w:w="8640"/>
+            <w:shd w:val="clear" w:color="auto" w:fill="D9D9D9"/>
+          </w:tcPr>
+          <w:p>
+            <w:pPr>
+              <w:jc w:val="center"/>
+            </w:pPr>
+            <w:r/>
+            <w:r>
+              <w:rPr>
+                <w:b/>
+                <w:i w:val="0"/>
+              </w:rPr>
+              <w:t>Dasar Hitung/Bukti Dukung/Lainnya</w:t>
+            </w:r>
+          </w:p>
+        </w:tc>
+      </w:tr>
+      <w:tr>
+        <w:tc>
+          <w:tcPr>
+            <w:tcW w:type="dxa" w:w="8640"/>
+          </w:tcPr>
+          <w:p>
+            <w:r/>
+            <w:r>
+              <w:rPr>
+                <w:b w:val="0"/>
+                <w:i w:val="0"/>
+                <w:sz w:val="19"/>
+              </w:rPr>
+              <w:t>Dasar Hitung dan Basis Data Realisasi IKU :</w:t>
+              <w:br/>
+              <w:t>(rumus, dimana:, rincian n= mencakup/N= mencakup ...)</w:t>
+              <w:br/>
+              <w:br/>
+              <w:t>Tautan Bukti Dukung Realisasi Target : (otomatis dari folder Drive IKU ini)</w:t>
+              <w:br/>
+              <w:t>Tautan Bukti Dukung Tindak Lanjut Triwulan Sebelumnya : (otomatis)</w:t>
+              <w:br/>
+              <w:t>RTL triwulan sebelumnya yang telah dilaksanakan : (otomatis, kosong di Triwulan I)</w:t>
+              <w:br/>
+              <w:br/>
+              <w:t>Penjelasan/pembahasan lainnya :</w:t>
+            </w:r>
+          </w:p>
+        </w:tc>
+      </w:tr>
+    </w:tbl>
+    <w:p>
+      <w:r>
+        <w:rPr>
+          <w:b/>
+          <w:i/>
+          <w:color w:val="1F4E79"/>
+          <w:sz w:val="19"/>
+        </w:rPr>
+        <w:t>↳ Diisi di aplikasi: "Dasar Hitung" pada Master IKU (boleh multi-baris); "Penjelasan/Pembahasan Lainnya" pada Verifikasi Capaian.</w:t>
+      </w:r>
+    </w:p>
+    <w:p/>
+    <w:tbl>
+      <w:tblPr>
+        <w:tblStyle w:val="TableGrid"/>
+        <w:tblW w:type="auto" w:w="0"/>
+        <w:tblLook w:firstColumn="1" w:firstRow="1" w:lastColumn="0" w:lastRow="0" w:noHBand="0" w:noVBand="1" w:val="04A0"/>
+      </w:tblPr>
+      <w:tblGrid>
+        <w:gridCol w:w="1440"/>
+        <w:gridCol w:w="1440"/>
+        <w:gridCol w:w="1440"/>
+        <w:gridCol w:w="1440"/>
+        <w:gridCol w:w="1440"/>
+        <w:gridCol w:w="1440"/>
+      </w:tblGrid>
+      <w:tr>
+        <w:tc>
+          <w:tcPr>
+            <w:tcW w:type="dxa" w:w="8640"/>
+            <w:gridSpan w:val="6"/>
+            <w:shd w:val="clear" w:color="auto" w:fill="D9D9D9"/>
+          </w:tcPr>
+          <w:p>
+            <w:r/>
+            <w:r>
+              <w:rPr>
+                <w:b/>
+                <w:i w:val="0"/>
+              </w:rPr>
+              <w:t>Sasaran : Terwujudnya Penyediaan Data Dan Insight Statistik Sumber Daya Mineral dan Konstruksi Yang Berkualitas</w:t>
+            </w:r>
+          </w:p>
+        </w:tc>
+      </w:tr>
+      <w:tr>
+        <w:tc>
+          <w:tcPr>
+            <w:tcW w:type="dxa" w:w="1440"/>
+            <w:shd w:val="clear" w:color="auto" w:fill="F2F2F2"/>
+          </w:tcPr>
+          <w:p>
+            <w:pPr>
+              <w:jc w:val="center"/>
+            </w:pPr>
+            <w:r/>
+            <w:r>
+              <w:rPr>
+                <w:b/>
+                <w:i w:val="0"/>
+                <w:sz w:val="19"/>
+              </w:rPr>
+              <w:t>No.</w:t>
+            </w:r>
+          </w:p>
+        </w:tc>
+        <w:tc>
+          <w:tcPr>
+            <w:tcW w:type="dxa" w:w="1440"/>
+            <w:shd w:val="clear" w:color="auto" w:fill="F2F2F2"/>
+          </w:tcPr>
+          <w:p>
+            <w:pPr>
+              <w:jc w:val="center"/>
+            </w:pPr>
+            <w:r/>
+            <w:r>
+              <w:rPr>
+                <w:b/>
+                <w:i w:val="0"/>
+                <w:sz w:val="19"/>
+              </w:rPr>
+              <w:t>Indikator Kinerja</w:t>
+            </w:r>
+          </w:p>
+        </w:tc>
+        <w:tc>
+          <w:tcPr>
+            <w:tcW w:type="dxa" w:w="1440"/>
+            <w:shd w:val="clear" w:color="auto" w:fill="F2F2F2"/>
+          </w:tcPr>
+          <w:p>
+            <w:pPr>
+              <w:jc w:val="center"/>
+            </w:pPr>
+            <w:r/>
+            <w:r>
+              <w:rPr>
+                <w:b/>
+                <w:i w:val="0"/>
+                <w:sz w:val="19"/>
+              </w:rPr>
+              <w:t>Target PK</w:t>
+            </w:r>
+          </w:p>
+        </w:tc>
+        <w:tc>
+          <w:tcPr>
+            <w:tcW w:type="dxa" w:w="1440"/>
+            <w:shd w:val="clear" w:color="auto" w:fill="F2F2F2"/>
+          </w:tcPr>
+          <w:p>
+            <w:pPr>
+              <w:jc w:val="center"/>
+            </w:pPr>
+            <w:r/>
+            <w:r>
+              <w:rPr>
+                <w:b/>
+                <w:i w:val="0"/>
+                <w:sz w:val="19"/>
+              </w:rPr>
+              <w:t>Target Triwulan</w:t>
+            </w:r>
+          </w:p>
+        </w:tc>
+        <w:tc>
+          <w:tcPr>
+            <w:tcW w:type="dxa" w:w="1440"/>
+            <w:shd w:val="clear" w:color="auto" w:fill="F2F2F2"/>
+          </w:tcPr>
+          <w:p>
+            <w:pPr>
+              <w:jc w:val="center"/>
+            </w:pPr>
+            <w:r/>
+            <w:r>
+              <w:rPr>
+                <w:b/>
+                <w:i w:val="0"/>
+                <w:sz w:val="19"/>
+              </w:rPr>
+              <w:t>Realisasi Triwulan</w:t>
+            </w:r>
+          </w:p>
+        </w:tc>
+        <w:tc>
+          <w:tcPr>
+            <w:tcW w:type="dxa" w:w="1440"/>
+            <w:shd w:val="clear" w:color="auto" w:fill="F2F2F2"/>
+          </w:tcPr>
+          <w:p>
+            <w:pPr>
+              <w:jc w:val="center"/>
+            </w:pPr>
+            <w:r/>
+            <w:r>
+              <w:rPr>
+                <w:b/>
+                <w:i w:val="0"/>
+                <w:sz w:val="19"/>
+              </w:rPr>
+              <w:t>Capaian Thd Target PK</w:t>
+            </w:r>
+          </w:p>
+        </w:tc>
+      </w:tr>
+      <w:tr>
+        <w:tc>
+          <w:tcPr>
+            <w:tcW w:type="dxa" w:w="1440"/>
+          </w:tcPr>
+          <w:p>
+            <w:pPr>
+              <w:jc w:val="center"/>
+            </w:pPr>
+            <w:r/>
+            <w:r>
+              <w:rPr>
+                <w:b w:val="0"/>
+                <w:i w:val="0"/>
+              </w:rPr>
+              <w:t>1</w:t>
+            </w:r>
+          </w:p>
+        </w:tc>
+        <w:tc>
+          <w:tcPr>
+            <w:tcW w:type="dxa" w:w="1440"/>
+          </w:tcPr>
+          <w:p>
+            <w:r/>
+            <w:r>
+              <w:rPr>
+                <w:b w:val="0"/>
+                <w:i w:val="0"/>
+                <w:sz w:val="19"/>
+              </w:rPr>
+              <w:t>1221 Persentase Publikasi/Laporan Statistik Sumber Daya Mineral dan Konstruksi Yang Berkualitas</w:t>
+            </w:r>
+          </w:p>
+        </w:tc>
+        <w:tc>
+          <w:tcPr>
+            <w:tcW w:type="dxa" w:w="1440"/>
+          </w:tcPr>
+          <w:p>
+            <w:r/>
+            <w:r>
+              <w:rPr>
+                <w:b w:val="0"/>
+                <w:i w:val="0"/>
+              </w:rPr>
+            </w:r>
+          </w:p>
+        </w:tc>
+        <w:tc>
+          <w:tcPr>
+            <w:tcW w:type="dxa" w:w="1440"/>
+          </w:tcPr>
+          <w:p>
+            <w:r/>
+            <w:r>
+              <w:rPr>
+                <w:b w:val="0"/>
+                <w:i w:val="0"/>
+              </w:rPr>
+            </w:r>
+          </w:p>
+        </w:tc>
+        <w:tc>
+          <w:tcPr>
+            <w:tcW w:type="dxa" w:w="1440"/>
+          </w:tcPr>
+          <w:p>
+            <w:r/>
+            <w:r>
+              <w:rPr>
+                <w:b w:val="0"/>
+                <w:i w:val="0"/>
+              </w:rPr>
+            </w:r>
+          </w:p>
+        </w:tc>
+        <w:tc>
+          <w:tcPr>
+            <w:tcW w:type="dxa" w:w="1440"/>
+          </w:tcPr>
+          <w:p>
+            <w:r/>
+            <w:r>
+              <w:rPr>
+                <w:b w:val="0"/>
+                <w:i w:val="0"/>
+              </w:rPr>
+            </w:r>
+          </w:p>
+        </w:tc>
+      </w:tr>
+    </w:tbl>
+    <w:p>
+      <w:r>
+        <w:rPr>
+          <w:b/>
+          <w:i/>
+          <w:color w:val="1F4E79"/>
+          <w:sz w:val="19"/>
+        </w:rPr>
+        <w:t>↳ Diisi di aplikasi: Sasaran &amp; Indikator Kinerja di halaman Master IKU; Target/Realisasi di Verifikasi Capaian.</w:t>
+      </w:r>
+    </w:p>
+    <w:tbl>
+      <w:tblPr>
+        <w:tblStyle w:val="TableGrid"/>
+        <w:tblW w:type="auto" w:w="0"/>
+        <w:tblLook w:firstColumn="1" w:firstRow="1" w:lastColumn="0" w:lastRow="0" w:noHBand="0" w:noVBand="1" w:val="04A0"/>
+      </w:tblPr>
+      <w:tblGrid>
+        <w:gridCol w:w="8640"/>
+      </w:tblGrid>
+      <w:tr>
+        <w:tc>
+          <w:tcPr>
+            <w:tcW w:type="dxa" w:w="8640"/>
+            <w:shd w:val="clear" w:color="auto" w:fill="D9D9D9"/>
+          </w:tcPr>
+          <w:p>
+            <w:pPr>
+              <w:jc w:val="center"/>
+            </w:pPr>
+            <w:r/>
+            <w:r>
+              <w:rPr>
+                <w:b/>
+                <w:i w:val="0"/>
+              </w:rPr>
+              <w:t>Analisis Capaian Kinerja</w:t>
+            </w:r>
+          </w:p>
+        </w:tc>
+      </w:tr>
+      <w:tr>
+        <w:tc>
+          <w:tcPr>
+            <w:tcW w:type="dxa" w:w="8640"/>
+          </w:tcPr>
+          <w:p>
+            <w:r/>
+            <w:r>
+              <w:rPr>
+                <w:b w:val="0"/>
+                <w:i w:val="0"/>
+              </w:rPr>
+            </w:r>
+          </w:p>
+        </w:tc>
+      </w:tr>
+    </w:tbl>
+    <w:p>
+      <w:r>
+        <w:rPr>
+          <w:b/>
+          <w:i/>
+          <w:color w:val="1F4E79"/>
+          <w:sz w:val="19"/>
+        </w:rPr>
+        <w:t>↳ Diisi di aplikasi: kolom "Analisis Capaian Kinerja" pada Verifikasi Capaian -- boleh beberapa paragraf/daftar bernomor.</w:t>
+      </w:r>
+    </w:p>
+    <w:p>
+      <w:r>
+        <w:rPr>
+          <w:i/>
+          <w:color w:val="C00000"/>
+          <w:sz w:val="18"/>
+        </w:rPr>
+        <w:t>Realisasi Volume RO dan Progress Pelaksanaan Kegiatan sampai dengan Triwulan Berjalan (HANYA tercetak otomatis bila realisasi IKU ini pada triwulan berjalan masih kosong):</w:t>
+      </w:r>
+    </w:p>
+    <w:p>
+      <w:r>
+        <w:rPr>
+          <w:b/>
+          <w:i/>
+          <w:color w:val="1F4E79"/>
+          <w:sz w:val="19"/>
+        </w:rPr>
+        <w:t>↳ Diisi di aplikasi: kolom Volume RO / Progres Pelaksanaan pada Isian Kegiatan.</w:t>
+      </w:r>
+    </w:p>
+    <w:p>
+      <w:r>
+        <w:rPr>
+          <w:b/>
+          <w:sz w:val="21"/>
+        </w:rPr>
+        <w:t>Kendala :</w:t>
       </w:r>
     </w:p>
     <w:p>
       <w:pPr>
-        <w:pStyle w:val="ListBullet"/>
+        <w:pStyle w:val="ListNumber"/>
       </w:pPr>
+      <w:r/>
+    </w:p>
+    <w:p>
       <w:r>
         <w:rPr>
           <w:b/>
+          <w:i/>
+          <w:color w:val="1F4E79"/>
+          <w:sz w:val="19"/>
         </w:rPr>
-        <w:t xml:space="preserve">RTL triwulan sebelumnya yang telah dilaksanakan: </w:t>
+        <w:t>↳ Diisi di aplikasi: satu baris = satu catatan "Kendala" pada Verifikasi Capaian (boleh lebih dari satu per indikator).</w:t>
       </w:r>
+    </w:p>
+    <w:p>
       <w:r>
-        <w:t>Otomatis dari RTL triwulan lalu pada IKU yang sama (kosong di Triwulan I).</w:t>
+        <w:rPr>
+          <w:b/>
+          <w:sz w:val="21"/>
+        </w:rPr>
+        <w:t>Solusi :</w:t>
       </w:r>
     </w:p>
     <w:p>
       <w:pPr>
-        <w:pStyle w:val="ListBullet"/>
+        <w:pStyle w:val="ListNumber"/>
       </w:pPr>
+      <w:r/>
+    </w:p>
+    <w:p>
       <w:r>
         <w:rPr>
           <w:b/>
+          <w:i/>
+          <w:color w:val="1F4E79"/>
+          <w:sz w:val="19"/>
         </w:rPr>
-        <w:t xml:space="preserve">Penjelasan/pembahasan lainnya: </w:t>
+        <w:t>↳ Diisi di aplikasi: "Solusi" berpasangan dengan Kendala di atas, pada Verifikasi Capaian.</w:t>
       </w:r>
+    </w:p>
+    <w:tbl>
+      <w:tblPr>
+        <w:tblStyle w:val="TableGrid"/>
+        <w:tblW w:type="auto" w:w="0"/>
+        <w:tblLook w:firstColumn="1" w:firstRow="1" w:lastColumn="0" w:lastRow="0" w:noHBand="0" w:noVBand="1" w:val="04A0"/>
+      </w:tblPr>
+      <w:tblGrid>
+        <w:gridCol w:w="4320"/>
+        <w:gridCol w:w="4320"/>
+      </w:tblGrid>
+      <w:tr>
+        <w:tc>
+          <w:tcPr>
+            <w:tcW w:type="dxa" w:w="4320"/>
+          </w:tcPr>
+          <w:p>
+            <w:r/>
+            <w:r>
+              <w:rPr>
+                <w:b/>
+                <w:i w:val="0"/>
+              </w:rPr>
+              <w:t>Rencana Tindak Lanjut (RTL)</w:t>
+            </w:r>
+          </w:p>
+        </w:tc>
+        <w:tc>
+          <w:tcPr>
+            <w:tcW w:type="dxa" w:w="4320"/>
+          </w:tcPr>
+          <w:p>
+            <w:r/>
+            <w:r>
+              <w:rPr>
+                <w:b w:val="0"/>
+                <w:i w:val="0"/>
+              </w:rPr>
+              <w:t>PIC Tindak Lanjut :</w:t>
+              <w:br/>
+              <w:br/>
+              <w:t>Batas Waktu Tindak Lanjut :</w:t>
+            </w:r>
+          </w:p>
+        </w:tc>
+      </w:tr>
+    </w:tbl>
+    <w:p>
       <w:r>
-        <w:t>Diisi di kolom "Penjelasan/Pembahasan Lainnya" pada Verifikasi Capaian.</w:t>
+        <w:rPr>
+          <w:b/>
+          <w:i/>
+          <w:color w:val="1F4E79"/>
+          <w:sz w:val="19"/>
+        </w:rPr>
+        <w:t>↳ Diisi di aplikasi: halaman RTL Evaluasi -- PIC &amp; Batas Waktu dicetak sekali untuk seluruh daftar RTL indikator ini.</w:t>
+      </w:r>
+    </w:p>
+    <w:tbl>
+      <w:tblPr>
+        <w:tblStyle w:val="TableGrid"/>
+        <w:tblW w:type="auto" w:w="0"/>
+        <w:tblLook w:firstColumn="1" w:firstRow="1" w:lastColumn="0" w:lastRow="0" w:noHBand="0" w:noVBand="1" w:val="04A0"/>
+      </w:tblPr>
+      <w:tblGrid>
+        <w:gridCol w:w="8640"/>
+      </w:tblGrid>
+      <w:tr>
+        <w:tc>
+          <w:tcPr>
+            <w:tcW w:type="dxa" w:w="8640"/>
+            <w:shd w:val="clear" w:color="auto" w:fill="D9D9D9"/>
+          </w:tcPr>
+          <w:p>
+            <w:pPr>
+              <w:jc w:val="center"/>
+            </w:pPr>
+            <w:r/>
+            <w:r>
+              <w:rPr>
+                <w:b/>
+                <w:i w:val="0"/>
+              </w:rPr>
+              <w:t>Dasar Hitung/Bukti Dukung/Lainnya</w:t>
+            </w:r>
+          </w:p>
+        </w:tc>
+      </w:tr>
+      <w:tr>
+        <w:tc>
+          <w:tcPr>
+            <w:tcW w:type="dxa" w:w="8640"/>
+          </w:tcPr>
+          <w:p>
+            <w:r/>
+            <w:r>
+              <w:rPr>
+                <w:b w:val="0"/>
+                <w:i w:val="0"/>
+                <w:sz w:val="19"/>
+              </w:rPr>
+              <w:t>Dasar Hitung dan Basis Data Realisasi IKU :</w:t>
+              <w:br/>
+              <w:t>(rumus, dimana:, rincian n= mencakup/N= mencakup ...)</w:t>
+              <w:br/>
+              <w:br/>
+              <w:t>Tautan Bukti Dukung Realisasi Target : (otomatis dari folder Drive IKU ini)</w:t>
+              <w:br/>
+              <w:t>Tautan Bukti Dukung Tindak Lanjut Triwulan Sebelumnya : (otomatis)</w:t>
+              <w:br/>
+              <w:t>RTL triwulan sebelumnya yang telah dilaksanakan : (otomatis, kosong di Triwulan I)</w:t>
+              <w:br/>
+              <w:br/>
+              <w:t>Penjelasan/pembahasan lainnya :</w:t>
+            </w:r>
+          </w:p>
+        </w:tc>
+      </w:tr>
+    </w:tbl>
+    <w:p>
+      <w:r>
+        <w:rPr>
+          <w:b/>
+          <w:i/>
+          <w:color w:val="1F4E79"/>
+          <w:sz w:val="19"/>
+        </w:rPr>
+        <w:t>↳ Diisi di aplikasi: "Dasar Hitung" pada Master IKU (boleh multi-baris); "Penjelasan/Pembahasan Lainnya" pada Verifikasi Capaian.</w:t>
+      </w:r>
+    </w:p>
+    <w:p/>
+    <w:tbl>
+      <w:tblPr>
+        <w:tblStyle w:val="TableGrid"/>
+        <w:tblW w:type="auto" w:w="0"/>
+        <w:tblLook w:firstColumn="1" w:firstRow="1" w:lastColumn="0" w:lastRow="0" w:noHBand="0" w:noVBand="1" w:val="04A0"/>
+      </w:tblPr>
+      <w:tblGrid>
+        <w:gridCol w:w="1440"/>
+        <w:gridCol w:w="1440"/>
+        <w:gridCol w:w="1440"/>
+        <w:gridCol w:w="1440"/>
+        <w:gridCol w:w="1440"/>
+        <w:gridCol w:w="1440"/>
+      </w:tblGrid>
+      <w:tr>
+        <w:tc>
+          <w:tcPr>
+            <w:tcW w:type="dxa" w:w="8640"/>
+            <w:gridSpan w:val="6"/>
+            <w:shd w:val="clear" w:color="auto" w:fill="D9D9D9"/>
+          </w:tcPr>
+          <w:p>
+            <w:r/>
+            <w:r>
+              <w:rPr>
+                <w:b/>
+                <w:i w:val="0"/>
+              </w:rPr>
+              <w:t>Sasaran : Terwujudnya Penyediaan Data Dan Insight Statistik Industri Yang Berkualitas</w:t>
+            </w:r>
+          </w:p>
+        </w:tc>
+      </w:tr>
+      <w:tr>
+        <w:tc>
+          <w:tcPr>
+            <w:tcW w:type="dxa" w:w="1440"/>
+            <w:shd w:val="clear" w:color="auto" w:fill="F2F2F2"/>
+          </w:tcPr>
+          <w:p>
+            <w:pPr>
+              <w:jc w:val="center"/>
+            </w:pPr>
+            <w:r/>
+            <w:r>
+              <w:rPr>
+                <w:b/>
+                <w:i w:val="0"/>
+                <w:sz w:val="19"/>
+              </w:rPr>
+              <w:t>No.</w:t>
+            </w:r>
+          </w:p>
+        </w:tc>
+        <w:tc>
+          <w:tcPr>
+            <w:tcW w:type="dxa" w:w="1440"/>
+            <w:shd w:val="clear" w:color="auto" w:fill="F2F2F2"/>
+          </w:tcPr>
+          <w:p>
+            <w:pPr>
+              <w:jc w:val="center"/>
+            </w:pPr>
+            <w:r/>
+            <w:r>
+              <w:rPr>
+                <w:b/>
+                <w:i w:val="0"/>
+                <w:sz w:val="19"/>
+              </w:rPr>
+              <w:t>Indikator Kinerja</w:t>
+            </w:r>
+          </w:p>
+        </w:tc>
+        <w:tc>
+          <w:tcPr>
+            <w:tcW w:type="dxa" w:w="1440"/>
+            <w:shd w:val="clear" w:color="auto" w:fill="F2F2F2"/>
+          </w:tcPr>
+          <w:p>
+            <w:pPr>
+              <w:jc w:val="center"/>
+            </w:pPr>
+            <w:r/>
+            <w:r>
+              <w:rPr>
+                <w:b/>
+                <w:i w:val="0"/>
+                <w:sz w:val="19"/>
+              </w:rPr>
+              <w:t>Target PK</w:t>
+            </w:r>
+          </w:p>
+        </w:tc>
+        <w:tc>
+          <w:tcPr>
+            <w:tcW w:type="dxa" w:w="1440"/>
+            <w:shd w:val="clear" w:color="auto" w:fill="F2F2F2"/>
+          </w:tcPr>
+          <w:p>
+            <w:pPr>
+              <w:jc w:val="center"/>
+            </w:pPr>
+            <w:r/>
+            <w:r>
+              <w:rPr>
+                <w:b/>
+                <w:i w:val="0"/>
+                <w:sz w:val="19"/>
+              </w:rPr>
+              <w:t>Target Triwulan</w:t>
+            </w:r>
+          </w:p>
+        </w:tc>
+        <w:tc>
+          <w:tcPr>
+            <w:tcW w:type="dxa" w:w="1440"/>
+            <w:shd w:val="clear" w:color="auto" w:fill="F2F2F2"/>
+          </w:tcPr>
+          <w:p>
+            <w:pPr>
+              <w:jc w:val="center"/>
+            </w:pPr>
+            <w:r/>
+            <w:r>
+              <w:rPr>
+                <w:b/>
+                <w:i w:val="0"/>
+                <w:sz w:val="19"/>
+              </w:rPr>
+              <w:t>Realisasi Triwulan</w:t>
+            </w:r>
+          </w:p>
+        </w:tc>
+        <w:tc>
+          <w:tcPr>
+            <w:tcW w:type="dxa" w:w="1440"/>
+            <w:shd w:val="clear" w:color="auto" w:fill="F2F2F2"/>
+          </w:tcPr>
+          <w:p>
+            <w:pPr>
+              <w:jc w:val="center"/>
+            </w:pPr>
+            <w:r/>
+            <w:r>
+              <w:rPr>
+                <w:b/>
+                <w:i w:val="0"/>
+                <w:sz w:val="19"/>
+              </w:rPr>
+              <w:t>Capaian Thd Target PK</w:t>
+            </w:r>
+          </w:p>
+        </w:tc>
+      </w:tr>
+      <w:tr>
+        <w:tc>
+          <w:tcPr>
+            <w:tcW w:type="dxa" w:w="1440"/>
+          </w:tcPr>
+          <w:p>
+            <w:pPr>
+              <w:jc w:val="center"/>
+            </w:pPr>
+            <w:r/>
+            <w:r>
+              <w:rPr>
+                <w:b w:val="0"/>
+                <w:i w:val="0"/>
+              </w:rPr>
+              <w:t>1</w:t>
+            </w:r>
+          </w:p>
+        </w:tc>
+        <w:tc>
+          <w:tcPr>
+            <w:tcW w:type="dxa" w:w="1440"/>
+          </w:tcPr>
+          <w:p>
+            <w:r/>
+            <w:r>
+              <w:rPr>
+                <w:b w:val="0"/>
+                <w:i w:val="0"/>
+                <w:sz w:val="19"/>
+              </w:rPr>
+              <w:t>1231 Persentase Publikasi/Laporan Statistik Industri Yang Berkualitas</w:t>
+            </w:r>
+          </w:p>
+        </w:tc>
+        <w:tc>
+          <w:tcPr>
+            <w:tcW w:type="dxa" w:w="1440"/>
+          </w:tcPr>
+          <w:p>
+            <w:r/>
+            <w:r>
+              <w:rPr>
+                <w:b w:val="0"/>
+                <w:i w:val="0"/>
+              </w:rPr>
+            </w:r>
+          </w:p>
+        </w:tc>
+        <w:tc>
+          <w:tcPr>
+            <w:tcW w:type="dxa" w:w="1440"/>
+          </w:tcPr>
+          <w:p>
+            <w:r/>
+            <w:r>
+              <w:rPr>
+                <w:b w:val="0"/>
+                <w:i w:val="0"/>
+              </w:rPr>
+            </w:r>
+          </w:p>
+        </w:tc>
+        <w:tc>
+          <w:tcPr>
+            <w:tcW w:type="dxa" w:w="1440"/>
+          </w:tcPr>
+          <w:p>
+            <w:r/>
+            <w:r>
+              <w:rPr>
+                <w:b w:val="0"/>
+                <w:i w:val="0"/>
+              </w:rPr>
+            </w:r>
+          </w:p>
+        </w:tc>
+        <w:tc>
+          <w:tcPr>
+            <w:tcW w:type="dxa" w:w="1440"/>
+          </w:tcPr>
+          <w:p>
+            <w:r/>
+            <w:r>
+              <w:rPr>
+                <w:b w:val="0"/>
+                <w:i w:val="0"/>
+              </w:rPr>
+            </w:r>
+          </w:p>
+        </w:tc>
+      </w:tr>
+    </w:tbl>
+    <w:p>
+      <w:r>
+        <w:rPr>
+          <w:b/>
+          <w:i/>
+          <w:color w:val="1F4E79"/>
+          <w:sz w:val="19"/>
+        </w:rPr>
+        <w:t>↳ Diisi di aplikasi: Sasaran &amp; Indikator Kinerja di halaman Master IKU; Target/Realisasi di Verifikasi Capaian.</w:t>
+      </w:r>
+    </w:p>
+    <w:tbl>
+      <w:tblPr>
+        <w:tblStyle w:val="TableGrid"/>
+        <w:tblW w:type="auto" w:w="0"/>
+        <w:tblLook w:firstColumn="1" w:firstRow="1" w:lastColumn="0" w:lastRow="0" w:noHBand="0" w:noVBand="1" w:val="04A0"/>
+      </w:tblPr>
+      <w:tblGrid>
+        <w:gridCol w:w="8640"/>
+      </w:tblGrid>
+      <w:tr>
+        <w:tc>
+          <w:tcPr>
+            <w:tcW w:type="dxa" w:w="8640"/>
+            <w:shd w:val="clear" w:color="auto" w:fill="D9D9D9"/>
+          </w:tcPr>
+          <w:p>
+            <w:pPr>
+              <w:jc w:val="center"/>
+            </w:pPr>
+            <w:r/>
+            <w:r>
+              <w:rPr>
+                <w:b/>
+                <w:i w:val="0"/>
+              </w:rPr>
+              <w:t>Analisis Capaian Kinerja</w:t>
+            </w:r>
+          </w:p>
+        </w:tc>
+      </w:tr>
+      <w:tr>
+        <w:tc>
+          <w:tcPr>
+            <w:tcW w:type="dxa" w:w="8640"/>
+          </w:tcPr>
+          <w:p>
+            <w:r/>
+            <w:r>
+              <w:rPr>
+                <w:b w:val="0"/>
+                <w:i w:val="0"/>
+              </w:rPr>
+            </w:r>
+          </w:p>
+        </w:tc>
+      </w:tr>
+    </w:tbl>
+    <w:p>
+      <w:r>
+        <w:rPr>
+          <w:b/>
+          <w:i/>
+          <w:color w:val="1F4E79"/>
+          <w:sz w:val="19"/>
+        </w:rPr>
+        <w:t>↳ Diisi di aplikasi: kolom "Analisis Capaian Kinerja" pada Verifikasi Capaian -- boleh beberapa paragraf/daftar bernomor.</w:t>
+      </w:r>
+    </w:p>
+    <w:p>
+      <w:r>
+        <w:rPr>
+          <w:i/>
+          <w:color w:val="C00000"/>
+          <w:sz w:val="18"/>
+        </w:rPr>
+        <w:t>Realisasi Volume RO dan Progress Pelaksanaan Kegiatan sampai dengan Triwulan Berjalan (HANYA tercetak otomatis bila realisasi IKU ini pada triwulan berjalan masih kosong):</w:t>
+      </w:r>
+    </w:p>
+    <w:p>
+      <w:r>
+        <w:rPr>
+          <w:b/>
+          <w:i/>
+          <w:color w:val="1F4E79"/>
+          <w:sz w:val="19"/>
+        </w:rPr>
+        <w:t>↳ Diisi di aplikasi: kolom Volume RO / Progres Pelaksanaan pada Isian Kegiatan.</w:t>
+      </w:r>
+    </w:p>
+    <w:p>
+      <w:r>
+        <w:rPr>
+          <w:b/>
+          <w:sz w:val="21"/>
+        </w:rPr>
+        <w:t>Kendala :</w:t>
+      </w:r>
+    </w:p>
+    <w:p>
+      <w:pPr>
+        <w:pStyle w:val="ListNumber"/>
+      </w:pPr>
+      <w:r/>
+    </w:p>
+    <w:p>
+      <w:r>
+        <w:rPr>
+          <w:b/>
+          <w:i/>
+          <w:color w:val="1F4E79"/>
+          <w:sz w:val="19"/>
+        </w:rPr>
+        <w:t>↳ Diisi di aplikasi: satu baris = satu catatan "Kendala" pada Verifikasi Capaian (boleh lebih dari satu per indikator).</w:t>
+      </w:r>
+    </w:p>
+    <w:p>
+      <w:r>
+        <w:rPr>
+          <w:b/>
+          <w:sz w:val="21"/>
+        </w:rPr>
+        <w:t>Solusi :</w:t>
+      </w:r>
+    </w:p>
+    <w:p>
+      <w:pPr>
+        <w:pStyle w:val="ListNumber"/>
+      </w:pPr>
+      <w:r/>
+    </w:p>
+    <w:p>
+      <w:r>
+        <w:rPr>
+          <w:b/>
+          <w:i/>
+          <w:color w:val="1F4E79"/>
+          <w:sz w:val="19"/>
+        </w:rPr>
+        <w:t>↳ Diisi di aplikasi: "Solusi" berpasangan dengan Kendala di atas, pada Verifikasi Capaian.</w:t>
+      </w:r>
+    </w:p>
+    <w:tbl>
+      <w:tblPr>
+        <w:tblStyle w:val="TableGrid"/>
+        <w:tblW w:type="auto" w:w="0"/>
+        <w:tblLook w:firstColumn="1" w:firstRow="1" w:lastColumn="0" w:lastRow="0" w:noHBand="0" w:noVBand="1" w:val="04A0"/>
+      </w:tblPr>
+      <w:tblGrid>
+        <w:gridCol w:w="4320"/>
+        <w:gridCol w:w="4320"/>
+      </w:tblGrid>
+      <w:tr>
+        <w:tc>
+          <w:tcPr>
+            <w:tcW w:type="dxa" w:w="4320"/>
+          </w:tcPr>
+          <w:p>
+            <w:r/>
+            <w:r>
+              <w:rPr>
+                <w:b/>
+                <w:i w:val="0"/>
+              </w:rPr>
+              <w:t>Rencana Tindak Lanjut (RTL)</w:t>
+            </w:r>
+          </w:p>
+        </w:tc>
+        <w:tc>
+          <w:tcPr>
+            <w:tcW w:type="dxa" w:w="4320"/>
+          </w:tcPr>
+          <w:p>
+            <w:r/>
+            <w:r>
+              <w:rPr>
+                <w:b w:val="0"/>
+                <w:i w:val="0"/>
+              </w:rPr>
+              <w:t>PIC Tindak Lanjut :</w:t>
+              <w:br/>
+              <w:br/>
+              <w:t>Batas Waktu Tindak Lanjut :</w:t>
+            </w:r>
+          </w:p>
+        </w:tc>
+      </w:tr>
+    </w:tbl>
+    <w:p>
+      <w:r>
+        <w:rPr>
+          <w:b/>
+          <w:i/>
+          <w:color w:val="1F4E79"/>
+          <w:sz w:val="19"/>
+        </w:rPr>
+        <w:t>↳ Diisi di aplikasi: halaman RTL Evaluasi -- PIC &amp; Batas Waktu dicetak sekali untuk seluruh daftar RTL indikator ini.</w:t>
+      </w:r>
+    </w:p>
+    <w:tbl>
+      <w:tblPr>
+        <w:tblStyle w:val="TableGrid"/>
+        <w:tblW w:type="auto" w:w="0"/>
+        <w:tblLook w:firstColumn="1" w:firstRow="1" w:lastColumn="0" w:lastRow="0" w:noHBand="0" w:noVBand="1" w:val="04A0"/>
+      </w:tblPr>
+      <w:tblGrid>
+        <w:gridCol w:w="8640"/>
+      </w:tblGrid>
+      <w:tr>
+        <w:tc>
+          <w:tcPr>
+            <w:tcW w:type="dxa" w:w="8640"/>
+            <w:shd w:val="clear" w:color="auto" w:fill="D9D9D9"/>
+          </w:tcPr>
+          <w:p>
+            <w:pPr>
+              <w:jc w:val="center"/>
+            </w:pPr>
+            <w:r/>
+            <w:r>
+              <w:rPr>
+                <w:b/>
+                <w:i w:val="0"/>
+              </w:rPr>
+              <w:t>Dasar Hitung/Bukti Dukung/Lainnya</w:t>
+            </w:r>
+          </w:p>
+        </w:tc>
+      </w:tr>
+      <w:tr>
+        <w:tc>
+          <w:tcPr>
+            <w:tcW w:type="dxa" w:w="8640"/>
+          </w:tcPr>
+          <w:p>
+            <w:r/>
+            <w:r>
+              <w:rPr>
+                <w:b w:val="0"/>
+                <w:i w:val="0"/>
+                <w:sz w:val="19"/>
+              </w:rPr>
+              <w:t>Dasar Hitung dan Basis Data Realisasi IKU :</w:t>
+              <w:br/>
+              <w:t>(rumus, dimana:, rincian n= mencakup/N= mencakup ...)</w:t>
+              <w:br/>
+              <w:br/>
+              <w:t>Tautan Bukti Dukung Realisasi Target : (otomatis dari folder Drive IKU ini)</w:t>
+              <w:br/>
+              <w:t>Tautan Bukti Dukung Tindak Lanjut Triwulan Sebelumnya : (otomatis)</w:t>
+              <w:br/>
+              <w:t>RTL triwulan sebelumnya yang telah dilaksanakan : (otomatis, kosong di Triwulan I)</w:t>
+              <w:br/>
+              <w:br/>
+              <w:t>Penjelasan/pembahasan lainnya :</w:t>
+            </w:r>
+          </w:p>
+        </w:tc>
+      </w:tr>
+    </w:tbl>
+    <w:p>
+      <w:r>
+        <w:rPr>
+          <w:b/>
+          <w:i/>
+          <w:color w:val="1F4E79"/>
+          <w:sz w:val="19"/>
+        </w:rPr>
+        <w:t>↳ Diisi di aplikasi: "Dasar Hitung" pada Master IKU (boleh multi-baris); "Penjelasan/Pembahasan Lainnya" pada Verifikasi Capaian.</w:t>
+      </w:r>
+    </w:p>
+    <w:p/>
+    <w:tbl>
+      <w:tblPr>
+        <w:tblStyle w:val="TableGrid"/>
+        <w:tblW w:type="auto" w:w="0"/>
+        <w:tblLook w:firstColumn="1" w:firstRow="1" w:lastColumn="0" w:lastRow="0" w:noHBand="0" w:noVBand="1" w:val="04A0"/>
+      </w:tblPr>
+      <w:tblGrid>
+        <w:gridCol w:w="1440"/>
+        <w:gridCol w:w="1440"/>
+        <w:gridCol w:w="1440"/>
+        <w:gridCol w:w="1440"/>
+        <w:gridCol w:w="1440"/>
+        <w:gridCol w:w="1440"/>
+      </w:tblGrid>
+      <w:tr>
+        <w:tc>
+          <w:tcPr>
+            <w:tcW w:type="dxa" w:w="8640"/>
+            <w:gridSpan w:val="6"/>
+            <w:shd w:val="clear" w:color="auto" w:fill="D9D9D9"/>
+          </w:tcPr>
+          <w:p>
+            <w:r/>
+            <w:r>
+              <w:rPr>
+                <w:b/>
+                <w:i w:val="0"/>
+              </w:rPr>
+              <w:t>Sasaran : Terwujudnya Penyediaan Data Dan Insight Statistik Distribusi Yang Berkualitas</w:t>
+            </w:r>
+          </w:p>
+        </w:tc>
+      </w:tr>
+      <w:tr>
+        <w:tc>
+          <w:tcPr>
+            <w:tcW w:type="dxa" w:w="1440"/>
+            <w:shd w:val="clear" w:color="auto" w:fill="F2F2F2"/>
+          </w:tcPr>
+          <w:p>
+            <w:pPr>
+              <w:jc w:val="center"/>
+            </w:pPr>
+            <w:r/>
+            <w:r>
+              <w:rPr>
+                <w:b/>
+                <w:i w:val="0"/>
+                <w:sz w:val="19"/>
+              </w:rPr>
+              <w:t>No.</w:t>
+            </w:r>
+          </w:p>
+        </w:tc>
+        <w:tc>
+          <w:tcPr>
+            <w:tcW w:type="dxa" w:w="1440"/>
+            <w:shd w:val="clear" w:color="auto" w:fill="F2F2F2"/>
+          </w:tcPr>
+          <w:p>
+            <w:pPr>
+              <w:jc w:val="center"/>
+            </w:pPr>
+            <w:r/>
+            <w:r>
+              <w:rPr>
+                <w:b/>
+                <w:i w:val="0"/>
+                <w:sz w:val="19"/>
+              </w:rPr>
+              <w:t>Indikator Kinerja</w:t>
+            </w:r>
+          </w:p>
+        </w:tc>
+        <w:tc>
+          <w:tcPr>
+            <w:tcW w:type="dxa" w:w="1440"/>
+            <w:shd w:val="clear" w:color="auto" w:fill="F2F2F2"/>
+          </w:tcPr>
+          <w:p>
+            <w:pPr>
+              <w:jc w:val="center"/>
+            </w:pPr>
+            <w:r/>
+            <w:r>
+              <w:rPr>
+                <w:b/>
+                <w:i w:val="0"/>
+                <w:sz w:val="19"/>
+              </w:rPr>
+              <w:t>Target PK</w:t>
+            </w:r>
+          </w:p>
+        </w:tc>
+        <w:tc>
+          <w:tcPr>
+            <w:tcW w:type="dxa" w:w="1440"/>
+            <w:shd w:val="clear" w:color="auto" w:fill="F2F2F2"/>
+          </w:tcPr>
+          <w:p>
+            <w:pPr>
+              <w:jc w:val="center"/>
+            </w:pPr>
+            <w:r/>
+            <w:r>
+              <w:rPr>
+                <w:b/>
+                <w:i w:val="0"/>
+                <w:sz w:val="19"/>
+              </w:rPr>
+              <w:t>Target Triwulan</w:t>
+            </w:r>
+          </w:p>
+        </w:tc>
+        <w:tc>
+          <w:tcPr>
+            <w:tcW w:type="dxa" w:w="1440"/>
+            <w:shd w:val="clear" w:color="auto" w:fill="F2F2F2"/>
+          </w:tcPr>
+          <w:p>
+            <w:pPr>
+              <w:jc w:val="center"/>
+            </w:pPr>
+            <w:r/>
+            <w:r>
+              <w:rPr>
+                <w:b/>
+                <w:i w:val="0"/>
+                <w:sz w:val="19"/>
+              </w:rPr>
+              <w:t>Realisasi Triwulan</w:t>
+            </w:r>
+          </w:p>
+        </w:tc>
+        <w:tc>
+          <w:tcPr>
+            <w:tcW w:type="dxa" w:w="1440"/>
+            <w:shd w:val="clear" w:color="auto" w:fill="F2F2F2"/>
+          </w:tcPr>
+          <w:p>
+            <w:pPr>
+              <w:jc w:val="center"/>
+            </w:pPr>
+            <w:r/>
+            <w:r>
+              <w:rPr>
+                <w:b/>
+                <w:i w:val="0"/>
+                <w:sz w:val="19"/>
+              </w:rPr>
+              <w:t>Capaian Thd Target PK</w:t>
+            </w:r>
+          </w:p>
+        </w:tc>
+      </w:tr>
+      <w:tr>
+        <w:tc>
+          <w:tcPr>
+            <w:tcW w:type="dxa" w:w="1440"/>
+          </w:tcPr>
+          <w:p>
+            <w:pPr>
+              <w:jc w:val="center"/>
+            </w:pPr>
+            <w:r/>
+            <w:r>
+              <w:rPr>
+                <w:b w:val="0"/>
+                <w:i w:val="0"/>
+              </w:rPr>
+              <w:t>1</w:t>
+            </w:r>
+          </w:p>
+        </w:tc>
+        <w:tc>
+          <w:tcPr>
+            <w:tcW w:type="dxa" w:w="1440"/>
+          </w:tcPr>
+          <w:p>
+            <w:r/>
+            <w:r>
+              <w:rPr>
+                <w:b w:val="0"/>
+                <w:i w:val="0"/>
+                <w:sz w:val="19"/>
+              </w:rPr>
+              <w:t>1311 Persentase Publikasi/Laporan Statistik Distribusi Yang Berkualitas</w:t>
+            </w:r>
+          </w:p>
+        </w:tc>
+        <w:tc>
+          <w:tcPr>
+            <w:tcW w:type="dxa" w:w="1440"/>
+          </w:tcPr>
+          <w:p>
+            <w:r/>
+            <w:r>
+              <w:rPr>
+                <w:b w:val="0"/>
+                <w:i w:val="0"/>
+              </w:rPr>
+            </w:r>
+          </w:p>
+        </w:tc>
+        <w:tc>
+          <w:tcPr>
+            <w:tcW w:type="dxa" w:w="1440"/>
+          </w:tcPr>
+          <w:p>
+            <w:r/>
+            <w:r>
+              <w:rPr>
+                <w:b w:val="0"/>
+                <w:i w:val="0"/>
+              </w:rPr>
+            </w:r>
+          </w:p>
+        </w:tc>
+        <w:tc>
+          <w:tcPr>
+            <w:tcW w:type="dxa" w:w="1440"/>
+          </w:tcPr>
+          <w:p>
+            <w:r/>
+            <w:r>
+              <w:rPr>
+                <w:b w:val="0"/>
+                <w:i w:val="0"/>
+              </w:rPr>
+            </w:r>
+          </w:p>
+        </w:tc>
+        <w:tc>
+          <w:tcPr>
+            <w:tcW w:type="dxa" w:w="1440"/>
+          </w:tcPr>
+          <w:p>
+            <w:r/>
+            <w:r>
+              <w:rPr>
+                <w:b w:val="0"/>
+                <w:i w:val="0"/>
+              </w:rPr>
+            </w:r>
+          </w:p>
+        </w:tc>
+      </w:tr>
+    </w:tbl>
+    <w:p>
+      <w:r>
+        <w:rPr>
+          <w:b/>
+          <w:i/>
+          <w:color w:val="1F4E79"/>
+          <w:sz w:val="19"/>
+        </w:rPr>
+        <w:t>↳ Diisi di aplikasi: Sasaran &amp; Indikator Kinerja di halaman Master IKU; Target/Realisasi di Verifikasi Capaian.</w:t>
+      </w:r>
+    </w:p>
+    <w:tbl>
+      <w:tblPr>
+        <w:tblStyle w:val="TableGrid"/>
+        <w:tblW w:type="auto" w:w="0"/>
+        <w:tblLook w:firstColumn="1" w:firstRow="1" w:lastColumn="0" w:lastRow="0" w:noHBand="0" w:noVBand="1" w:val="04A0"/>
+      </w:tblPr>
+      <w:tblGrid>
+        <w:gridCol w:w="8640"/>
+      </w:tblGrid>
+      <w:tr>
+        <w:tc>
+          <w:tcPr>
+            <w:tcW w:type="dxa" w:w="8640"/>
+            <w:shd w:val="clear" w:color="auto" w:fill="D9D9D9"/>
+          </w:tcPr>
+          <w:p>
+            <w:pPr>
+              <w:jc w:val="center"/>
+            </w:pPr>
+            <w:r/>
+            <w:r>
+              <w:rPr>
+                <w:b/>
+                <w:i w:val="0"/>
+              </w:rPr>
+              <w:t>Analisis Capaian Kinerja</w:t>
+            </w:r>
+          </w:p>
+        </w:tc>
+      </w:tr>
+      <w:tr>
+        <w:tc>
+          <w:tcPr>
+            <w:tcW w:type="dxa" w:w="8640"/>
+          </w:tcPr>
+          <w:p>
+            <w:r/>
+            <w:r>
+              <w:rPr>
+                <w:b w:val="0"/>
+                <w:i w:val="0"/>
+              </w:rPr>
+            </w:r>
+          </w:p>
+        </w:tc>
+      </w:tr>
+    </w:tbl>
+    <w:p>
+      <w:r>
+        <w:rPr>
+          <w:b/>
+          <w:i/>
+          <w:color w:val="1F4E79"/>
+          <w:sz w:val="19"/>
+        </w:rPr>
+        <w:t>↳ Diisi di aplikasi: kolom "Analisis Capaian Kinerja" pada Verifikasi Capaian -- boleh beberapa paragraf/daftar bernomor.</w:t>
+      </w:r>
+    </w:p>
+    <w:p>
+      <w:r>
+        <w:rPr>
+          <w:i/>
+          <w:color w:val="C00000"/>
+          <w:sz w:val="18"/>
+        </w:rPr>
+        <w:t>Realisasi Volume RO dan Progress Pelaksanaan Kegiatan sampai dengan Triwulan Berjalan (HANYA tercetak otomatis bila realisasi IKU ini pada triwulan berjalan masih kosong):</w:t>
+      </w:r>
+    </w:p>
+    <w:p>
+      <w:r>
+        <w:rPr>
+          <w:b/>
+          <w:i/>
+          <w:color w:val="1F4E79"/>
+          <w:sz w:val="19"/>
+        </w:rPr>
+        <w:t>↳ Diisi di aplikasi: kolom Volume RO / Progres Pelaksanaan pada Isian Kegiatan.</w:t>
+      </w:r>
+    </w:p>
+    <w:p>
+      <w:r>
+        <w:rPr>
+          <w:b/>
+          <w:sz w:val="21"/>
+        </w:rPr>
+        <w:t>Kendala :</w:t>
+      </w:r>
+    </w:p>
+    <w:p>
+      <w:pPr>
+        <w:pStyle w:val="ListNumber"/>
+      </w:pPr>
+      <w:r/>
+    </w:p>
+    <w:p>
+      <w:r>
+        <w:rPr>
+          <w:b/>
+          <w:i/>
+          <w:color w:val="1F4E79"/>
+          <w:sz w:val="19"/>
+        </w:rPr>
+        <w:t>↳ Diisi di aplikasi: satu baris = satu catatan "Kendala" pada Verifikasi Capaian (boleh lebih dari satu per indikator).</w:t>
+      </w:r>
+    </w:p>
+    <w:p>
+      <w:r>
+        <w:rPr>
+          <w:b/>
+          <w:sz w:val="21"/>
+        </w:rPr>
+        <w:t>Solusi :</w:t>
+      </w:r>
+    </w:p>
+    <w:p>
+      <w:pPr>
+        <w:pStyle w:val="ListNumber"/>
+      </w:pPr>
+      <w:r/>
+    </w:p>
+    <w:p>
+      <w:r>
+        <w:rPr>
+          <w:b/>
+          <w:i/>
+          <w:color w:val="1F4E79"/>
+          <w:sz w:val="19"/>
+        </w:rPr>
+        <w:t>↳ Diisi di aplikasi: "Solusi" berpasangan dengan Kendala di atas, pada Verifikasi Capaian.</w:t>
+      </w:r>
+    </w:p>
+    <w:tbl>
+      <w:tblPr>
+        <w:tblStyle w:val="TableGrid"/>
+        <w:tblW w:type="auto" w:w="0"/>
+        <w:tblLook w:firstColumn="1" w:firstRow="1" w:lastColumn="0" w:lastRow="0" w:noHBand="0" w:noVBand="1" w:val="04A0"/>
+      </w:tblPr>
+      <w:tblGrid>
+        <w:gridCol w:w="4320"/>
+        <w:gridCol w:w="4320"/>
+      </w:tblGrid>
+      <w:tr>
+        <w:tc>
+          <w:tcPr>
+            <w:tcW w:type="dxa" w:w="4320"/>
+          </w:tcPr>
+          <w:p>
+            <w:r/>
+            <w:r>
+              <w:rPr>
+                <w:b/>
+                <w:i w:val="0"/>
+              </w:rPr>
+              <w:t>Rencana Tindak Lanjut (RTL)</w:t>
+            </w:r>
+          </w:p>
+        </w:tc>
+        <w:tc>
+          <w:tcPr>
+            <w:tcW w:type="dxa" w:w="4320"/>
+          </w:tcPr>
+          <w:p>
+            <w:r/>
+            <w:r>
+              <w:rPr>
+                <w:b w:val="0"/>
+                <w:i w:val="0"/>
+              </w:rPr>
+              <w:t>PIC Tindak Lanjut :</w:t>
+              <w:br/>
+              <w:br/>
+              <w:t>Batas Waktu Tindak Lanjut :</w:t>
+            </w:r>
+          </w:p>
+        </w:tc>
+      </w:tr>
+    </w:tbl>
+    <w:p>
+      <w:r>
+        <w:rPr>
+          <w:b/>
+          <w:i/>
+          <w:color w:val="1F4E79"/>
+          <w:sz w:val="19"/>
+        </w:rPr>
+        <w:t>↳ Diisi di aplikasi: halaman RTL Evaluasi -- PIC &amp; Batas Waktu dicetak sekali untuk seluruh daftar RTL indikator ini.</w:t>
+      </w:r>
+    </w:p>
+    <w:tbl>
+      <w:tblPr>
+        <w:tblStyle w:val="TableGrid"/>
+        <w:tblW w:type="auto" w:w="0"/>
+        <w:tblLook w:firstColumn="1" w:firstRow="1" w:lastColumn="0" w:lastRow="0" w:noHBand="0" w:noVBand="1" w:val="04A0"/>
+      </w:tblPr>
+      <w:tblGrid>
+        <w:gridCol w:w="8640"/>
+      </w:tblGrid>
+      <w:tr>
+        <w:tc>
+          <w:tcPr>
+            <w:tcW w:type="dxa" w:w="8640"/>
+            <w:shd w:val="clear" w:color="auto" w:fill="D9D9D9"/>
+          </w:tcPr>
+          <w:p>
+            <w:pPr>
+              <w:jc w:val="center"/>
+            </w:pPr>
+            <w:r/>
+            <w:r>
+              <w:rPr>
+                <w:b/>
+                <w:i w:val="0"/>
+              </w:rPr>
+              <w:t>Dasar Hitung/Bukti Dukung/Lainnya</w:t>
+            </w:r>
+          </w:p>
+        </w:tc>
+      </w:tr>
+      <w:tr>
+        <w:tc>
+          <w:tcPr>
+            <w:tcW w:type="dxa" w:w="8640"/>
+          </w:tcPr>
+          <w:p>
+            <w:r/>
+            <w:r>
+              <w:rPr>
+                <w:b w:val="0"/>
+                <w:i w:val="0"/>
+                <w:sz w:val="19"/>
+              </w:rPr>
+              <w:t>Dasar Hitung dan Basis Data Realisasi IKU :</w:t>
+              <w:br/>
+              <w:t>(rumus, dimana:, rincian n= mencakup/N= mencakup ...)</w:t>
+              <w:br/>
+              <w:br/>
+              <w:t>Tautan Bukti Dukung Realisasi Target : (otomatis dari folder Drive IKU ini)</w:t>
+              <w:br/>
+              <w:t>Tautan Bukti Dukung Tindak Lanjut Triwulan Sebelumnya : (otomatis)</w:t>
+              <w:br/>
+              <w:t>RTL triwulan sebelumnya yang telah dilaksanakan : (otomatis, kosong di Triwulan I)</w:t>
+              <w:br/>
+              <w:br/>
+              <w:t>Penjelasan/pembahasan lainnya :</w:t>
+            </w:r>
+          </w:p>
+        </w:tc>
+      </w:tr>
+    </w:tbl>
+    <w:p>
+      <w:r>
+        <w:rPr>
+          <w:b/>
+          <w:i/>
+          <w:color w:val="1F4E79"/>
+          <w:sz w:val="19"/>
+        </w:rPr>
+        <w:t>↳ Diisi di aplikasi: "Dasar Hitung" pada Master IKU (boleh multi-baris); "Penjelasan/Pembahasan Lainnya" pada Verifikasi Capaian.</w:t>
+      </w:r>
+    </w:p>
+    <w:p/>
+    <w:tbl>
+      <w:tblPr>
+        <w:tblStyle w:val="TableGrid"/>
+        <w:tblW w:type="auto" w:w="0"/>
+        <w:tblLook w:firstColumn="1" w:firstRow="1" w:lastColumn="0" w:lastRow="0" w:noHBand="0" w:noVBand="1" w:val="04A0"/>
+      </w:tblPr>
+      <w:tblGrid>
+        <w:gridCol w:w="1440"/>
+        <w:gridCol w:w="1440"/>
+        <w:gridCol w:w="1440"/>
+        <w:gridCol w:w="1440"/>
+        <w:gridCol w:w="1440"/>
+        <w:gridCol w:w="1440"/>
+      </w:tblGrid>
+      <w:tr>
+        <w:tc>
+          <w:tcPr>
+            <w:tcW w:type="dxa" w:w="8640"/>
+            <w:gridSpan w:val="6"/>
+            <w:shd w:val="clear" w:color="auto" w:fill="D9D9D9"/>
+          </w:tcPr>
+          <w:p>
+            <w:r/>
+            <w:r>
+              <w:rPr>
+                <w:b/>
+                <w:i w:val="0"/>
+              </w:rPr>
+              <w:t>Sasaran : Terwujudnya Penyediaan Data Dan Insight Statistik Harga Yang Berkualitas</w:t>
+            </w:r>
+          </w:p>
+        </w:tc>
+      </w:tr>
+      <w:tr>
+        <w:tc>
+          <w:tcPr>
+            <w:tcW w:type="dxa" w:w="1440"/>
+            <w:shd w:val="clear" w:color="auto" w:fill="F2F2F2"/>
+          </w:tcPr>
+          <w:p>
+            <w:pPr>
+              <w:jc w:val="center"/>
+            </w:pPr>
+            <w:r/>
+            <w:r>
+              <w:rPr>
+                <w:b/>
+                <w:i w:val="0"/>
+                <w:sz w:val="19"/>
+              </w:rPr>
+              <w:t>No.</w:t>
+            </w:r>
+          </w:p>
+        </w:tc>
+        <w:tc>
+          <w:tcPr>
+            <w:tcW w:type="dxa" w:w="1440"/>
+            <w:shd w:val="clear" w:color="auto" w:fill="F2F2F2"/>
+          </w:tcPr>
+          <w:p>
+            <w:pPr>
+              <w:jc w:val="center"/>
+            </w:pPr>
+            <w:r/>
+            <w:r>
+              <w:rPr>
+                <w:b/>
+                <w:i w:val="0"/>
+                <w:sz w:val="19"/>
+              </w:rPr>
+              <w:t>Indikator Kinerja</w:t>
+            </w:r>
+          </w:p>
+        </w:tc>
+        <w:tc>
+          <w:tcPr>
+            <w:tcW w:type="dxa" w:w="1440"/>
+            <w:shd w:val="clear" w:color="auto" w:fill="F2F2F2"/>
+          </w:tcPr>
+          <w:p>
+            <w:pPr>
+              <w:jc w:val="center"/>
+            </w:pPr>
+            <w:r/>
+            <w:r>
+              <w:rPr>
+                <w:b/>
+                <w:i w:val="0"/>
+                <w:sz w:val="19"/>
+              </w:rPr>
+              <w:t>Target PK</w:t>
+            </w:r>
+          </w:p>
+        </w:tc>
+        <w:tc>
+          <w:tcPr>
+            <w:tcW w:type="dxa" w:w="1440"/>
+            <w:shd w:val="clear" w:color="auto" w:fill="F2F2F2"/>
+          </w:tcPr>
+          <w:p>
+            <w:pPr>
+              <w:jc w:val="center"/>
+            </w:pPr>
+            <w:r/>
+            <w:r>
+              <w:rPr>
+                <w:b/>
+                <w:i w:val="0"/>
+                <w:sz w:val="19"/>
+              </w:rPr>
+              <w:t>Target Triwulan</w:t>
+            </w:r>
+          </w:p>
+        </w:tc>
+        <w:tc>
+          <w:tcPr>
+            <w:tcW w:type="dxa" w:w="1440"/>
+            <w:shd w:val="clear" w:color="auto" w:fill="F2F2F2"/>
+          </w:tcPr>
+          <w:p>
+            <w:pPr>
+              <w:jc w:val="center"/>
+            </w:pPr>
+            <w:r/>
+            <w:r>
+              <w:rPr>
+                <w:b/>
+                <w:i w:val="0"/>
+                <w:sz w:val="19"/>
+              </w:rPr>
+              <w:t>Realisasi Triwulan</w:t>
+            </w:r>
+          </w:p>
+        </w:tc>
+        <w:tc>
+          <w:tcPr>
+            <w:tcW w:type="dxa" w:w="1440"/>
+            <w:shd w:val="clear" w:color="auto" w:fill="F2F2F2"/>
+          </w:tcPr>
+          <w:p>
+            <w:pPr>
+              <w:jc w:val="center"/>
+            </w:pPr>
+            <w:r/>
+            <w:r>
+              <w:rPr>
+                <w:b/>
+                <w:i w:val="0"/>
+                <w:sz w:val="19"/>
+              </w:rPr>
+              <w:t>Capaian Thd Target PK</w:t>
+            </w:r>
+          </w:p>
+        </w:tc>
+      </w:tr>
+      <w:tr>
+        <w:tc>
+          <w:tcPr>
+            <w:tcW w:type="dxa" w:w="1440"/>
+          </w:tcPr>
+          <w:p>
+            <w:pPr>
+              <w:jc w:val="center"/>
+            </w:pPr>
+            <w:r/>
+            <w:r>
+              <w:rPr>
+                <w:b w:val="0"/>
+                <w:i w:val="0"/>
+              </w:rPr>
+              <w:t>1</w:t>
+            </w:r>
+          </w:p>
+        </w:tc>
+        <w:tc>
+          <w:tcPr>
+            <w:tcW w:type="dxa" w:w="1440"/>
+          </w:tcPr>
+          <w:p>
+            <w:r/>
+            <w:r>
+              <w:rPr>
+                <w:b w:val="0"/>
+                <w:i w:val="0"/>
+                <w:sz w:val="19"/>
+              </w:rPr>
+              <w:t>1331 Persentase Publikasi/Laporan Statistik Harga Yang Berkualitas</w:t>
+            </w:r>
+          </w:p>
+        </w:tc>
+        <w:tc>
+          <w:tcPr>
+            <w:tcW w:type="dxa" w:w="1440"/>
+          </w:tcPr>
+          <w:p>
+            <w:r/>
+            <w:r>
+              <w:rPr>
+                <w:b w:val="0"/>
+                <w:i w:val="0"/>
+              </w:rPr>
+            </w:r>
+          </w:p>
+        </w:tc>
+        <w:tc>
+          <w:tcPr>
+            <w:tcW w:type="dxa" w:w="1440"/>
+          </w:tcPr>
+          <w:p>
+            <w:r/>
+            <w:r>
+              <w:rPr>
+                <w:b w:val="0"/>
+                <w:i w:val="0"/>
+              </w:rPr>
+            </w:r>
+          </w:p>
+        </w:tc>
+        <w:tc>
+          <w:tcPr>
+            <w:tcW w:type="dxa" w:w="1440"/>
+          </w:tcPr>
+          <w:p>
+            <w:r/>
+            <w:r>
+              <w:rPr>
+                <w:b w:val="0"/>
+                <w:i w:val="0"/>
+              </w:rPr>
+            </w:r>
+          </w:p>
+        </w:tc>
+        <w:tc>
+          <w:tcPr>
+            <w:tcW w:type="dxa" w:w="1440"/>
+          </w:tcPr>
+          <w:p>
+            <w:r/>
+            <w:r>
+              <w:rPr>
+                <w:b w:val="0"/>
+                <w:i w:val="0"/>
+              </w:rPr>
+            </w:r>
+          </w:p>
+        </w:tc>
+      </w:tr>
+    </w:tbl>
+    <w:p>
+      <w:r>
+        <w:rPr>
+          <w:b/>
+          <w:i/>
+          <w:color w:val="1F4E79"/>
+          <w:sz w:val="19"/>
+        </w:rPr>
+        <w:t>↳ Diisi di aplikasi: Sasaran &amp; Indikator Kinerja di halaman Master IKU; Target/Realisasi di Verifikasi Capaian.</w:t>
+      </w:r>
+    </w:p>
+    <w:tbl>
+      <w:tblPr>
+        <w:tblStyle w:val="TableGrid"/>
+        <w:tblW w:type="auto" w:w="0"/>
+        <w:tblLook w:firstColumn="1" w:firstRow="1" w:lastColumn="0" w:lastRow="0" w:noHBand="0" w:noVBand="1" w:val="04A0"/>
+      </w:tblPr>
+      <w:tblGrid>
+        <w:gridCol w:w="8640"/>
+      </w:tblGrid>
+      <w:tr>
+        <w:tc>
+          <w:tcPr>
+            <w:tcW w:type="dxa" w:w="8640"/>
+            <w:shd w:val="clear" w:color="auto" w:fill="D9D9D9"/>
+          </w:tcPr>
+          <w:p>
+            <w:pPr>
+              <w:jc w:val="center"/>
+            </w:pPr>
+            <w:r/>
+            <w:r>
+              <w:rPr>
+                <w:b/>
+                <w:i w:val="0"/>
+              </w:rPr>
+              <w:t>Analisis Capaian Kinerja</w:t>
+            </w:r>
+          </w:p>
+        </w:tc>
+      </w:tr>
+      <w:tr>
+        <w:tc>
+          <w:tcPr>
+            <w:tcW w:type="dxa" w:w="8640"/>
+          </w:tcPr>
+          <w:p>
+            <w:r/>
+            <w:r>
+              <w:rPr>
+                <w:b w:val="0"/>
+                <w:i w:val="0"/>
+              </w:rPr>
+            </w:r>
+          </w:p>
+        </w:tc>
+      </w:tr>
+    </w:tbl>
+    <w:p>
+      <w:r>
+        <w:rPr>
+          <w:b/>
+          <w:i/>
+          <w:color w:val="1F4E79"/>
+          <w:sz w:val="19"/>
+        </w:rPr>
+        <w:t>↳ Diisi di aplikasi: kolom "Analisis Capaian Kinerja" pada Verifikasi Capaian -- boleh beberapa paragraf/daftar bernomor.</w:t>
+      </w:r>
+    </w:p>
+    <w:p>
+      <w:r>
+        <w:rPr>
+          <w:i/>
+          <w:color w:val="C00000"/>
+          <w:sz w:val="18"/>
+        </w:rPr>
+        <w:t>Realisasi Volume RO dan Progress Pelaksanaan Kegiatan sampai dengan Triwulan Berjalan (HANYA tercetak otomatis bila realisasi IKU ini pada triwulan berjalan masih kosong):</w:t>
+      </w:r>
+    </w:p>
+    <w:p>
+      <w:r>
+        <w:rPr>
+          <w:b/>
+          <w:i/>
+          <w:color w:val="1F4E79"/>
+          <w:sz w:val="19"/>
+        </w:rPr>
+        <w:t>↳ Diisi di aplikasi: kolom Volume RO / Progres Pelaksanaan pada Isian Kegiatan.</w:t>
+      </w:r>
+    </w:p>
+    <w:p>
+      <w:r>
+        <w:rPr>
+          <w:b/>
+          <w:sz w:val="21"/>
+        </w:rPr>
+        <w:t>Kendala :</w:t>
+      </w:r>
+    </w:p>
+    <w:p>
+      <w:pPr>
+        <w:pStyle w:val="ListNumber"/>
+      </w:pPr>
+      <w:r/>
+    </w:p>
+    <w:p>
+      <w:r>
+        <w:rPr>
+          <w:b/>
+          <w:i/>
+          <w:color w:val="1F4E79"/>
+          <w:sz w:val="19"/>
+        </w:rPr>
+        <w:t>↳ Diisi di aplikasi: satu baris = satu catatan "Kendala" pada Verifikasi Capaian (boleh lebih dari satu per indikator).</w:t>
+      </w:r>
+    </w:p>
+    <w:p>
+      <w:r>
+        <w:rPr>
+          <w:b/>
+          <w:sz w:val="21"/>
+        </w:rPr>
+        <w:t>Solusi :</w:t>
+      </w:r>
+    </w:p>
+    <w:p>
+      <w:pPr>
+        <w:pStyle w:val="ListNumber"/>
+      </w:pPr>
+      <w:r/>
+    </w:p>
+    <w:p>
+      <w:r>
+        <w:rPr>
+          <w:b/>
+          <w:i/>
+          <w:color w:val="1F4E79"/>
+          <w:sz w:val="19"/>
+        </w:rPr>
+        <w:t>↳ Diisi di aplikasi: "Solusi" berpasangan dengan Kendala di atas, pada Verifikasi Capaian.</w:t>
+      </w:r>
+    </w:p>
+    <w:tbl>
+      <w:tblPr>
+        <w:tblStyle w:val="TableGrid"/>
+        <w:tblW w:type="auto" w:w="0"/>
+        <w:tblLook w:firstColumn="1" w:firstRow="1" w:lastColumn="0" w:lastRow="0" w:noHBand="0" w:noVBand="1" w:val="04A0"/>
+      </w:tblPr>
+      <w:tblGrid>
+        <w:gridCol w:w="4320"/>
+        <w:gridCol w:w="4320"/>
+      </w:tblGrid>
+      <w:tr>
+        <w:tc>
+          <w:tcPr>
+            <w:tcW w:type="dxa" w:w="4320"/>
+          </w:tcPr>
+          <w:p>
+            <w:r/>
+            <w:r>
+              <w:rPr>
+                <w:b/>
+                <w:i w:val="0"/>
+              </w:rPr>
+              <w:t>Rencana Tindak Lanjut (RTL)</w:t>
+            </w:r>
+          </w:p>
+        </w:tc>
+        <w:tc>
+          <w:tcPr>
+            <w:tcW w:type="dxa" w:w="4320"/>
+          </w:tcPr>
+          <w:p>
+            <w:r/>
+            <w:r>
+              <w:rPr>
+                <w:b w:val="0"/>
+                <w:i w:val="0"/>
+              </w:rPr>
+              <w:t>PIC Tindak Lanjut :</w:t>
+              <w:br/>
+              <w:br/>
+              <w:t>Batas Waktu Tindak Lanjut :</w:t>
+            </w:r>
+          </w:p>
+        </w:tc>
+      </w:tr>
+    </w:tbl>
+    <w:p>
+      <w:r>
+        <w:rPr>
+          <w:b/>
+          <w:i/>
+          <w:color w:val="1F4E79"/>
+          <w:sz w:val="19"/>
+        </w:rPr>
+        <w:t>↳ Diisi di aplikasi: halaman RTL Evaluasi -- PIC &amp; Batas Waktu dicetak sekali untuk seluruh daftar RTL indikator ini.</w:t>
+      </w:r>
+    </w:p>
+    <w:tbl>
+      <w:tblPr>
+        <w:tblStyle w:val="TableGrid"/>
+        <w:tblW w:type="auto" w:w="0"/>
+        <w:tblLook w:firstColumn="1" w:firstRow="1" w:lastColumn="0" w:lastRow="0" w:noHBand="0" w:noVBand="1" w:val="04A0"/>
+      </w:tblPr>
+      <w:tblGrid>
+        <w:gridCol w:w="8640"/>
+      </w:tblGrid>
+      <w:tr>
+        <w:tc>
+          <w:tcPr>
+            <w:tcW w:type="dxa" w:w="8640"/>
+            <w:shd w:val="clear" w:color="auto" w:fill="D9D9D9"/>
+          </w:tcPr>
+          <w:p>
+            <w:pPr>
+              <w:jc w:val="center"/>
+            </w:pPr>
+            <w:r/>
+            <w:r>
+              <w:rPr>
+                <w:b/>
+                <w:i w:val="0"/>
+              </w:rPr>
+              <w:t>Dasar Hitung/Bukti Dukung/Lainnya</w:t>
+            </w:r>
+          </w:p>
+        </w:tc>
+      </w:tr>
+      <w:tr>
+        <w:tc>
+          <w:tcPr>
+            <w:tcW w:type="dxa" w:w="8640"/>
+          </w:tcPr>
+          <w:p>
+            <w:r/>
+            <w:r>
+              <w:rPr>
+                <w:b w:val="0"/>
+                <w:i w:val="0"/>
+                <w:sz w:val="19"/>
+              </w:rPr>
+              <w:t>Dasar Hitung dan Basis Data Realisasi IKU :</w:t>
+              <w:br/>
+              <w:t>(rumus, dimana:, rincian n= mencakup/N= mencakup ...)</w:t>
+              <w:br/>
+              <w:br/>
+              <w:t>Tautan Bukti Dukung Realisasi Target : (otomatis dari folder Drive IKU ini)</w:t>
+              <w:br/>
+              <w:t>Tautan Bukti Dukung Tindak Lanjut Triwulan Sebelumnya : (otomatis)</w:t>
+              <w:br/>
+              <w:t>RTL triwulan sebelumnya yang telah dilaksanakan : (otomatis, kosong di Triwulan I)</w:t>
+              <w:br/>
+              <w:br/>
+              <w:t>Penjelasan/pembahasan lainnya :</w:t>
+            </w:r>
+          </w:p>
+        </w:tc>
+      </w:tr>
+    </w:tbl>
+    <w:p>
+      <w:r>
+        <w:rPr>
+          <w:b/>
+          <w:i/>
+          <w:color w:val="1F4E79"/>
+          <w:sz w:val="19"/>
+        </w:rPr>
+        <w:t>↳ Diisi di aplikasi: "Dasar Hitung" pada Master IKU (boleh multi-baris); "Penjelasan/Pembahasan Lainnya" pada Verifikasi Capaian.</w:t>
+      </w:r>
+    </w:p>
+    <w:p/>
+    <w:tbl>
+      <w:tblPr>
+        <w:tblStyle w:val="TableGrid"/>
+        <w:tblW w:type="auto" w:w="0"/>
+        <w:tblLook w:firstColumn="1" w:firstRow="1" w:lastColumn="0" w:lastRow="0" w:noHBand="0" w:noVBand="1" w:val="04A0"/>
+      </w:tblPr>
+      <w:tblGrid>
+        <w:gridCol w:w="1440"/>
+        <w:gridCol w:w="1440"/>
+        <w:gridCol w:w="1440"/>
+        <w:gridCol w:w="1440"/>
+        <w:gridCol w:w="1440"/>
+        <w:gridCol w:w="1440"/>
+      </w:tblGrid>
+      <w:tr>
+        <w:tc>
+          <w:tcPr>
+            <w:tcW w:type="dxa" w:w="8640"/>
+            <w:gridSpan w:val="6"/>
+            <w:shd w:val="clear" w:color="auto" w:fill="D9D9D9"/>
+          </w:tcPr>
+          <w:p>
+            <w:r/>
+            <w:r>
+              <w:rPr>
+                <w:b/>
+                <w:i w:val="0"/>
+              </w:rPr>
+              <w:t>Sasaran : Terwujudnya Penyediaan Data Dan Insight Statistik Jasa Yang Berkualitas</w:t>
+            </w:r>
+          </w:p>
+        </w:tc>
+      </w:tr>
+      <w:tr>
+        <w:tc>
+          <w:tcPr>
+            <w:tcW w:type="dxa" w:w="1440"/>
+            <w:shd w:val="clear" w:color="auto" w:fill="F2F2F2"/>
+          </w:tcPr>
+          <w:p>
+            <w:pPr>
+              <w:jc w:val="center"/>
+            </w:pPr>
+            <w:r/>
+            <w:r>
+              <w:rPr>
+                <w:b/>
+                <w:i w:val="0"/>
+                <w:sz w:val="19"/>
+              </w:rPr>
+              <w:t>No.</w:t>
+            </w:r>
+          </w:p>
+        </w:tc>
+        <w:tc>
+          <w:tcPr>
+            <w:tcW w:type="dxa" w:w="1440"/>
+            <w:shd w:val="clear" w:color="auto" w:fill="F2F2F2"/>
+          </w:tcPr>
+          <w:p>
+            <w:pPr>
+              <w:jc w:val="center"/>
+            </w:pPr>
+            <w:r/>
+            <w:r>
+              <w:rPr>
+                <w:b/>
+                <w:i w:val="0"/>
+                <w:sz w:val="19"/>
+              </w:rPr>
+              <w:t>Indikator Kinerja</w:t>
+            </w:r>
+          </w:p>
+        </w:tc>
+        <w:tc>
+          <w:tcPr>
+            <w:tcW w:type="dxa" w:w="1440"/>
+            <w:shd w:val="clear" w:color="auto" w:fill="F2F2F2"/>
+          </w:tcPr>
+          <w:p>
+            <w:pPr>
+              <w:jc w:val="center"/>
+            </w:pPr>
+            <w:r/>
+            <w:r>
+              <w:rPr>
+                <w:b/>
+                <w:i w:val="0"/>
+                <w:sz w:val="19"/>
+              </w:rPr>
+              <w:t>Target PK</w:t>
+            </w:r>
+          </w:p>
+        </w:tc>
+        <w:tc>
+          <w:tcPr>
+            <w:tcW w:type="dxa" w:w="1440"/>
+            <w:shd w:val="clear" w:color="auto" w:fill="F2F2F2"/>
+          </w:tcPr>
+          <w:p>
+            <w:pPr>
+              <w:jc w:val="center"/>
+            </w:pPr>
+            <w:r/>
+            <w:r>
+              <w:rPr>
+                <w:b/>
+                <w:i w:val="0"/>
+                <w:sz w:val="19"/>
+              </w:rPr>
+              <w:t>Target Triwulan</w:t>
+            </w:r>
+          </w:p>
+        </w:tc>
+        <w:tc>
+          <w:tcPr>
+            <w:tcW w:type="dxa" w:w="1440"/>
+            <w:shd w:val="clear" w:color="auto" w:fill="F2F2F2"/>
+          </w:tcPr>
+          <w:p>
+            <w:pPr>
+              <w:jc w:val="center"/>
+            </w:pPr>
+            <w:r/>
+            <w:r>
+              <w:rPr>
+                <w:b/>
+                <w:i w:val="0"/>
+                <w:sz w:val="19"/>
+              </w:rPr>
+              <w:t>Realisasi Triwulan</w:t>
+            </w:r>
+          </w:p>
+        </w:tc>
+        <w:tc>
+          <w:tcPr>
+            <w:tcW w:type="dxa" w:w="1440"/>
+            <w:shd w:val="clear" w:color="auto" w:fill="F2F2F2"/>
+          </w:tcPr>
+          <w:p>
+            <w:pPr>
+              <w:jc w:val="center"/>
+            </w:pPr>
+            <w:r/>
+            <w:r>
+              <w:rPr>
+                <w:b/>
+                <w:i w:val="0"/>
+                <w:sz w:val="19"/>
+              </w:rPr>
+              <w:t>Capaian Thd Target PK</w:t>
+            </w:r>
+          </w:p>
+        </w:tc>
+      </w:tr>
+      <w:tr>
+        <w:tc>
+          <w:tcPr>
+            <w:tcW w:type="dxa" w:w="1440"/>
+          </w:tcPr>
+          <w:p>
+            <w:pPr>
+              <w:jc w:val="center"/>
+            </w:pPr>
+            <w:r/>
+            <w:r>
+              <w:rPr>
+                <w:b w:val="0"/>
+                <w:i w:val="0"/>
+              </w:rPr>
+              <w:t>1</w:t>
+            </w:r>
+          </w:p>
+        </w:tc>
+        <w:tc>
+          <w:tcPr>
+            <w:tcW w:type="dxa" w:w="1440"/>
+          </w:tcPr>
+          <w:p>
+            <w:r/>
+            <w:r>
+              <w:rPr>
+                <w:b w:val="0"/>
+                <w:i w:val="0"/>
+                <w:sz w:val="19"/>
+              </w:rPr>
+              <w:t>1351 Persentase Publikasi/Laporan Statistik Jasa Yang Berkualitas</w:t>
+            </w:r>
+          </w:p>
+        </w:tc>
+        <w:tc>
+          <w:tcPr>
+            <w:tcW w:type="dxa" w:w="1440"/>
+          </w:tcPr>
+          <w:p>
+            <w:r/>
+            <w:r>
+              <w:rPr>
+                <w:b w:val="0"/>
+                <w:i w:val="0"/>
+              </w:rPr>
+            </w:r>
+          </w:p>
+        </w:tc>
+        <w:tc>
+          <w:tcPr>
+            <w:tcW w:type="dxa" w:w="1440"/>
+          </w:tcPr>
+          <w:p>
+            <w:r/>
+            <w:r>
+              <w:rPr>
+                <w:b w:val="0"/>
+                <w:i w:val="0"/>
+              </w:rPr>
+            </w:r>
+          </w:p>
+        </w:tc>
+        <w:tc>
+          <w:tcPr>
+            <w:tcW w:type="dxa" w:w="1440"/>
+          </w:tcPr>
+          <w:p>
+            <w:r/>
+            <w:r>
+              <w:rPr>
+                <w:b w:val="0"/>
+                <w:i w:val="0"/>
+              </w:rPr>
+            </w:r>
+          </w:p>
+        </w:tc>
+        <w:tc>
+          <w:tcPr>
+            <w:tcW w:type="dxa" w:w="1440"/>
+          </w:tcPr>
+          <w:p>
+            <w:r/>
+            <w:r>
+              <w:rPr>
+                <w:b w:val="0"/>
+                <w:i w:val="0"/>
+              </w:rPr>
+            </w:r>
+          </w:p>
+        </w:tc>
+      </w:tr>
+    </w:tbl>
+    <w:p>
+      <w:r>
+        <w:rPr>
+          <w:b/>
+          <w:i/>
+          <w:color w:val="1F4E79"/>
+          <w:sz w:val="19"/>
+        </w:rPr>
+        <w:t>↳ Diisi di aplikasi: Sasaran &amp; Indikator Kinerja di halaman Master IKU; Target/Realisasi di Verifikasi Capaian.</w:t>
+      </w:r>
+    </w:p>
+    <w:tbl>
+      <w:tblPr>
+        <w:tblStyle w:val="TableGrid"/>
+        <w:tblW w:type="auto" w:w="0"/>
+        <w:tblLook w:firstColumn="1" w:firstRow="1" w:lastColumn="0" w:lastRow="0" w:noHBand="0" w:noVBand="1" w:val="04A0"/>
+      </w:tblPr>
+      <w:tblGrid>
+        <w:gridCol w:w="8640"/>
+      </w:tblGrid>
+      <w:tr>
+        <w:tc>
+          <w:tcPr>
+            <w:tcW w:type="dxa" w:w="8640"/>
+            <w:shd w:val="clear" w:color="auto" w:fill="D9D9D9"/>
+          </w:tcPr>
+          <w:p>
+            <w:pPr>
+              <w:jc w:val="center"/>
+            </w:pPr>
+            <w:r/>
+            <w:r>
+              <w:rPr>
+                <w:b/>
+                <w:i w:val="0"/>
+              </w:rPr>
+              <w:t>Analisis Capaian Kinerja</w:t>
+            </w:r>
+          </w:p>
+        </w:tc>
+      </w:tr>
+      <w:tr>
+        <w:tc>
+          <w:tcPr>
+            <w:tcW w:type="dxa" w:w="8640"/>
+          </w:tcPr>
+          <w:p>
+            <w:r/>
+            <w:r>
+              <w:rPr>
+                <w:b w:val="0"/>
+                <w:i w:val="0"/>
+              </w:rPr>
+            </w:r>
+          </w:p>
+        </w:tc>
+      </w:tr>
+    </w:tbl>
+    <w:p>
+      <w:r>
+        <w:rPr>
+          <w:b/>
+          <w:i/>
+          <w:color w:val="1F4E79"/>
+          <w:sz w:val="19"/>
+        </w:rPr>
+        <w:t>↳ Diisi di aplikasi: kolom "Analisis Capaian Kinerja" pada Verifikasi Capaian -- boleh beberapa paragraf/daftar bernomor.</w:t>
+      </w:r>
+    </w:p>
+    <w:p>
+      <w:r>
+        <w:rPr>
+          <w:i/>
+          <w:color w:val="C00000"/>
+          <w:sz w:val="18"/>
+        </w:rPr>
+        <w:t>Realisasi Volume RO dan Progress Pelaksanaan Kegiatan sampai dengan Triwulan Berjalan (HANYA tercetak otomatis bila realisasi IKU ini pada triwulan berjalan masih kosong):</w:t>
+      </w:r>
+    </w:p>
+    <w:p>
+      <w:r>
+        <w:rPr>
+          <w:b/>
+          <w:i/>
+          <w:color w:val="1F4E79"/>
+          <w:sz w:val="19"/>
+        </w:rPr>
+        <w:t>↳ Diisi di aplikasi: kolom Volume RO / Progres Pelaksanaan pada Isian Kegiatan.</w:t>
+      </w:r>
+    </w:p>
+    <w:p>
+      <w:r>
+        <w:rPr>
+          <w:b/>
+          <w:sz w:val="21"/>
+        </w:rPr>
+        <w:t>Kendala :</w:t>
+      </w:r>
+    </w:p>
+    <w:p>
+      <w:pPr>
+        <w:pStyle w:val="ListNumber"/>
+      </w:pPr>
+      <w:r/>
+    </w:p>
+    <w:p>
+      <w:r>
+        <w:rPr>
+          <w:b/>
+          <w:i/>
+          <w:color w:val="1F4E79"/>
+          <w:sz w:val="19"/>
+        </w:rPr>
+        <w:t>↳ Diisi di aplikasi: satu baris = satu catatan "Kendala" pada Verifikasi Capaian (boleh lebih dari satu per indikator).</w:t>
+      </w:r>
+    </w:p>
+    <w:p>
+      <w:r>
+        <w:rPr>
+          <w:b/>
+          <w:sz w:val="21"/>
+        </w:rPr>
+        <w:t>Solusi :</w:t>
+      </w:r>
+    </w:p>
+    <w:p>
+      <w:pPr>
+        <w:pStyle w:val="ListNumber"/>
+      </w:pPr>
+      <w:r/>
+    </w:p>
+    <w:p>
+      <w:r>
+        <w:rPr>
+          <w:b/>
+          <w:i/>
+          <w:color w:val="1F4E79"/>
+          <w:sz w:val="19"/>
+        </w:rPr>
+        <w:t>↳ Diisi di aplikasi: "Solusi" berpasangan dengan Kendala di atas, pada Verifikasi Capaian.</w:t>
+      </w:r>
+    </w:p>
+    <w:tbl>
+      <w:tblPr>
+        <w:tblStyle w:val="TableGrid"/>
+        <w:tblW w:type="auto" w:w="0"/>
+        <w:tblLook w:firstColumn="1" w:firstRow="1" w:lastColumn="0" w:lastRow="0" w:noHBand="0" w:noVBand="1" w:val="04A0"/>
+      </w:tblPr>
+      <w:tblGrid>
+        <w:gridCol w:w="4320"/>
+        <w:gridCol w:w="4320"/>
+      </w:tblGrid>
+      <w:tr>
+        <w:tc>
+          <w:tcPr>
+            <w:tcW w:type="dxa" w:w="4320"/>
+          </w:tcPr>
+          <w:p>
+            <w:r/>
+            <w:r>
+              <w:rPr>
+                <w:b/>
+                <w:i w:val="0"/>
+              </w:rPr>
+              <w:t>Rencana Tindak Lanjut (RTL)</w:t>
+            </w:r>
+          </w:p>
+        </w:tc>
+        <w:tc>
+          <w:tcPr>
+            <w:tcW w:type="dxa" w:w="4320"/>
+          </w:tcPr>
+          <w:p>
+            <w:r/>
+            <w:r>
+              <w:rPr>
+                <w:b w:val="0"/>
+                <w:i w:val="0"/>
+              </w:rPr>
+              <w:t>PIC Tindak Lanjut :</w:t>
+              <w:br/>
+              <w:br/>
+              <w:t>Batas Waktu Tindak Lanjut :</w:t>
+            </w:r>
+          </w:p>
+        </w:tc>
+      </w:tr>
+    </w:tbl>
+    <w:p>
+      <w:r>
+        <w:rPr>
+          <w:b/>
+          <w:i/>
+          <w:color w:val="1F4E79"/>
+          <w:sz w:val="19"/>
+        </w:rPr>
+        <w:t>↳ Diisi di aplikasi: halaman RTL Evaluasi -- PIC &amp; Batas Waktu dicetak sekali untuk seluruh daftar RTL indikator ini.</w:t>
+      </w:r>
+    </w:p>
+    <w:tbl>
+      <w:tblPr>
+        <w:tblStyle w:val="TableGrid"/>
+        <w:tblW w:type="auto" w:w="0"/>
+        <w:tblLook w:firstColumn="1" w:firstRow="1" w:lastColumn="0" w:lastRow="0" w:noHBand="0" w:noVBand="1" w:val="04A0"/>
+      </w:tblPr>
+      <w:tblGrid>
+        <w:gridCol w:w="8640"/>
+      </w:tblGrid>
+      <w:tr>
+        <w:tc>
+          <w:tcPr>
+            <w:tcW w:type="dxa" w:w="8640"/>
+            <w:shd w:val="clear" w:color="auto" w:fill="D9D9D9"/>
+          </w:tcPr>
+          <w:p>
+            <w:pPr>
+              <w:jc w:val="center"/>
+            </w:pPr>
+            <w:r/>
+            <w:r>
+              <w:rPr>
+                <w:b/>
+                <w:i w:val="0"/>
+              </w:rPr>
+              <w:t>Dasar Hitung/Bukti Dukung/Lainnya</w:t>
+            </w:r>
+          </w:p>
+        </w:tc>
+      </w:tr>
+      <w:tr>
+        <w:tc>
+          <w:tcPr>
+            <w:tcW w:type="dxa" w:w="8640"/>
+          </w:tcPr>
+          <w:p>
+            <w:r/>
+            <w:r>
+              <w:rPr>
+                <w:b w:val="0"/>
+                <w:i w:val="0"/>
+                <w:sz w:val="19"/>
+              </w:rPr>
+              <w:t>Dasar Hitung dan Basis Data Realisasi IKU :</w:t>
+              <w:br/>
+              <w:t>(rumus, dimana:, rincian n= mencakup/N= mencakup ...)</w:t>
+              <w:br/>
+              <w:br/>
+              <w:t>Tautan Bukti Dukung Realisasi Target : (otomatis dari folder Drive IKU ini)</w:t>
+              <w:br/>
+              <w:t>Tautan Bukti Dukung Tindak Lanjut Triwulan Sebelumnya : (otomatis)</w:t>
+              <w:br/>
+              <w:t>RTL triwulan sebelumnya yang telah dilaksanakan : (otomatis, kosong di Triwulan I)</w:t>
+              <w:br/>
+              <w:br/>
+              <w:t>Penjelasan/pembahasan lainnya :</w:t>
+            </w:r>
+          </w:p>
+        </w:tc>
+      </w:tr>
+    </w:tbl>
+    <w:p>
+      <w:r>
+        <w:rPr>
+          <w:b/>
+          <w:i/>
+          <w:color w:val="1F4E79"/>
+          <w:sz w:val="19"/>
+        </w:rPr>
+        <w:t>↳ Diisi di aplikasi: "Dasar Hitung" pada Master IKU (boleh multi-baris); "Penjelasan/Pembahasan Lainnya" pada Verifikasi Capaian.</w:t>
+      </w:r>
+    </w:p>
+    <w:p/>
+    <w:tbl>
+      <w:tblPr>
+        <w:tblStyle w:val="TableGrid"/>
+        <w:tblW w:type="auto" w:w="0"/>
+        <w:tblLook w:firstColumn="1" w:firstRow="1" w:lastColumn="0" w:lastRow="0" w:noHBand="0" w:noVBand="1" w:val="04A0"/>
+      </w:tblPr>
+      <w:tblGrid>
+        <w:gridCol w:w="1440"/>
+        <w:gridCol w:w="1440"/>
+        <w:gridCol w:w="1440"/>
+        <w:gridCol w:w="1440"/>
+        <w:gridCol w:w="1440"/>
+        <w:gridCol w:w="1440"/>
+      </w:tblGrid>
+      <w:tr>
+        <w:tc>
+          <w:tcPr>
+            <w:tcW w:type="dxa" w:w="8640"/>
+            <w:gridSpan w:val="6"/>
+            <w:shd w:val="clear" w:color="auto" w:fill="D9D9D9"/>
+          </w:tcPr>
+          <w:p>
+            <w:r/>
+            <w:r>
+              <w:rPr>
+                <w:b/>
+                <w:i w:val="0"/>
+              </w:rPr>
+              <w:t>Sasaran : Terwujudnya Penyediaan Data Dan Insight Statistik Lintas Sektor Yang Berkualitas</w:t>
+            </w:r>
+          </w:p>
+        </w:tc>
+      </w:tr>
+      <w:tr>
+        <w:tc>
+          <w:tcPr>
+            <w:tcW w:type="dxa" w:w="1440"/>
+            <w:shd w:val="clear" w:color="auto" w:fill="F2F2F2"/>
+          </w:tcPr>
+          <w:p>
+            <w:pPr>
+              <w:jc w:val="center"/>
+            </w:pPr>
+            <w:r/>
+            <w:r>
+              <w:rPr>
+                <w:b/>
+                <w:i w:val="0"/>
+                <w:sz w:val="19"/>
+              </w:rPr>
+              <w:t>No.</w:t>
+            </w:r>
+          </w:p>
+        </w:tc>
+        <w:tc>
+          <w:tcPr>
+            <w:tcW w:type="dxa" w:w="1440"/>
+            <w:shd w:val="clear" w:color="auto" w:fill="F2F2F2"/>
+          </w:tcPr>
+          <w:p>
+            <w:pPr>
+              <w:jc w:val="center"/>
+            </w:pPr>
+            <w:r/>
+            <w:r>
+              <w:rPr>
+                <w:b/>
+                <w:i w:val="0"/>
+                <w:sz w:val="19"/>
+              </w:rPr>
+              <w:t>Indikator Kinerja</w:t>
+            </w:r>
+          </w:p>
+        </w:tc>
+        <w:tc>
+          <w:tcPr>
+            <w:tcW w:type="dxa" w:w="1440"/>
+            <w:shd w:val="clear" w:color="auto" w:fill="F2F2F2"/>
+          </w:tcPr>
+          <w:p>
+            <w:pPr>
+              <w:jc w:val="center"/>
+            </w:pPr>
+            <w:r/>
+            <w:r>
+              <w:rPr>
+                <w:b/>
+                <w:i w:val="0"/>
+                <w:sz w:val="19"/>
+              </w:rPr>
+              <w:t>Target PK</w:t>
+            </w:r>
+          </w:p>
+        </w:tc>
+        <w:tc>
+          <w:tcPr>
+            <w:tcW w:type="dxa" w:w="1440"/>
+            <w:shd w:val="clear" w:color="auto" w:fill="F2F2F2"/>
+          </w:tcPr>
+          <w:p>
+            <w:pPr>
+              <w:jc w:val="center"/>
+            </w:pPr>
+            <w:r/>
+            <w:r>
+              <w:rPr>
+                <w:b/>
+                <w:i w:val="0"/>
+                <w:sz w:val="19"/>
+              </w:rPr>
+              <w:t>Target Triwulan</w:t>
+            </w:r>
+          </w:p>
+        </w:tc>
+        <w:tc>
+          <w:tcPr>
+            <w:tcW w:type="dxa" w:w="1440"/>
+            <w:shd w:val="clear" w:color="auto" w:fill="F2F2F2"/>
+          </w:tcPr>
+          <w:p>
+            <w:pPr>
+              <w:jc w:val="center"/>
+            </w:pPr>
+            <w:r/>
+            <w:r>
+              <w:rPr>
+                <w:b/>
+                <w:i w:val="0"/>
+                <w:sz w:val="19"/>
+              </w:rPr>
+              <w:t>Realisasi Triwulan</w:t>
+            </w:r>
+          </w:p>
+        </w:tc>
+        <w:tc>
+          <w:tcPr>
+            <w:tcW w:type="dxa" w:w="1440"/>
+            <w:shd w:val="clear" w:color="auto" w:fill="F2F2F2"/>
+          </w:tcPr>
+          <w:p>
+            <w:pPr>
+              <w:jc w:val="center"/>
+            </w:pPr>
+            <w:r/>
+            <w:r>
+              <w:rPr>
+                <w:b/>
+                <w:i w:val="0"/>
+                <w:sz w:val="19"/>
+              </w:rPr>
+              <w:t>Capaian Thd Target PK</w:t>
+            </w:r>
+          </w:p>
+        </w:tc>
+      </w:tr>
+      <w:tr>
+        <w:tc>
+          <w:tcPr>
+            <w:tcW w:type="dxa" w:w="1440"/>
+          </w:tcPr>
+          <w:p>
+            <w:pPr>
+              <w:jc w:val="center"/>
+            </w:pPr>
+            <w:r/>
+            <w:r>
+              <w:rPr>
+                <w:b w:val="0"/>
+                <w:i w:val="0"/>
+              </w:rPr>
+              <w:t>1</w:t>
+            </w:r>
+          </w:p>
+        </w:tc>
+        <w:tc>
+          <w:tcPr>
+            <w:tcW w:type="dxa" w:w="1440"/>
+          </w:tcPr>
+          <w:p>
+            <w:r/>
+            <w:r>
+              <w:rPr>
+                <w:b w:val="0"/>
+                <w:i w:val="0"/>
+                <w:sz w:val="19"/>
+              </w:rPr>
+              <w:t>1411 Persentase Publikasi/Laporan Neraca Produksi Yang Berkualitas</w:t>
+            </w:r>
+          </w:p>
+        </w:tc>
+        <w:tc>
+          <w:tcPr>
+            <w:tcW w:type="dxa" w:w="1440"/>
+          </w:tcPr>
+          <w:p>
+            <w:r/>
+            <w:r>
+              <w:rPr>
+                <w:b w:val="0"/>
+                <w:i w:val="0"/>
+              </w:rPr>
+            </w:r>
+          </w:p>
+        </w:tc>
+        <w:tc>
+          <w:tcPr>
+            <w:tcW w:type="dxa" w:w="1440"/>
+          </w:tcPr>
+          <w:p>
+            <w:r/>
+            <w:r>
+              <w:rPr>
+                <w:b w:val="0"/>
+                <w:i w:val="0"/>
+              </w:rPr>
+            </w:r>
+          </w:p>
+        </w:tc>
+        <w:tc>
+          <w:tcPr>
+            <w:tcW w:type="dxa" w:w="1440"/>
+          </w:tcPr>
+          <w:p>
+            <w:r/>
+            <w:r>
+              <w:rPr>
+                <w:b w:val="0"/>
+                <w:i w:val="0"/>
+              </w:rPr>
+            </w:r>
+          </w:p>
+        </w:tc>
+        <w:tc>
+          <w:tcPr>
+            <w:tcW w:type="dxa" w:w="1440"/>
+          </w:tcPr>
+          <w:p>
+            <w:r/>
+            <w:r>
+              <w:rPr>
+                <w:b w:val="0"/>
+                <w:i w:val="0"/>
+              </w:rPr>
+            </w:r>
+          </w:p>
+        </w:tc>
+      </w:tr>
+    </w:tbl>
+    <w:p>
+      <w:r>
+        <w:rPr>
+          <w:b/>
+          <w:i/>
+          <w:color w:val="1F4E79"/>
+          <w:sz w:val="19"/>
+        </w:rPr>
+        <w:t>↳ Diisi di aplikasi: Sasaran &amp; Indikator Kinerja di halaman Master IKU; Target/Realisasi di Verifikasi Capaian.</w:t>
+      </w:r>
+    </w:p>
+    <w:tbl>
+      <w:tblPr>
+        <w:tblStyle w:val="TableGrid"/>
+        <w:tblW w:type="auto" w:w="0"/>
+        <w:tblLook w:firstColumn="1" w:firstRow="1" w:lastColumn="0" w:lastRow="0" w:noHBand="0" w:noVBand="1" w:val="04A0"/>
+      </w:tblPr>
+      <w:tblGrid>
+        <w:gridCol w:w="8640"/>
+      </w:tblGrid>
+      <w:tr>
+        <w:tc>
+          <w:tcPr>
+            <w:tcW w:type="dxa" w:w="8640"/>
+            <w:shd w:val="clear" w:color="auto" w:fill="D9D9D9"/>
+          </w:tcPr>
+          <w:p>
+            <w:pPr>
+              <w:jc w:val="center"/>
+            </w:pPr>
+            <w:r/>
+            <w:r>
+              <w:rPr>
+                <w:b/>
+                <w:i w:val="0"/>
+              </w:rPr>
+              <w:t>Analisis Capaian Kinerja</w:t>
+            </w:r>
+          </w:p>
+        </w:tc>
+      </w:tr>
+      <w:tr>
+        <w:tc>
+          <w:tcPr>
+            <w:tcW w:type="dxa" w:w="8640"/>
+          </w:tcPr>
+          <w:p>
+            <w:r/>
+            <w:r>
+              <w:rPr>
+                <w:b w:val="0"/>
+                <w:i w:val="0"/>
+              </w:rPr>
+            </w:r>
+          </w:p>
+        </w:tc>
+      </w:tr>
+    </w:tbl>
+    <w:p>
+      <w:r>
+        <w:rPr>
+          <w:b/>
+          <w:i/>
+          <w:color w:val="1F4E79"/>
+          <w:sz w:val="19"/>
+        </w:rPr>
+        <w:t>↳ Diisi di aplikasi: kolom "Analisis Capaian Kinerja" pada Verifikasi Capaian -- boleh beberapa paragraf/daftar bernomor.</w:t>
+      </w:r>
+    </w:p>
+    <w:p>
+      <w:r>
+        <w:rPr>
+          <w:i/>
+          <w:color w:val="C00000"/>
+          <w:sz w:val="18"/>
+        </w:rPr>
+        <w:t>Realisasi Volume RO dan Progress Pelaksanaan Kegiatan sampai dengan Triwulan Berjalan (HANYA tercetak otomatis bila realisasi IKU ini pada triwulan berjalan masih kosong):</w:t>
+      </w:r>
+    </w:p>
+    <w:p>
+      <w:r>
+        <w:rPr>
+          <w:b/>
+          <w:i/>
+          <w:color w:val="1F4E79"/>
+          <w:sz w:val="19"/>
+        </w:rPr>
+        <w:t>↳ Diisi di aplikasi: kolom Volume RO / Progres Pelaksanaan pada Isian Kegiatan.</w:t>
+      </w:r>
+    </w:p>
+    <w:p>
+      <w:r>
+        <w:rPr>
+          <w:b/>
+          <w:sz w:val="21"/>
+        </w:rPr>
+        <w:t>Kendala :</w:t>
+      </w:r>
+    </w:p>
+    <w:p>
+      <w:pPr>
+        <w:pStyle w:val="ListNumber"/>
+      </w:pPr>
+      <w:r/>
+    </w:p>
+    <w:p>
+      <w:r>
+        <w:rPr>
+          <w:b/>
+          <w:i/>
+          <w:color w:val="1F4E79"/>
+          <w:sz w:val="19"/>
+        </w:rPr>
+        <w:t>↳ Diisi di aplikasi: satu baris = satu catatan "Kendala" pada Verifikasi Capaian (boleh lebih dari satu per indikator).</w:t>
+      </w:r>
+    </w:p>
+    <w:p>
+      <w:r>
+        <w:rPr>
+          <w:b/>
+          <w:sz w:val="21"/>
+        </w:rPr>
+        <w:t>Solusi :</w:t>
+      </w:r>
+    </w:p>
+    <w:p>
+      <w:pPr>
+        <w:pStyle w:val="ListNumber"/>
+      </w:pPr>
+      <w:r/>
+    </w:p>
+    <w:p>
+      <w:r>
+        <w:rPr>
+          <w:b/>
+          <w:i/>
+          <w:color w:val="1F4E79"/>
+          <w:sz w:val="19"/>
+        </w:rPr>
+        <w:t>↳ Diisi di aplikasi: "Solusi" berpasangan dengan Kendala di atas, pada Verifikasi Capaian.</w:t>
+      </w:r>
+    </w:p>
+    <w:tbl>
+      <w:tblPr>
+        <w:tblStyle w:val="TableGrid"/>
+        <w:tblW w:type="auto" w:w="0"/>
+        <w:tblLook w:firstColumn="1" w:firstRow="1" w:lastColumn="0" w:lastRow="0" w:noHBand="0" w:noVBand="1" w:val="04A0"/>
+      </w:tblPr>
+      <w:tblGrid>
+        <w:gridCol w:w="4320"/>
+        <w:gridCol w:w="4320"/>
+      </w:tblGrid>
+      <w:tr>
+        <w:tc>
+          <w:tcPr>
+            <w:tcW w:type="dxa" w:w="4320"/>
+          </w:tcPr>
+          <w:p>
+            <w:r/>
+            <w:r>
+              <w:rPr>
+                <w:b/>
+                <w:i w:val="0"/>
+              </w:rPr>
+              <w:t>Rencana Tindak Lanjut (RTL)</w:t>
+            </w:r>
+          </w:p>
+        </w:tc>
+        <w:tc>
+          <w:tcPr>
+            <w:tcW w:type="dxa" w:w="4320"/>
+          </w:tcPr>
+          <w:p>
+            <w:r/>
+            <w:r>
+              <w:rPr>
+                <w:b w:val="0"/>
+                <w:i w:val="0"/>
+              </w:rPr>
+              <w:t>PIC Tindak Lanjut :</w:t>
+              <w:br/>
+              <w:br/>
+              <w:t>Batas Waktu Tindak Lanjut :</w:t>
+            </w:r>
+          </w:p>
+        </w:tc>
+      </w:tr>
+    </w:tbl>
+    <w:p>
+      <w:r>
+        <w:rPr>
+          <w:b/>
+          <w:i/>
+          <w:color w:val="1F4E79"/>
+          <w:sz w:val="19"/>
+        </w:rPr>
+        <w:t>↳ Diisi di aplikasi: halaman RTL Evaluasi -- PIC &amp; Batas Waktu dicetak sekali untuk seluruh daftar RTL indikator ini.</w:t>
+      </w:r>
+    </w:p>
+    <w:tbl>
+      <w:tblPr>
+        <w:tblStyle w:val="TableGrid"/>
+        <w:tblW w:type="auto" w:w="0"/>
+        <w:tblLook w:firstColumn="1" w:firstRow="1" w:lastColumn="0" w:lastRow="0" w:noHBand="0" w:noVBand="1" w:val="04A0"/>
+      </w:tblPr>
+      <w:tblGrid>
+        <w:gridCol w:w="8640"/>
+      </w:tblGrid>
+      <w:tr>
+        <w:tc>
+          <w:tcPr>
+            <w:tcW w:type="dxa" w:w="8640"/>
+            <w:shd w:val="clear" w:color="auto" w:fill="D9D9D9"/>
+          </w:tcPr>
+          <w:p>
+            <w:pPr>
+              <w:jc w:val="center"/>
+            </w:pPr>
+            <w:r/>
+            <w:r>
+              <w:rPr>
+                <w:b/>
+                <w:i w:val="0"/>
+              </w:rPr>
+              <w:t>Dasar Hitung/Bukti Dukung/Lainnya</w:t>
+            </w:r>
+          </w:p>
+        </w:tc>
+      </w:tr>
+      <w:tr>
+        <w:tc>
+          <w:tcPr>
+            <w:tcW w:type="dxa" w:w="8640"/>
+          </w:tcPr>
+          <w:p>
+            <w:r/>
+            <w:r>
+              <w:rPr>
+                <w:b w:val="0"/>
+                <w:i w:val="0"/>
+                <w:sz w:val="19"/>
+              </w:rPr>
+              <w:t>Dasar Hitung dan Basis Data Realisasi IKU :</w:t>
+              <w:br/>
+              <w:t>(rumus, dimana:, rincian n= mencakup/N= mencakup ...)</w:t>
+              <w:br/>
+              <w:br/>
+              <w:t>Tautan Bukti Dukung Realisasi Target : (otomatis dari folder Drive IKU ini)</w:t>
+              <w:br/>
+              <w:t>Tautan Bukti Dukung Tindak Lanjut Triwulan Sebelumnya : (otomatis)</w:t>
+              <w:br/>
+              <w:t>RTL triwulan sebelumnya yang telah dilaksanakan : (otomatis, kosong di Triwulan I)</w:t>
+              <w:br/>
+              <w:br/>
+              <w:t>Penjelasan/pembahasan lainnya :</w:t>
+            </w:r>
+          </w:p>
+        </w:tc>
+      </w:tr>
+    </w:tbl>
+    <w:p>
+      <w:r>
+        <w:rPr>
+          <w:b/>
+          <w:i/>
+          <w:color w:val="1F4E79"/>
+          <w:sz w:val="19"/>
+        </w:rPr>
+        <w:t>↳ Diisi di aplikasi: "Dasar Hitung" pada Master IKU (boleh multi-baris); "Penjelasan/Pembahasan Lainnya" pada Verifikasi Capaian.</w:t>
+      </w:r>
+    </w:p>
+    <w:p/>
+    <w:tbl>
+      <w:tblPr>
+        <w:tblStyle w:val="TableGrid"/>
+        <w:tblW w:type="auto" w:w="0"/>
+        <w:tblLook w:firstColumn="1" w:firstRow="1" w:lastColumn="0" w:lastRow="0" w:noHBand="0" w:noVBand="1" w:val="04A0"/>
+      </w:tblPr>
+      <w:tblGrid>
+        <w:gridCol w:w="1440"/>
+        <w:gridCol w:w="1440"/>
+        <w:gridCol w:w="1440"/>
+        <w:gridCol w:w="1440"/>
+        <w:gridCol w:w="1440"/>
+        <w:gridCol w:w="1440"/>
+      </w:tblGrid>
+      <w:tr>
+        <w:tc>
+          <w:tcPr>
+            <w:tcW w:type="dxa" w:w="8640"/>
+            <w:gridSpan w:val="6"/>
+            <w:shd w:val="clear" w:color="auto" w:fill="D9D9D9"/>
+          </w:tcPr>
+          <w:p>
+            <w:r/>
+            <w:r>
+              <w:rPr>
+                <w:b/>
+                <w:i w:val="0"/>
+              </w:rPr>
+              <w:t>Sasaran : Terwujudnya Penyediaan Data Dan Insight Statistik Lintas Sektor Yang Berkualitas (lanjutan)</w:t>
+            </w:r>
+          </w:p>
+        </w:tc>
+      </w:tr>
+      <w:tr>
+        <w:tc>
+          <w:tcPr>
+            <w:tcW w:type="dxa" w:w="1440"/>
+            <w:shd w:val="clear" w:color="auto" w:fill="F2F2F2"/>
+          </w:tcPr>
+          <w:p>
+            <w:pPr>
+              <w:jc w:val="center"/>
+            </w:pPr>
+            <w:r/>
+            <w:r>
+              <w:rPr>
+                <w:b/>
+                <w:i w:val="0"/>
+                <w:sz w:val="19"/>
+              </w:rPr>
+              <w:t>No.</w:t>
+            </w:r>
+          </w:p>
+        </w:tc>
+        <w:tc>
+          <w:tcPr>
+            <w:tcW w:type="dxa" w:w="1440"/>
+            <w:shd w:val="clear" w:color="auto" w:fill="F2F2F2"/>
+          </w:tcPr>
+          <w:p>
+            <w:pPr>
+              <w:jc w:val="center"/>
+            </w:pPr>
+            <w:r/>
+            <w:r>
+              <w:rPr>
+                <w:b/>
+                <w:i w:val="0"/>
+                <w:sz w:val="19"/>
+              </w:rPr>
+              <w:t>Indikator Kinerja</w:t>
+            </w:r>
+          </w:p>
+        </w:tc>
+        <w:tc>
+          <w:tcPr>
+            <w:tcW w:type="dxa" w:w="1440"/>
+            <w:shd w:val="clear" w:color="auto" w:fill="F2F2F2"/>
+          </w:tcPr>
+          <w:p>
+            <w:pPr>
+              <w:jc w:val="center"/>
+            </w:pPr>
+            <w:r/>
+            <w:r>
+              <w:rPr>
+                <w:b/>
+                <w:i w:val="0"/>
+                <w:sz w:val="19"/>
+              </w:rPr>
+              <w:t>Target PK</w:t>
+            </w:r>
+          </w:p>
+        </w:tc>
+        <w:tc>
+          <w:tcPr>
+            <w:tcW w:type="dxa" w:w="1440"/>
+            <w:shd w:val="clear" w:color="auto" w:fill="F2F2F2"/>
+          </w:tcPr>
+          <w:p>
+            <w:pPr>
+              <w:jc w:val="center"/>
+            </w:pPr>
+            <w:r/>
+            <w:r>
+              <w:rPr>
+                <w:b/>
+                <w:i w:val="0"/>
+                <w:sz w:val="19"/>
+              </w:rPr>
+              <w:t>Target Triwulan</w:t>
+            </w:r>
+          </w:p>
+        </w:tc>
+        <w:tc>
+          <w:tcPr>
+            <w:tcW w:type="dxa" w:w="1440"/>
+            <w:shd w:val="clear" w:color="auto" w:fill="F2F2F2"/>
+          </w:tcPr>
+          <w:p>
+            <w:pPr>
+              <w:jc w:val="center"/>
+            </w:pPr>
+            <w:r/>
+            <w:r>
+              <w:rPr>
+                <w:b/>
+                <w:i w:val="0"/>
+                <w:sz w:val="19"/>
+              </w:rPr>
+              <w:t>Realisasi Triwulan</w:t>
+            </w:r>
+          </w:p>
+        </w:tc>
+        <w:tc>
+          <w:tcPr>
+            <w:tcW w:type="dxa" w:w="1440"/>
+            <w:shd w:val="clear" w:color="auto" w:fill="F2F2F2"/>
+          </w:tcPr>
+          <w:p>
+            <w:pPr>
+              <w:jc w:val="center"/>
+            </w:pPr>
+            <w:r/>
+            <w:r>
+              <w:rPr>
+                <w:b/>
+                <w:i w:val="0"/>
+                <w:sz w:val="19"/>
+              </w:rPr>
+              <w:t>Capaian Thd Target PK</w:t>
+            </w:r>
+          </w:p>
+        </w:tc>
+      </w:tr>
+      <w:tr>
+        <w:tc>
+          <w:tcPr>
+            <w:tcW w:type="dxa" w:w="1440"/>
+          </w:tcPr>
+          <w:p>
+            <w:pPr>
+              <w:jc w:val="center"/>
+            </w:pPr>
+            <w:r/>
+            <w:r>
+              <w:rPr>
+                <w:b w:val="0"/>
+                <w:i w:val="0"/>
+              </w:rPr>
+              <w:t>1</w:t>
+            </w:r>
+          </w:p>
+        </w:tc>
+        <w:tc>
+          <w:tcPr>
+            <w:tcW w:type="dxa" w:w="1440"/>
+          </w:tcPr>
+          <w:p>
+            <w:r/>
+            <w:r>
+              <w:rPr>
+                <w:b w:val="0"/>
+                <w:i w:val="0"/>
+                <w:sz w:val="19"/>
+              </w:rPr>
+              <w:t>1412 Persentase Publikasi/Laporan Neraca Pengeluaran Yang Berkualitas</w:t>
+            </w:r>
+          </w:p>
+        </w:tc>
+        <w:tc>
+          <w:tcPr>
+            <w:tcW w:type="dxa" w:w="1440"/>
+          </w:tcPr>
+          <w:p>
+            <w:r/>
+            <w:r>
+              <w:rPr>
+                <w:b w:val="0"/>
+                <w:i w:val="0"/>
+              </w:rPr>
+            </w:r>
+          </w:p>
+        </w:tc>
+        <w:tc>
+          <w:tcPr>
+            <w:tcW w:type="dxa" w:w="1440"/>
+          </w:tcPr>
+          <w:p>
+            <w:r/>
+            <w:r>
+              <w:rPr>
+                <w:b w:val="0"/>
+                <w:i w:val="0"/>
+              </w:rPr>
+            </w:r>
+          </w:p>
+        </w:tc>
+        <w:tc>
+          <w:tcPr>
+            <w:tcW w:type="dxa" w:w="1440"/>
+          </w:tcPr>
+          <w:p>
+            <w:r/>
+            <w:r>
+              <w:rPr>
+                <w:b w:val="0"/>
+                <w:i w:val="0"/>
+              </w:rPr>
+            </w:r>
+          </w:p>
+        </w:tc>
+        <w:tc>
+          <w:tcPr>
+            <w:tcW w:type="dxa" w:w="1440"/>
+          </w:tcPr>
+          <w:p>
+            <w:r/>
+            <w:r>
+              <w:rPr>
+                <w:b w:val="0"/>
+                <w:i w:val="0"/>
+              </w:rPr>
+            </w:r>
+          </w:p>
+        </w:tc>
+      </w:tr>
+    </w:tbl>
+    <w:p>
+      <w:r>
+        <w:rPr>
+          <w:b/>
+          <w:i/>
+          <w:color w:val="1F4E79"/>
+          <w:sz w:val="19"/>
+        </w:rPr>
+        <w:t>↳ Diisi di aplikasi: Sasaran &amp; Indikator Kinerja di halaman Master IKU; Target/Realisasi di Verifikasi Capaian.</w:t>
+      </w:r>
+    </w:p>
+    <w:tbl>
+      <w:tblPr>
+        <w:tblStyle w:val="TableGrid"/>
+        <w:tblW w:type="auto" w:w="0"/>
+        <w:tblLook w:firstColumn="1" w:firstRow="1" w:lastColumn="0" w:lastRow="0" w:noHBand="0" w:noVBand="1" w:val="04A0"/>
+      </w:tblPr>
+      <w:tblGrid>
+        <w:gridCol w:w="8640"/>
+      </w:tblGrid>
+      <w:tr>
+        <w:tc>
+          <w:tcPr>
+            <w:tcW w:type="dxa" w:w="8640"/>
+            <w:shd w:val="clear" w:color="auto" w:fill="D9D9D9"/>
+          </w:tcPr>
+          <w:p>
+            <w:pPr>
+              <w:jc w:val="center"/>
+            </w:pPr>
+            <w:r/>
+            <w:r>
+              <w:rPr>
+                <w:b/>
+                <w:i w:val="0"/>
+              </w:rPr>
+              <w:t>Analisis Capaian Kinerja</w:t>
+            </w:r>
+          </w:p>
+        </w:tc>
+      </w:tr>
+      <w:tr>
+        <w:tc>
+          <w:tcPr>
+            <w:tcW w:type="dxa" w:w="8640"/>
+          </w:tcPr>
+          <w:p>
+            <w:r/>
+            <w:r>
+              <w:rPr>
+                <w:b w:val="0"/>
+                <w:i w:val="0"/>
+              </w:rPr>
+            </w:r>
+          </w:p>
+        </w:tc>
+      </w:tr>
+    </w:tbl>
+    <w:p>
+      <w:r>
+        <w:rPr>
+          <w:b/>
+          <w:i/>
+          <w:color w:val="1F4E79"/>
+          <w:sz w:val="19"/>
+        </w:rPr>
+        <w:t>↳ Diisi di aplikasi: kolom "Analisis Capaian Kinerja" pada Verifikasi Capaian -- boleh beberapa paragraf/daftar bernomor.</w:t>
+      </w:r>
+    </w:p>
+    <w:p>
+      <w:r>
+        <w:rPr>
+          <w:i/>
+          <w:color w:val="C00000"/>
+          <w:sz w:val="18"/>
+        </w:rPr>
+        <w:t>Realisasi Volume RO dan Progress Pelaksanaan Kegiatan sampai dengan Triwulan Berjalan (HANYA tercetak otomatis bila realisasi IKU ini pada triwulan berjalan masih kosong):</w:t>
+      </w:r>
+    </w:p>
+    <w:p>
+      <w:r>
+        <w:rPr>
+          <w:b/>
+          <w:i/>
+          <w:color w:val="1F4E79"/>
+          <w:sz w:val="19"/>
+        </w:rPr>
+        <w:t>↳ Diisi di aplikasi: kolom Volume RO / Progres Pelaksanaan pada Isian Kegiatan.</w:t>
+      </w:r>
+    </w:p>
+    <w:p>
+      <w:r>
+        <w:rPr>
+          <w:b/>
+          <w:sz w:val="21"/>
+        </w:rPr>
+        <w:t>Kendala :</w:t>
+      </w:r>
+    </w:p>
+    <w:p>
+      <w:pPr>
+        <w:pStyle w:val="ListNumber"/>
+      </w:pPr>
+      <w:r/>
+    </w:p>
+    <w:p>
+      <w:r>
+        <w:rPr>
+          <w:b/>
+          <w:i/>
+          <w:color w:val="1F4E79"/>
+          <w:sz w:val="19"/>
+        </w:rPr>
+        <w:t>↳ Diisi di aplikasi: satu baris = satu catatan "Kendala" pada Verifikasi Capaian (boleh lebih dari satu per indikator).</w:t>
+      </w:r>
+    </w:p>
+    <w:p>
+      <w:r>
+        <w:rPr>
+          <w:b/>
+          <w:sz w:val="21"/>
+        </w:rPr>
+        <w:t>Solusi :</w:t>
+      </w:r>
+    </w:p>
+    <w:p>
+      <w:pPr>
+        <w:pStyle w:val="ListNumber"/>
+      </w:pPr>
+      <w:r/>
+    </w:p>
+    <w:p>
+      <w:r>
+        <w:rPr>
+          <w:b/>
+          <w:i/>
+          <w:color w:val="1F4E79"/>
+          <w:sz w:val="19"/>
+        </w:rPr>
+        <w:t>↳ Diisi di aplikasi: "Solusi" berpasangan dengan Kendala di atas, pada Verifikasi Capaian.</w:t>
+      </w:r>
+    </w:p>
+    <w:tbl>
+      <w:tblPr>
+        <w:tblStyle w:val="TableGrid"/>
+        <w:tblW w:type="auto" w:w="0"/>
+        <w:tblLook w:firstColumn="1" w:firstRow="1" w:lastColumn="0" w:lastRow="0" w:noHBand="0" w:noVBand="1" w:val="04A0"/>
+      </w:tblPr>
+      <w:tblGrid>
+        <w:gridCol w:w="4320"/>
+        <w:gridCol w:w="4320"/>
+      </w:tblGrid>
+      <w:tr>
+        <w:tc>
+          <w:tcPr>
+            <w:tcW w:type="dxa" w:w="4320"/>
+          </w:tcPr>
+          <w:p>
+            <w:r/>
+            <w:r>
+              <w:rPr>
+                <w:b/>
+                <w:i w:val="0"/>
+              </w:rPr>
+              <w:t>Rencana Tindak Lanjut (RTL)</w:t>
+            </w:r>
+          </w:p>
+        </w:tc>
+        <w:tc>
+          <w:tcPr>
+            <w:tcW w:type="dxa" w:w="4320"/>
+          </w:tcPr>
+          <w:p>
+            <w:r/>
+            <w:r>
+              <w:rPr>
+                <w:b w:val="0"/>
+                <w:i w:val="0"/>
+              </w:rPr>
+              <w:t>PIC Tindak Lanjut :</w:t>
+              <w:br/>
+              <w:br/>
+              <w:t>Batas Waktu Tindak Lanjut :</w:t>
+            </w:r>
+          </w:p>
+        </w:tc>
+      </w:tr>
+    </w:tbl>
+    <w:p>
+      <w:r>
+        <w:rPr>
+          <w:b/>
+          <w:i/>
+          <w:color w:val="1F4E79"/>
+          <w:sz w:val="19"/>
+        </w:rPr>
+        <w:t>↳ Diisi di aplikasi: halaman RTL Evaluasi -- PIC &amp; Batas Waktu dicetak sekali untuk seluruh daftar RTL indikator ini.</w:t>
+      </w:r>
+    </w:p>
+    <w:tbl>
+      <w:tblPr>
+        <w:tblStyle w:val="TableGrid"/>
+        <w:tblW w:type="auto" w:w="0"/>
+        <w:tblLook w:firstColumn="1" w:firstRow="1" w:lastColumn="0" w:lastRow="0" w:noHBand="0" w:noVBand="1" w:val="04A0"/>
+      </w:tblPr>
+      <w:tblGrid>
+        <w:gridCol w:w="8640"/>
+      </w:tblGrid>
+      <w:tr>
+        <w:tc>
+          <w:tcPr>
+            <w:tcW w:type="dxa" w:w="8640"/>
+            <w:shd w:val="clear" w:color="auto" w:fill="D9D9D9"/>
+          </w:tcPr>
+          <w:p>
+            <w:pPr>
+              <w:jc w:val="center"/>
+            </w:pPr>
+            <w:r/>
+            <w:r>
+              <w:rPr>
+                <w:b/>
+                <w:i w:val="0"/>
+              </w:rPr>
+              <w:t>Dasar Hitung/Bukti Dukung/Lainnya</w:t>
+            </w:r>
+          </w:p>
+        </w:tc>
+      </w:tr>
+      <w:tr>
+        <w:tc>
+          <w:tcPr>
+            <w:tcW w:type="dxa" w:w="8640"/>
+          </w:tcPr>
+          <w:p>
+            <w:r/>
+            <w:r>
+              <w:rPr>
+                <w:b w:val="0"/>
+                <w:i w:val="0"/>
+                <w:sz w:val="19"/>
+              </w:rPr>
+              <w:t>Dasar Hitung dan Basis Data Realisasi IKU :</w:t>
+              <w:br/>
+              <w:t>(rumus, dimana:, rincian n= mencakup/N= mencakup ...)</w:t>
+              <w:br/>
+              <w:br/>
+              <w:t>Tautan Bukti Dukung Realisasi Target : (otomatis dari folder Drive IKU ini)</w:t>
+              <w:br/>
+              <w:t>Tautan Bukti Dukung Tindak Lanjut Triwulan Sebelumnya : (otomatis)</w:t>
+              <w:br/>
+              <w:t>RTL triwulan sebelumnya yang telah dilaksanakan : (otomatis, kosong di Triwulan I)</w:t>
+              <w:br/>
+              <w:br/>
+              <w:t>Penjelasan/pembahasan lainnya :</w:t>
+            </w:r>
+          </w:p>
+        </w:tc>
+      </w:tr>
+    </w:tbl>
+    <w:p>
+      <w:r>
+        <w:rPr>
+          <w:b/>
+          <w:i/>
+          <w:color w:val="1F4E79"/>
+          <w:sz w:val="19"/>
+        </w:rPr>
+        <w:t>↳ Diisi di aplikasi: "Dasar Hitung" pada Master IKU (boleh multi-baris); "Penjelasan/Pembahasan Lainnya" pada Verifikasi Capaian.</w:t>
+      </w:r>
+    </w:p>
+    <w:p/>
+    <w:tbl>
+      <w:tblPr>
+        <w:tblStyle w:val="TableGrid"/>
+        <w:tblW w:type="auto" w:w="0"/>
+        <w:tblLook w:firstColumn="1" w:firstRow="1" w:lastColumn="0" w:lastRow="0" w:noHBand="0" w:noVBand="1" w:val="04A0"/>
+      </w:tblPr>
+      <w:tblGrid>
+        <w:gridCol w:w="1440"/>
+        <w:gridCol w:w="1440"/>
+        <w:gridCol w:w="1440"/>
+        <w:gridCol w:w="1440"/>
+        <w:gridCol w:w="1440"/>
+        <w:gridCol w:w="1440"/>
+      </w:tblGrid>
+      <w:tr>
+        <w:tc>
+          <w:tcPr>
+            <w:tcW w:type="dxa" w:w="8640"/>
+            <w:gridSpan w:val="6"/>
+            <w:shd w:val="clear" w:color="auto" w:fill="D9D9D9"/>
+          </w:tcPr>
+          <w:p>
+            <w:r/>
+            <w:r>
+              <w:rPr>
+                <w:b/>
+                <w:i w:val="0"/>
+              </w:rPr>
+              <w:t>Sasaran : Terwujudnya Penyediaan Data Dan Insight Statistik Lintas Sektor Yang Berkualitas (lanjutan)</w:t>
+            </w:r>
+          </w:p>
+        </w:tc>
+      </w:tr>
+      <w:tr>
+        <w:tc>
+          <w:tcPr>
+            <w:tcW w:type="dxa" w:w="1440"/>
+            <w:shd w:val="clear" w:color="auto" w:fill="F2F2F2"/>
+          </w:tcPr>
+          <w:p>
+            <w:pPr>
+              <w:jc w:val="center"/>
+            </w:pPr>
+            <w:r/>
+            <w:r>
+              <w:rPr>
+                <w:b/>
+                <w:i w:val="0"/>
+                <w:sz w:val="19"/>
+              </w:rPr>
+              <w:t>No.</w:t>
+            </w:r>
+          </w:p>
+        </w:tc>
+        <w:tc>
+          <w:tcPr>
+            <w:tcW w:type="dxa" w:w="1440"/>
+            <w:shd w:val="clear" w:color="auto" w:fill="F2F2F2"/>
+          </w:tcPr>
+          <w:p>
+            <w:pPr>
+              <w:jc w:val="center"/>
+            </w:pPr>
+            <w:r/>
+            <w:r>
+              <w:rPr>
+                <w:b/>
+                <w:i w:val="0"/>
+                <w:sz w:val="19"/>
+              </w:rPr>
+              <w:t>Indikator Kinerja</w:t>
+            </w:r>
+          </w:p>
+        </w:tc>
+        <w:tc>
+          <w:tcPr>
+            <w:tcW w:type="dxa" w:w="1440"/>
+            <w:shd w:val="clear" w:color="auto" w:fill="F2F2F2"/>
+          </w:tcPr>
+          <w:p>
+            <w:pPr>
+              <w:jc w:val="center"/>
+            </w:pPr>
+            <w:r/>
+            <w:r>
+              <w:rPr>
+                <w:b/>
+                <w:i w:val="0"/>
+                <w:sz w:val="19"/>
+              </w:rPr>
+              <w:t>Target PK</w:t>
+            </w:r>
+          </w:p>
+        </w:tc>
+        <w:tc>
+          <w:tcPr>
+            <w:tcW w:type="dxa" w:w="1440"/>
+            <w:shd w:val="clear" w:color="auto" w:fill="F2F2F2"/>
+          </w:tcPr>
+          <w:p>
+            <w:pPr>
+              <w:jc w:val="center"/>
+            </w:pPr>
+            <w:r/>
+            <w:r>
+              <w:rPr>
+                <w:b/>
+                <w:i w:val="0"/>
+                <w:sz w:val="19"/>
+              </w:rPr>
+              <w:t>Target Triwulan</w:t>
+            </w:r>
+          </w:p>
+        </w:tc>
+        <w:tc>
+          <w:tcPr>
+            <w:tcW w:type="dxa" w:w="1440"/>
+            <w:shd w:val="clear" w:color="auto" w:fill="F2F2F2"/>
+          </w:tcPr>
+          <w:p>
+            <w:pPr>
+              <w:jc w:val="center"/>
+            </w:pPr>
+            <w:r/>
+            <w:r>
+              <w:rPr>
+                <w:b/>
+                <w:i w:val="0"/>
+                <w:sz w:val="19"/>
+              </w:rPr>
+              <w:t>Realisasi Triwulan</w:t>
+            </w:r>
+          </w:p>
+        </w:tc>
+        <w:tc>
+          <w:tcPr>
+            <w:tcW w:type="dxa" w:w="1440"/>
+            <w:shd w:val="clear" w:color="auto" w:fill="F2F2F2"/>
+          </w:tcPr>
+          <w:p>
+            <w:pPr>
+              <w:jc w:val="center"/>
+            </w:pPr>
+            <w:r/>
+            <w:r>
+              <w:rPr>
+                <w:b/>
+                <w:i w:val="0"/>
+                <w:sz w:val="19"/>
+              </w:rPr>
+              <w:t>Capaian Thd Target PK</w:t>
+            </w:r>
+          </w:p>
+        </w:tc>
+      </w:tr>
+      <w:tr>
+        <w:tc>
+          <w:tcPr>
+            <w:tcW w:type="dxa" w:w="1440"/>
+          </w:tcPr>
+          <w:p>
+            <w:pPr>
+              <w:jc w:val="center"/>
+            </w:pPr>
+            <w:r/>
+            <w:r>
+              <w:rPr>
+                <w:b w:val="0"/>
+                <w:i w:val="0"/>
+              </w:rPr>
+              <w:t>1</w:t>
+            </w:r>
+          </w:p>
+        </w:tc>
+        <w:tc>
+          <w:tcPr>
+            <w:tcW w:type="dxa" w:w="1440"/>
+          </w:tcPr>
+          <w:p>
+            <w:r/>
+            <w:r>
+              <w:rPr>
+                <w:b w:val="0"/>
+                <w:i w:val="0"/>
+                <w:sz w:val="19"/>
+              </w:rPr>
+              <w:t>1413 Persentase Publikasi/Laporan Analisis Statistik dan Neraca Satelit Yang Berkualitas</w:t>
+            </w:r>
+          </w:p>
+        </w:tc>
+        <w:tc>
+          <w:tcPr>
+            <w:tcW w:type="dxa" w:w="1440"/>
+          </w:tcPr>
+          <w:p>
+            <w:r/>
+            <w:r>
+              <w:rPr>
+                <w:b w:val="0"/>
+                <w:i w:val="0"/>
+              </w:rPr>
+            </w:r>
+          </w:p>
+        </w:tc>
+        <w:tc>
+          <w:tcPr>
+            <w:tcW w:type="dxa" w:w="1440"/>
+          </w:tcPr>
+          <w:p>
+            <w:r/>
+            <w:r>
+              <w:rPr>
+                <w:b w:val="0"/>
+                <w:i w:val="0"/>
+              </w:rPr>
+            </w:r>
+          </w:p>
+        </w:tc>
+        <w:tc>
+          <w:tcPr>
+            <w:tcW w:type="dxa" w:w="1440"/>
+          </w:tcPr>
+          <w:p>
+            <w:r/>
+            <w:r>
+              <w:rPr>
+                <w:b w:val="0"/>
+                <w:i w:val="0"/>
+              </w:rPr>
+            </w:r>
+          </w:p>
+        </w:tc>
+        <w:tc>
+          <w:tcPr>
+            <w:tcW w:type="dxa" w:w="1440"/>
+          </w:tcPr>
+          <w:p>
+            <w:r/>
+            <w:r>
+              <w:rPr>
+                <w:b w:val="0"/>
+                <w:i w:val="0"/>
+              </w:rPr>
+            </w:r>
+          </w:p>
+        </w:tc>
+      </w:tr>
+    </w:tbl>
+    <w:p>
+      <w:r>
+        <w:rPr>
+          <w:b/>
+          <w:i/>
+          <w:color w:val="1F4E79"/>
+          <w:sz w:val="19"/>
+        </w:rPr>
+        <w:t>↳ Diisi di aplikasi: Sasaran &amp; Indikator Kinerja di halaman Master IKU; Target/Realisasi di Verifikasi Capaian.</w:t>
+      </w:r>
+    </w:p>
+    <w:tbl>
+      <w:tblPr>
+        <w:tblStyle w:val="TableGrid"/>
+        <w:tblW w:type="auto" w:w="0"/>
+        <w:tblLook w:firstColumn="1" w:firstRow="1" w:lastColumn="0" w:lastRow="0" w:noHBand="0" w:noVBand="1" w:val="04A0"/>
+      </w:tblPr>
+      <w:tblGrid>
+        <w:gridCol w:w="8640"/>
+      </w:tblGrid>
+      <w:tr>
+        <w:tc>
+          <w:tcPr>
+            <w:tcW w:type="dxa" w:w="8640"/>
+            <w:shd w:val="clear" w:color="auto" w:fill="D9D9D9"/>
+          </w:tcPr>
+          <w:p>
+            <w:pPr>
+              <w:jc w:val="center"/>
+            </w:pPr>
+            <w:r/>
+            <w:r>
+              <w:rPr>
+                <w:b/>
+                <w:i w:val="0"/>
+              </w:rPr>
+              <w:t>Analisis Capaian Kinerja</w:t>
+            </w:r>
+          </w:p>
+        </w:tc>
+      </w:tr>
+      <w:tr>
+        <w:tc>
+          <w:tcPr>
+            <w:tcW w:type="dxa" w:w="8640"/>
+          </w:tcPr>
+          <w:p>
+            <w:r/>
+            <w:r>
+              <w:rPr>
+                <w:b w:val="0"/>
+                <w:i w:val="0"/>
+              </w:rPr>
+            </w:r>
+          </w:p>
+        </w:tc>
+      </w:tr>
+    </w:tbl>
+    <w:p>
+      <w:r>
+        <w:rPr>
+          <w:b/>
+          <w:i/>
+          <w:color w:val="1F4E79"/>
+          <w:sz w:val="19"/>
+        </w:rPr>
+        <w:t>↳ Diisi di aplikasi: kolom "Analisis Capaian Kinerja" pada Verifikasi Capaian -- boleh beberapa paragraf/daftar bernomor.</w:t>
+      </w:r>
+    </w:p>
+    <w:p>
+      <w:r>
+        <w:rPr>
+          <w:i/>
+          <w:color w:val="C00000"/>
+          <w:sz w:val="18"/>
+        </w:rPr>
+        <w:t>Realisasi Volume RO dan Progress Pelaksanaan Kegiatan sampai dengan Triwulan Berjalan (HANYA tercetak otomatis bila realisasi IKU ini pada triwulan berjalan masih kosong):</w:t>
+      </w:r>
+    </w:p>
+    <w:p>
+      <w:r>
+        <w:rPr>
+          <w:b/>
+          <w:i/>
+          <w:color w:val="1F4E79"/>
+          <w:sz w:val="19"/>
+        </w:rPr>
+        <w:t>↳ Diisi di aplikasi: kolom Volume RO / Progres Pelaksanaan pada Isian Kegiatan.</w:t>
+      </w:r>
+    </w:p>
+    <w:p>
+      <w:r>
+        <w:rPr>
+          <w:b/>
+          <w:sz w:val="21"/>
+        </w:rPr>
+        <w:t>Kendala :</w:t>
+      </w:r>
+    </w:p>
+    <w:p>
+      <w:pPr>
+        <w:pStyle w:val="ListNumber"/>
+      </w:pPr>
+      <w:r/>
+    </w:p>
+    <w:p>
+      <w:r>
+        <w:rPr>
+          <w:b/>
+          <w:i/>
+          <w:color w:val="1F4E79"/>
+          <w:sz w:val="19"/>
+        </w:rPr>
+        <w:t>↳ Diisi di aplikasi: satu baris = satu catatan "Kendala" pada Verifikasi Capaian (boleh lebih dari satu per indikator).</w:t>
+      </w:r>
+    </w:p>
+    <w:p>
+      <w:r>
+        <w:rPr>
+          <w:b/>
+          <w:sz w:val="21"/>
+        </w:rPr>
+        <w:t>Solusi :</w:t>
+      </w:r>
+    </w:p>
+    <w:p>
+      <w:pPr>
+        <w:pStyle w:val="ListNumber"/>
+      </w:pPr>
+      <w:r/>
+    </w:p>
+    <w:p>
+      <w:r>
+        <w:rPr>
+          <w:b/>
+          <w:i/>
+          <w:color w:val="1F4E79"/>
+          <w:sz w:val="19"/>
+        </w:rPr>
+        <w:t>↳ Diisi di aplikasi: "Solusi" berpasangan dengan Kendala di atas, pada Verifikasi Capaian.</w:t>
+      </w:r>
+    </w:p>
+    <w:tbl>
+      <w:tblPr>
+        <w:tblStyle w:val="TableGrid"/>
+        <w:tblW w:type="auto" w:w="0"/>
+        <w:tblLook w:firstColumn="1" w:firstRow="1" w:lastColumn="0" w:lastRow="0" w:noHBand="0" w:noVBand="1" w:val="04A0"/>
+      </w:tblPr>
+      <w:tblGrid>
+        <w:gridCol w:w="4320"/>
+        <w:gridCol w:w="4320"/>
+      </w:tblGrid>
+      <w:tr>
+        <w:tc>
+          <w:tcPr>
+            <w:tcW w:type="dxa" w:w="4320"/>
+          </w:tcPr>
+          <w:p>
+            <w:r/>
+            <w:r>
+              <w:rPr>
+                <w:b/>
+                <w:i w:val="0"/>
+              </w:rPr>
+              <w:t>Rencana Tindak Lanjut (RTL)</w:t>
+            </w:r>
+          </w:p>
+        </w:tc>
+        <w:tc>
+          <w:tcPr>
+            <w:tcW w:type="dxa" w:w="4320"/>
+          </w:tcPr>
+          <w:p>
+            <w:r/>
+            <w:r>
+              <w:rPr>
+                <w:b w:val="0"/>
+                <w:i w:val="0"/>
+              </w:rPr>
+              <w:t>PIC Tindak Lanjut :</w:t>
+              <w:br/>
+              <w:br/>
+              <w:t>Batas Waktu Tindak Lanjut :</w:t>
+            </w:r>
+          </w:p>
+        </w:tc>
+      </w:tr>
+    </w:tbl>
+    <w:p>
+      <w:r>
+        <w:rPr>
+          <w:b/>
+          <w:i/>
+          <w:color w:val="1F4E79"/>
+          <w:sz w:val="19"/>
+        </w:rPr>
+        <w:t>↳ Diisi di aplikasi: halaman RTL Evaluasi -- PIC &amp; Batas Waktu dicetak sekali untuk seluruh daftar RTL indikator ini.</w:t>
+      </w:r>
+    </w:p>
+    <w:tbl>
+      <w:tblPr>
+        <w:tblStyle w:val="TableGrid"/>
+        <w:tblW w:type="auto" w:w="0"/>
+        <w:tblLook w:firstColumn="1" w:firstRow="1" w:lastColumn="0" w:lastRow="0" w:noHBand="0" w:noVBand="1" w:val="04A0"/>
+      </w:tblPr>
+      <w:tblGrid>
+        <w:gridCol w:w="8640"/>
+      </w:tblGrid>
+      <w:tr>
+        <w:tc>
+          <w:tcPr>
+            <w:tcW w:type="dxa" w:w="8640"/>
+            <w:shd w:val="clear" w:color="auto" w:fill="D9D9D9"/>
+          </w:tcPr>
+          <w:p>
+            <w:pPr>
+              <w:jc w:val="center"/>
+            </w:pPr>
+            <w:r/>
+            <w:r>
+              <w:rPr>
+                <w:b/>
+                <w:i w:val="0"/>
+              </w:rPr>
+              <w:t>Dasar Hitung/Bukti Dukung/Lainnya</w:t>
+            </w:r>
+          </w:p>
+        </w:tc>
+      </w:tr>
+      <w:tr>
+        <w:tc>
+          <w:tcPr>
+            <w:tcW w:type="dxa" w:w="8640"/>
+          </w:tcPr>
+          <w:p>
+            <w:r/>
+            <w:r>
+              <w:rPr>
+                <w:b w:val="0"/>
+                <w:i w:val="0"/>
+                <w:sz w:val="19"/>
+              </w:rPr>
+              <w:t>Dasar Hitung dan Basis Data Realisasi IKU :</w:t>
+              <w:br/>
+              <w:t>(rumus, dimana:, rincian n= mencakup/N= mencakup ...)</w:t>
+              <w:br/>
+              <w:br/>
+              <w:t>Tautan Bukti Dukung Realisasi Target : (otomatis dari folder Drive IKU ini)</w:t>
+              <w:br/>
+              <w:t>Tautan Bukti Dukung Tindak Lanjut Triwulan Sebelumnya : (otomatis)</w:t>
+              <w:br/>
+              <w:t>RTL triwulan sebelumnya yang telah dilaksanakan : (otomatis, kosong di Triwulan I)</w:t>
+              <w:br/>
+              <w:br/>
+              <w:t>Penjelasan/pembahasan lainnya :</w:t>
+            </w:r>
+          </w:p>
+        </w:tc>
+      </w:tr>
+    </w:tbl>
+    <w:p>
+      <w:r>
+        <w:rPr>
+          <w:b/>
+          <w:i/>
+          <w:color w:val="1F4E79"/>
+          <w:sz w:val="19"/>
+        </w:rPr>
+        <w:t>↳ Diisi di aplikasi: "Dasar Hitung" pada Master IKU (boleh multi-baris); "Penjelasan/Pembahasan Lainnya" pada Verifikasi Capaian.</w:t>
+      </w:r>
+    </w:p>
+    <w:p/>
+    <w:tbl>
+      <w:tblPr>
+        <w:tblStyle w:val="TableGrid"/>
+        <w:tblW w:type="auto" w:w="0"/>
+        <w:tblLook w:firstColumn="1" w:firstRow="1" w:lastColumn="0" w:lastRow="0" w:noHBand="0" w:noVBand="1" w:val="04A0"/>
+      </w:tblPr>
+      <w:tblGrid>
+        <w:gridCol w:w="1440"/>
+        <w:gridCol w:w="1440"/>
+        <w:gridCol w:w="1440"/>
+        <w:gridCol w:w="1440"/>
+        <w:gridCol w:w="1440"/>
+        <w:gridCol w:w="1440"/>
+      </w:tblGrid>
+      <w:tr>
+        <w:tc>
+          <w:tcPr>
+            <w:tcW w:type="dxa" w:w="8640"/>
+            <w:gridSpan w:val="6"/>
+            <w:shd w:val="clear" w:color="auto" w:fill="D9D9D9"/>
+          </w:tcPr>
+          <w:p>
+            <w:r/>
+            <w:r>
+              <w:rPr>
+                <w:b/>
+                <w:i w:val="0"/>
+              </w:rPr>
+              <w:t>Sasaran : Terwujudnya Kapasitas Tata Kelola Pemerintah Desa Untuk Menghasilkan Statistik Berkualitas</w:t>
+            </w:r>
+          </w:p>
+        </w:tc>
+      </w:tr>
+      <w:tr>
+        <w:tc>
+          <w:tcPr>
+            <w:tcW w:type="dxa" w:w="1440"/>
+            <w:shd w:val="clear" w:color="auto" w:fill="F2F2F2"/>
+          </w:tcPr>
+          <w:p>
+            <w:pPr>
+              <w:jc w:val="center"/>
+            </w:pPr>
+            <w:r/>
+            <w:r>
+              <w:rPr>
+                <w:b/>
+                <w:i w:val="0"/>
+                <w:sz w:val="19"/>
+              </w:rPr>
+              <w:t>No.</w:t>
+            </w:r>
+          </w:p>
+        </w:tc>
+        <w:tc>
+          <w:tcPr>
+            <w:tcW w:type="dxa" w:w="1440"/>
+            <w:shd w:val="clear" w:color="auto" w:fill="F2F2F2"/>
+          </w:tcPr>
+          <w:p>
+            <w:pPr>
+              <w:jc w:val="center"/>
+            </w:pPr>
+            <w:r/>
+            <w:r>
+              <w:rPr>
+                <w:b/>
+                <w:i w:val="0"/>
+                <w:sz w:val="19"/>
+              </w:rPr>
+              <w:t>Indikator Kinerja</w:t>
+            </w:r>
+          </w:p>
+        </w:tc>
+        <w:tc>
+          <w:tcPr>
+            <w:tcW w:type="dxa" w:w="1440"/>
+            <w:shd w:val="clear" w:color="auto" w:fill="F2F2F2"/>
+          </w:tcPr>
+          <w:p>
+            <w:pPr>
+              <w:jc w:val="center"/>
+            </w:pPr>
+            <w:r/>
+            <w:r>
+              <w:rPr>
+                <w:b/>
+                <w:i w:val="0"/>
+                <w:sz w:val="19"/>
+              </w:rPr>
+              <w:t>Target PK</w:t>
+            </w:r>
+          </w:p>
+        </w:tc>
+        <w:tc>
+          <w:tcPr>
+            <w:tcW w:type="dxa" w:w="1440"/>
+            <w:shd w:val="clear" w:color="auto" w:fill="F2F2F2"/>
+          </w:tcPr>
+          <w:p>
+            <w:pPr>
+              <w:jc w:val="center"/>
+            </w:pPr>
+            <w:r/>
+            <w:r>
+              <w:rPr>
+                <w:b/>
+                <w:i w:val="0"/>
+                <w:sz w:val="19"/>
+              </w:rPr>
+              <w:t>Target Triwulan</w:t>
+            </w:r>
+          </w:p>
+        </w:tc>
+        <w:tc>
+          <w:tcPr>
+            <w:tcW w:type="dxa" w:w="1440"/>
+            <w:shd w:val="clear" w:color="auto" w:fill="F2F2F2"/>
+          </w:tcPr>
+          <w:p>
+            <w:pPr>
+              <w:jc w:val="center"/>
+            </w:pPr>
+            <w:r/>
+            <w:r>
+              <w:rPr>
+                <w:b/>
+                <w:i w:val="0"/>
+                <w:sz w:val="19"/>
+              </w:rPr>
+              <w:t>Realisasi Triwulan</w:t>
+            </w:r>
+          </w:p>
+        </w:tc>
+        <w:tc>
+          <w:tcPr>
+            <w:tcW w:type="dxa" w:w="1440"/>
+            <w:shd w:val="clear" w:color="auto" w:fill="F2F2F2"/>
+          </w:tcPr>
+          <w:p>
+            <w:pPr>
+              <w:jc w:val="center"/>
+            </w:pPr>
+            <w:r/>
+            <w:r>
+              <w:rPr>
+                <w:b/>
+                <w:i w:val="0"/>
+                <w:sz w:val="19"/>
+              </w:rPr>
+              <w:t>Capaian Thd Target PK</w:t>
+            </w:r>
+          </w:p>
+        </w:tc>
+      </w:tr>
+      <w:tr>
+        <w:tc>
+          <w:tcPr>
+            <w:tcW w:type="dxa" w:w="1440"/>
+          </w:tcPr>
+          <w:p>
+            <w:pPr>
+              <w:jc w:val="center"/>
+            </w:pPr>
+            <w:r/>
+            <w:r>
+              <w:rPr>
+                <w:b w:val="0"/>
+                <w:i w:val="0"/>
+              </w:rPr>
+              <w:t>1</w:t>
+            </w:r>
+          </w:p>
+        </w:tc>
+        <w:tc>
+          <w:tcPr>
+            <w:tcW w:type="dxa" w:w="1440"/>
+          </w:tcPr>
+          <w:p>
+            <w:r/>
+            <w:r>
+              <w:rPr>
+                <w:b w:val="0"/>
+                <w:i w:val="0"/>
+                <w:sz w:val="19"/>
+              </w:rPr>
+              <w:t>2141 Persentase Kumulatif Desa Yang Berpredikat Desa Cinta Statistik</w:t>
+            </w:r>
+          </w:p>
+        </w:tc>
+        <w:tc>
+          <w:tcPr>
+            <w:tcW w:type="dxa" w:w="1440"/>
+          </w:tcPr>
+          <w:p>
+            <w:r/>
+            <w:r>
+              <w:rPr>
+                <w:b w:val="0"/>
+                <w:i w:val="0"/>
+              </w:rPr>
+            </w:r>
+          </w:p>
+        </w:tc>
+        <w:tc>
+          <w:tcPr>
+            <w:tcW w:type="dxa" w:w="1440"/>
+          </w:tcPr>
+          <w:p>
+            <w:r/>
+            <w:r>
+              <w:rPr>
+                <w:b w:val="0"/>
+                <w:i w:val="0"/>
+              </w:rPr>
+            </w:r>
+          </w:p>
+        </w:tc>
+        <w:tc>
+          <w:tcPr>
+            <w:tcW w:type="dxa" w:w="1440"/>
+          </w:tcPr>
+          <w:p>
+            <w:r/>
+            <w:r>
+              <w:rPr>
+                <w:b w:val="0"/>
+                <w:i w:val="0"/>
+              </w:rPr>
+            </w:r>
+          </w:p>
+        </w:tc>
+        <w:tc>
+          <w:tcPr>
+            <w:tcW w:type="dxa" w:w="1440"/>
+          </w:tcPr>
+          <w:p>
+            <w:r/>
+            <w:r>
+              <w:rPr>
+                <w:b w:val="0"/>
+                <w:i w:val="0"/>
+              </w:rPr>
+            </w:r>
+          </w:p>
+        </w:tc>
+      </w:tr>
+    </w:tbl>
+    <w:p>
+      <w:r>
+        <w:rPr>
+          <w:b/>
+          <w:i/>
+          <w:color w:val="1F4E79"/>
+          <w:sz w:val="19"/>
+        </w:rPr>
+        <w:t>↳ Diisi di aplikasi: Sasaran &amp; Indikator Kinerja di halaman Master IKU; Target/Realisasi di Verifikasi Capaian.</w:t>
+      </w:r>
+    </w:p>
+    <w:tbl>
+      <w:tblPr>
+        <w:tblStyle w:val="TableGrid"/>
+        <w:tblW w:type="auto" w:w="0"/>
+        <w:tblLook w:firstColumn="1" w:firstRow="1" w:lastColumn="0" w:lastRow="0" w:noHBand="0" w:noVBand="1" w:val="04A0"/>
+      </w:tblPr>
+      <w:tblGrid>
+        <w:gridCol w:w="8640"/>
+      </w:tblGrid>
+      <w:tr>
+        <w:tc>
+          <w:tcPr>
+            <w:tcW w:type="dxa" w:w="8640"/>
+            <w:shd w:val="clear" w:color="auto" w:fill="D9D9D9"/>
+          </w:tcPr>
+          <w:p>
+            <w:pPr>
+              <w:jc w:val="center"/>
+            </w:pPr>
+            <w:r/>
+            <w:r>
+              <w:rPr>
+                <w:b/>
+                <w:i w:val="0"/>
+              </w:rPr>
+              <w:t>Analisis Capaian Kinerja</w:t>
+            </w:r>
+          </w:p>
+        </w:tc>
+      </w:tr>
+      <w:tr>
+        <w:tc>
+          <w:tcPr>
+            <w:tcW w:type="dxa" w:w="8640"/>
+          </w:tcPr>
+          <w:p>
+            <w:r/>
+            <w:r>
+              <w:rPr>
+                <w:b w:val="0"/>
+                <w:i w:val="0"/>
+              </w:rPr>
+            </w:r>
+          </w:p>
+        </w:tc>
+      </w:tr>
+    </w:tbl>
+    <w:p>
+      <w:r>
+        <w:rPr>
+          <w:b/>
+          <w:i/>
+          <w:color w:val="1F4E79"/>
+          <w:sz w:val="19"/>
+        </w:rPr>
+        <w:t>↳ Diisi di aplikasi: kolom "Analisis Capaian Kinerja" pada Verifikasi Capaian -- boleh beberapa paragraf/daftar bernomor.</w:t>
+      </w:r>
+    </w:p>
+    <w:p>
+      <w:r>
+        <w:rPr>
+          <w:i/>
+          <w:color w:val="C00000"/>
+          <w:sz w:val="18"/>
+        </w:rPr>
+        <w:t>Realisasi Volume RO dan Progress Pelaksanaan Kegiatan sampai dengan Triwulan Berjalan (HANYA tercetak otomatis bila realisasi IKU ini pada triwulan berjalan masih kosong):</w:t>
+      </w:r>
+    </w:p>
+    <w:p>
+      <w:r>
+        <w:rPr>
+          <w:b/>
+          <w:i/>
+          <w:color w:val="1F4E79"/>
+          <w:sz w:val="19"/>
+        </w:rPr>
+        <w:t>↳ Diisi di aplikasi: kolom Volume RO / Progres Pelaksanaan pada Isian Kegiatan.</w:t>
+      </w:r>
+    </w:p>
+    <w:p>
+      <w:r>
+        <w:rPr>
+          <w:b/>
+          <w:sz w:val="21"/>
+        </w:rPr>
+        <w:t>Kendala :</w:t>
+      </w:r>
+    </w:p>
+    <w:p>
+      <w:pPr>
+        <w:pStyle w:val="ListNumber"/>
+      </w:pPr>
+      <w:r/>
+    </w:p>
+    <w:p>
+      <w:r>
+        <w:rPr>
+          <w:b/>
+          <w:i/>
+          <w:color w:val="1F4E79"/>
+          <w:sz w:val="19"/>
+        </w:rPr>
+        <w:t>↳ Diisi di aplikasi: satu baris = satu catatan "Kendala" pada Verifikasi Capaian (boleh lebih dari satu per indikator).</w:t>
+      </w:r>
+    </w:p>
+    <w:p>
+      <w:r>
+        <w:rPr>
+          <w:b/>
+          <w:sz w:val="21"/>
+        </w:rPr>
+        <w:t>Solusi :</w:t>
+      </w:r>
+    </w:p>
+    <w:p>
+      <w:pPr>
+        <w:pStyle w:val="ListNumber"/>
+      </w:pPr>
+      <w:r/>
+    </w:p>
+    <w:p>
+      <w:r>
+        <w:rPr>
+          <w:b/>
+          <w:i/>
+          <w:color w:val="1F4E79"/>
+          <w:sz w:val="19"/>
+        </w:rPr>
+        <w:t>↳ Diisi di aplikasi: "Solusi" berpasangan dengan Kendala di atas, pada Verifikasi Capaian.</w:t>
+      </w:r>
+    </w:p>
+    <w:tbl>
+      <w:tblPr>
+        <w:tblStyle w:val="TableGrid"/>
+        <w:tblW w:type="auto" w:w="0"/>
+        <w:tblLook w:firstColumn="1" w:firstRow="1" w:lastColumn="0" w:lastRow="0" w:noHBand="0" w:noVBand="1" w:val="04A0"/>
+      </w:tblPr>
+      <w:tblGrid>
+        <w:gridCol w:w="4320"/>
+        <w:gridCol w:w="4320"/>
+      </w:tblGrid>
+      <w:tr>
+        <w:tc>
+          <w:tcPr>
+            <w:tcW w:type="dxa" w:w="4320"/>
+          </w:tcPr>
+          <w:p>
+            <w:r/>
+            <w:r>
+              <w:rPr>
+                <w:b/>
+                <w:i w:val="0"/>
+              </w:rPr>
+              <w:t>Rencana Tindak Lanjut (RTL)</w:t>
+            </w:r>
+          </w:p>
+        </w:tc>
+        <w:tc>
+          <w:tcPr>
+            <w:tcW w:type="dxa" w:w="4320"/>
+          </w:tcPr>
+          <w:p>
+            <w:r/>
+            <w:r>
+              <w:rPr>
+                <w:b w:val="0"/>
+                <w:i w:val="0"/>
+              </w:rPr>
+              <w:t>PIC Tindak Lanjut :</w:t>
+              <w:br/>
+              <w:br/>
+              <w:t>Batas Waktu Tindak Lanjut :</w:t>
+            </w:r>
+          </w:p>
+        </w:tc>
+      </w:tr>
+    </w:tbl>
+    <w:p>
+      <w:r>
+        <w:rPr>
+          <w:b/>
+          <w:i/>
+          <w:color w:val="1F4E79"/>
+          <w:sz w:val="19"/>
+        </w:rPr>
+        <w:t>↳ Diisi di aplikasi: halaman RTL Evaluasi -- PIC &amp; Batas Waktu dicetak sekali untuk seluruh daftar RTL indikator ini.</w:t>
+      </w:r>
+    </w:p>
+    <w:tbl>
+      <w:tblPr>
+        <w:tblStyle w:val="TableGrid"/>
+        <w:tblW w:type="auto" w:w="0"/>
+        <w:tblLook w:firstColumn="1" w:firstRow="1" w:lastColumn="0" w:lastRow="0" w:noHBand="0" w:noVBand="1" w:val="04A0"/>
+      </w:tblPr>
+      <w:tblGrid>
+        <w:gridCol w:w="8640"/>
+      </w:tblGrid>
+      <w:tr>
+        <w:tc>
+          <w:tcPr>
+            <w:tcW w:type="dxa" w:w="8640"/>
+            <w:shd w:val="clear" w:color="auto" w:fill="D9D9D9"/>
+          </w:tcPr>
+          <w:p>
+            <w:pPr>
+              <w:jc w:val="center"/>
+            </w:pPr>
+            <w:r/>
+            <w:r>
+              <w:rPr>
+                <w:b/>
+                <w:i w:val="0"/>
+              </w:rPr>
+              <w:t>Dasar Hitung/Bukti Dukung/Lainnya</w:t>
+            </w:r>
+          </w:p>
+        </w:tc>
+      </w:tr>
+      <w:tr>
+        <w:tc>
+          <w:tcPr>
+            <w:tcW w:type="dxa" w:w="8640"/>
+          </w:tcPr>
+          <w:p>
+            <w:r/>
+            <w:r>
+              <w:rPr>
+                <w:b w:val="0"/>
+                <w:i w:val="0"/>
+                <w:sz w:val="19"/>
+              </w:rPr>
+              <w:t>Dasar Hitung dan Basis Data Realisasi IKU :</w:t>
+              <w:br/>
+              <w:t>(rumus, dimana:, rincian n= mencakup/N= mencakup ...)</w:t>
+              <w:br/>
+              <w:br/>
+              <w:t>Tautan Bukti Dukung Realisasi Target : (otomatis dari folder Drive IKU ini)</w:t>
+              <w:br/>
+              <w:t>Tautan Bukti Dukung Tindak Lanjut Triwulan Sebelumnya : (otomatis)</w:t>
+              <w:br/>
+              <w:t>RTL triwulan sebelumnya yang telah dilaksanakan : (otomatis, kosong di Triwulan I)</w:t>
+              <w:br/>
+              <w:br/>
+              <w:t>Penjelasan/pembahasan lainnya :</w:t>
+            </w:r>
+          </w:p>
+        </w:tc>
+      </w:tr>
+    </w:tbl>
+    <w:p>
+      <w:r>
+        <w:rPr>
+          <w:b/>
+          <w:i/>
+          <w:color w:val="1F4E79"/>
+          <w:sz w:val="19"/>
+        </w:rPr>
+        <w:t>↳ Diisi di aplikasi: "Dasar Hitung" pada Master IKU (boleh multi-baris); "Penjelasan/Pembahasan Lainnya" pada Verifikasi Capaian.</w:t>
+      </w:r>
+    </w:p>
+    <w:p/>
+    <w:tbl>
+      <w:tblPr>
+        <w:tblStyle w:val="TableGrid"/>
+        <w:tblW w:type="auto" w:w="0"/>
+        <w:tblLook w:firstColumn="1" w:firstRow="1" w:lastColumn="0" w:lastRow="0" w:noHBand="0" w:noVBand="1" w:val="04A0"/>
+      </w:tblPr>
+      <w:tblGrid>
+        <w:gridCol w:w="1440"/>
+        <w:gridCol w:w="1440"/>
+        <w:gridCol w:w="1440"/>
+        <w:gridCol w:w="1440"/>
+        <w:gridCol w:w="1440"/>
+        <w:gridCol w:w="1440"/>
+      </w:tblGrid>
+      <w:tr>
+        <w:tc>
+          <w:tcPr>
+            <w:tcW w:type="dxa" w:w="8640"/>
+            <w:gridSpan w:val="6"/>
+            <w:shd w:val="clear" w:color="auto" w:fill="D9D9D9"/>
+          </w:tcPr>
+          <w:p>
+            <w:r/>
+            <w:r>
+              <w:rPr>
+                <w:b/>
+                <w:i w:val="0"/>
+              </w:rPr>
+              <w:t>Sasaran : Terwujudnya Penguatan Penyelenggaraan Pembinaan Statistik Sektoral Kementerian/Lembaga/Pemerintah Daerah</w:t>
+            </w:r>
+          </w:p>
+        </w:tc>
+      </w:tr>
+      <w:tr>
+        <w:tc>
+          <w:tcPr>
+            <w:tcW w:type="dxa" w:w="1440"/>
+            <w:shd w:val="clear" w:color="auto" w:fill="F2F2F2"/>
+          </w:tcPr>
+          <w:p>
+            <w:pPr>
+              <w:jc w:val="center"/>
+            </w:pPr>
+            <w:r/>
+            <w:r>
+              <w:rPr>
+                <w:b/>
+                <w:i w:val="0"/>
+                <w:sz w:val="19"/>
+              </w:rPr>
+              <w:t>No.</w:t>
+            </w:r>
+          </w:p>
+        </w:tc>
+        <w:tc>
+          <w:tcPr>
+            <w:tcW w:type="dxa" w:w="1440"/>
+            <w:shd w:val="clear" w:color="auto" w:fill="F2F2F2"/>
+          </w:tcPr>
+          <w:p>
+            <w:pPr>
+              <w:jc w:val="center"/>
+            </w:pPr>
+            <w:r/>
+            <w:r>
+              <w:rPr>
+                <w:b/>
+                <w:i w:val="0"/>
+                <w:sz w:val="19"/>
+              </w:rPr>
+              <w:t>Indikator Kinerja</w:t>
+            </w:r>
+          </w:p>
+        </w:tc>
+        <w:tc>
+          <w:tcPr>
+            <w:tcW w:type="dxa" w:w="1440"/>
+            <w:shd w:val="clear" w:color="auto" w:fill="F2F2F2"/>
+          </w:tcPr>
+          <w:p>
+            <w:pPr>
+              <w:jc w:val="center"/>
+            </w:pPr>
+            <w:r/>
+            <w:r>
+              <w:rPr>
+                <w:b/>
+                <w:i w:val="0"/>
+                <w:sz w:val="19"/>
+              </w:rPr>
+              <w:t>Target PK</w:t>
+            </w:r>
+          </w:p>
+        </w:tc>
+        <w:tc>
+          <w:tcPr>
+            <w:tcW w:type="dxa" w:w="1440"/>
+            <w:shd w:val="clear" w:color="auto" w:fill="F2F2F2"/>
+          </w:tcPr>
+          <w:p>
+            <w:pPr>
+              <w:jc w:val="center"/>
+            </w:pPr>
+            <w:r/>
+            <w:r>
+              <w:rPr>
+                <w:b/>
+                <w:i w:val="0"/>
+                <w:sz w:val="19"/>
+              </w:rPr>
+              <w:t>Target Triwulan</w:t>
+            </w:r>
+          </w:p>
+        </w:tc>
+        <w:tc>
+          <w:tcPr>
+            <w:tcW w:type="dxa" w:w="1440"/>
+            <w:shd w:val="clear" w:color="auto" w:fill="F2F2F2"/>
+          </w:tcPr>
+          <w:p>
+            <w:pPr>
+              <w:jc w:val="center"/>
+            </w:pPr>
+            <w:r/>
+            <w:r>
+              <w:rPr>
+                <w:b/>
+                <w:i w:val="0"/>
+                <w:sz w:val="19"/>
+              </w:rPr>
+              <w:t>Realisasi Triwulan</w:t>
+            </w:r>
+          </w:p>
+        </w:tc>
+        <w:tc>
+          <w:tcPr>
+            <w:tcW w:type="dxa" w:w="1440"/>
+            <w:shd w:val="clear" w:color="auto" w:fill="F2F2F2"/>
+          </w:tcPr>
+          <w:p>
+            <w:pPr>
+              <w:jc w:val="center"/>
+            </w:pPr>
+            <w:r/>
+            <w:r>
+              <w:rPr>
+                <w:b/>
+                <w:i w:val="0"/>
+                <w:sz w:val="19"/>
+              </w:rPr>
+              <w:t>Capaian Thd Target PK</w:t>
+            </w:r>
+          </w:p>
+        </w:tc>
+      </w:tr>
+      <w:tr>
+        <w:tc>
+          <w:tcPr>
+            <w:tcW w:type="dxa" w:w="1440"/>
+          </w:tcPr>
+          <w:p>
+            <w:pPr>
+              <w:jc w:val="center"/>
+            </w:pPr>
+            <w:r/>
+            <w:r>
+              <w:rPr>
+                <w:b w:val="0"/>
+                <w:i w:val="0"/>
+              </w:rPr>
+              <w:t>1</w:t>
+            </w:r>
+          </w:p>
+        </w:tc>
+        <w:tc>
+          <w:tcPr>
+            <w:tcW w:type="dxa" w:w="1440"/>
+          </w:tcPr>
+          <w:p>
+            <w:r/>
+            <w:r>
+              <w:rPr>
+                <w:b w:val="0"/>
+                <w:i w:val="0"/>
+                <w:sz w:val="19"/>
+              </w:rPr>
+              <w:t>2511 Tingkat Penyelenggaraan Pembinaan Statistik Sektoral sesuai standar</w:t>
+            </w:r>
+          </w:p>
+        </w:tc>
+        <w:tc>
+          <w:tcPr>
+            <w:tcW w:type="dxa" w:w="1440"/>
+          </w:tcPr>
+          <w:p>
+            <w:r/>
+            <w:r>
+              <w:rPr>
+                <w:b w:val="0"/>
+                <w:i w:val="0"/>
+              </w:rPr>
+            </w:r>
+          </w:p>
+        </w:tc>
+        <w:tc>
+          <w:tcPr>
+            <w:tcW w:type="dxa" w:w="1440"/>
+          </w:tcPr>
+          <w:p>
+            <w:r/>
+            <w:r>
+              <w:rPr>
+                <w:b w:val="0"/>
+                <w:i w:val="0"/>
+              </w:rPr>
+            </w:r>
+          </w:p>
+        </w:tc>
+        <w:tc>
+          <w:tcPr>
+            <w:tcW w:type="dxa" w:w="1440"/>
+          </w:tcPr>
+          <w:p>
+            <w:r/>
+            <w:r>
+              <w:rPr>
+                <w:b w:val="0"/>
+                <w:i w:val="0"/>
+              </w:rPr>
+            </w:r>
+          </w:p>
+        </w:tc>
+        <w:tc>
+          <w:tcPr>
+            <w:tcW w:type="dxa" w:w="1440"/>
+          </w:tcPr>
+          <w:p>
+            <w:r/>
+            <w:r>
+              <w:rPr>
+                <w:b w:val="0"/>
+                <w:i w:val="0"/>
+              </w:rPr>
+            </w:r>
+          </w:p>
+        </w:tc>
+      </w:tr>
+    </w:tbl>
+    <w:p>
+      <w:r>
+        <w:rPr>
+          <w:b/>
+          <w:i/>
+          <w:color w:val="1F4E79"/>
+          <w:sz w:val="19"/>
+        </w:rPr>
+        <w:t>↳ Diisi di aplikasi: Sasaran &amp; Indikator Kinerja di halaman Master IKU; Target/Realisasi di Verifikasi Capaian.</w:t>
+      </w:r>
+    </w:p>
+    <w:tbl>
+      <w:tblPr>
+        <w:tblStyle w:val="TableGrid"/>
+        <w:tblW w:type="auto" w:w="0"/>
+        <w:tblLook w:firstColumn="1" w:firstRow="1" w:lastColumn="0" w:lastRow="0" w:noHBand="0" w:noVBand="1" w:val="04A0"/>
+      </w:tblPr>
+      <w:tblGrid>
+        <w:gridCol w:w="8640"/>
+      </w:tblGrid>
+      <w:tr>
+        <w:tc>
+          <w:tcPr>
+            <w:tcW w:type="dxa" w:w="8640"/>
+            <w:shd w:val="clear" w:color="auto" w:fill="D9D9D9"/>
+          </w:tcPr>
+          <w:p>
+            <w:pPr>
+              <w:jc w:val="center"/>
+            </w:pPr>
+            <w:r/>
+            <w:r>
+              <w:rPr>
+                <w:b/>
+                <w:i w:val="0"/>
+              </w:rPr>
+              <w:t>Analisis Capaian Kinerja</w:t>
+            </w:r>
+          </w:p>
+        </w:tc>
+      </w:tr>
+      <w:tr>
+        <w:tc>
+          <w:tcPr>
+            <w:tcW w:type="dxa" w:w="8640"/>
+          </w:tcPr>
+          <w:p>
+            <w:r/>
+            <w:r>
+              <w:rPr>
+                <w:b w:val="0"/>
+                <w:i w:val="0"/>
+              </w:rPr>
+            </w:r>
+          </w:p>
+        </w:tc>
+      </w:tr>
+    </w:tbl>
+    <w:p>
+      <w:r>
+        <w:rPr>
+          <w:b/>
+          <w:i/>
+          <w:color w:val="1F4E79"/>
+          <w:sz w:val="19"/>
+        </w:rPr>
+        <w:t>↳ Diisi di aplikasi: kolom "Analisis Capaian Kinerja" pada Verifikasi Capaian -- boleh beberapa paragraf/daftar bernomor.</w:t>
+      </w:r>
+    </w:p>
+    <w:p>
+      <w:r>
+        <w:rPr>
+          <w:i/>
+          <w:color w:val="C00000"/>
+          <w:sz w:val="18"/>
+        </w:rPr>
+        <w:t>Realisasi Volume RO dan Progress Pelaksanaan Kegiatan sampai dengan Triwulan Berjalan (HANYA tercetak otomatis bila realisasi IKU ini pada triwulan berjalan masih kosong):</w:t>
+      </w:r>
+    </w:p>
+    <w:p>
+      <w:r>
+        <w:rPr>
+          <w:b/>
+          <w:i/>
+          <w:color w:val="1F4E79"/>
+          <w:sz w:val="19"/>
+        </w:rPr>
+        <w:t>↳ Diisi di aplikasi: kolom Volume RO / Progres Pelaksanaan pada Isian Kegiatan.</w:t>
+      </w:r>
+    </w:p>
+    <w:p>
+      <w:r>
+        <w:rPr>
+          <w:b/>
+          <w:sz w:val="21"/>
+        </w:rPr>
+        <w:t>Kendala :</w:t>
+      </w:r>
+    </w:p>
+    <w:p>
+      <w:pPr>
+        <w:pStyle w:val="ListNumber"/>
+      </w:pPr>
+      <w:r/>
+    </w:p>
+    <w:p>
+      <w:r>
+        <w:rPr>
+          <w:b/>
+          <w:i/>
+          <w:color w:val="1F4E79"/>
+          <w:sz w:val="19"/>
+        </w:rPr>
+        <w:t>↳ Diisi di aplikasi: satu baris = satu catatan "Kendala" pada Verifikasi Capaian (boleh lebih dari satu per indikator).</w:t>
+      </w:r>
+    </w:p>
+    <w:p>
+      <w:r>
+        <w:rPr>
+          <w:b/>
+          <w:sz w:val="21"/>
+        </w:rPr>
+        <w:t>Solusi :</w:t>
+      </w:r>
+    </w:p>
+    <w:p>
+      <w:pPr>
+        <w:pStyle w:val="ListNumber"/>
+      </w:pPr>
+      <w:r/>
+    </w:p>
+    <w:p>
+      <w:r>
+        <w:rPr>
+          <w:b/>
+          <w:i/>
+          <w:color w:val="1F4E79"/>
+          <w:sz w:val="19"/>
+        </w:rPr>
+        <w:t>↳ Diisi di aplikasi: "Solusi" berpasangan dengan Kendala di atas, pada Verifikasi Capaian.</w:t>
+      </w:r>
+    </w:p>
+    <w:tbl>
+      <w:tblPr>
+        <w:tblStyle w:val="TableGrid"/>
+        <w:tblW w:type="auto" w:w="0"/>
+        <w:tblLook w:firstColumn="1" w:firstRow="1" w:lastColumn="0" w:lastRow="0" w:noHBand="0" w:noVBand="1" w:val="04A0"/>
+      </w:tblPr>
+      <w:tblGrid>
+        <w:gridCol w:w="4320"/>
+        <w:gridCol w:w="4320"/>
+      </w:tblGrid>
+      <w:tr>
+        <w:tc>
+          <w:tcPr>
+            <w:tcW w:type="dxa" w:w="4320"/>
+          </w:tcPr>
+          <w:p>
+            <w:r/>
+            <w:r>
+              <w:rPr>
+                <w:b/>
+                <w:i w:val="0"/>
+              </w:rPr>
+              <w:t>Rencana Tindak Lanjut (RTL)</w:t>
+            </w:r>
+          </w:p>
+        </w:tc>
+        <w:tc>
+          <w:tcPr>
+            <w:tcW w:type="dxa" w:w="4320"/>
+          </w:tcPr>
+          <w:p>
+            <w:r/>
+            <w:r>
+              <w:rPr>
+                <w:b w:val="0"/>
+                <w:i w:val="0"/>
+              </w:rPr>
+              <w:t>PIC Tindak Lanjut :</w:t>
+              <w:br/>
+              <w:br/>
+              <w:t>Batas Waktu Tindak Lanjut :</w:t>
+            </w:r>
+          </w:p>
+        </w:tc>
+      </w:tr>
+    </w:tbl>
+    <w:p>
+      <w:r>
+        <w:rPr>
+          <w:b/>
+          <w:i/>
+          <w:color w:val="1F4E79"/>
+          <w:sz w:val="19"/>
+        </w:rPr>
+        <w:t>↳ Diisi di aplikasi: halaman RTL Evaluasi -- PIC &amp; Batas Waktu dicetak sekali untuk seluruh daftar RTL indikator ini.</w:t>
+      </w:r>
+    </w:p>
+    <w:tbl>
+      <w:tblPr>
+        <w:tblStyle w:val="TableGrid"/>
+        <w:tblW w:type="auto" w:w="0"/>
+        <w:tblLook w:firstColumn="1" w:firstRow="1" w:lastColumn="0" w:lastRow="0" w:noHBand="0" w:noVBand="1" w:val="04A0"/>
+      </w:tblPr>
+      <w:tblGrid>
+        <w:gridCol w:w="8640"/>
+      </w:tblGrid>
+      <w:tr>
+        <w:tc>
+          <w:tcPr>
+            <w:tcW w:type="dxa" w:w="8640"/>
+            <w:shd w:val="clear" w:color="auto" w:fill="D9D9D9"/>
+          </w:tcPr>
+          <w:p>
+            <w:pPr>
+              <w:jc w:val="center"/>
+            </w:pPr>
+            <w:r/>
+            <w:r>
+              <w:rPr>
+                <w:b/>
+                <w:i w:val="0"/>
+              </w:rPr>
+              <w:t>Dasar Hitung/Bukti Dukung/Lainnya</w:t>
+            </w:r>
+          </w:p>
+        </w:tc>
+      </w:tr>
+      <w:tr>
+        <w:tc>
+          <w:tcPr>
+            <w:tcW w:type="dxa" w:w="8640"/>
+          </w:tcPr>
+          <w:p>
+            <w:r/>
+            <w:r>
+              <w:rPr>
+                <w:b w:val="0"/>
+                <w:i w:val="0"/>
+                <w:sz w:val="19"/>
+              </w:rPr>
+              <w:t>Dasar Hitung dan Basis Data Realisasi IKU :</w:t>
+              <w:br/>
+              <w:t>(rumus, dimana:, rincian n= mencakup/N= mencakup ...)</w:t>
+              <w:br/>
+              <w:br/>
+              <w:t>Tautan Bukti Dukung Realisasi Target : (otomatis dari folder Drive IKU ini)</w:t>
+              <w:br/>
+              <w:t>Tautan Bukti Dukung Tindak Lanjut Triwulan Sebelumnya : (otomatis)</w:t>
+              <w:br/>
+              <w:t>RTL triwulan sebelumnya yang telah dilaksanakan : (otomatis, kosong di Triwulan I)</w:t>
+              <w:br/>
+              <w:br/>
+              <w:t>Penjelasan/pembahasan lainnya :</w:t>
+            </w:r>
+          </w:p>
+        </w:tc>
+      </w:tr>
+    </w:tbl>
+    <w:p>
+      <w:r>
+        <w:rPr>
+          <w:b/>
+          <w:i/>
+          <w:color w:val="1F4E79"/>
+          <w:sz w:val="19"/>
+        </w:rPr>
+        <w:t>↳ Diisi di aplikasi: "Dasar Hitung" pada Master IKU (boleh multi-baris); "Penjelasan/Pembahasan Lainnya" pada Verifikasi Capaian.</w:t>
+      </w:r>
+    </w:p>
+    <w:p/>
+    <w:tbl>
+      <w:tblPr>
+        <w:tblStyle w:val="TableGrid"/>
+        <w:tblW w:type="auto" w:w="0"/>
+        <w:tblLook w:firstColumn="1" w:firstRow="1" w:lastColumn="0" w:lastRow="0" w:noHBand="0" w:noVBand="1" w:val="04A0"/>
+      </w:tblPr>
+      <w:tblGrid>
+        <w:gridCol w:w="1440"/>
+        <w:gridCol w:w="1440"/>
+        <w:gridCol w:w="1440"/>
+        <w:gridCol w:w="1440"/>
+        <w:gridCol w:w="1440"/>
+        <w:gridCol w:w="1440"/>
+      </w:tblGrid>
+      <w:tr>
+        <w:tc>
+          <w:tcPr>
+            <w:tcW w:type="dxa" w:w="8640"/>
+            <w:gridSpan w:val="6"/>
+            <w:shd w:val="clear" w:color="auto" w:fill="D9D9D9"/>
+          </w:tcPr>
+          <w:p>
+            <w:r/>
+            <w:r>
+              <w:rPr>
+                <w:b/>
+                <w:i w:val="0"/>
+              </w:rPr>
+              <w:t>Sasaran : Terwujudnya Kemudahan Akses Data BPS</w:t>
+            </w:r>
+          </w:p>
+        </w:tc>
+      </w:tr>
+      <w:tr>
+        <w:tc>
+          <w:tcPr>
+            <w:tcW w:type="dxa" w:w="1440"/>
+            <w:shd w:val="clear" w:color="auto" w:fill="F2F2F2"/>
+          </w:tcPr>
+          <w:p>
+            <w:pPr>
+              <w:jc w:val="center"/>
+            </w:pPr>
+            <w:r/>
+            <w:r>
+              <w:rPr>
+                <w:b/>
+                <w:i w:val="0"/>
+                <w:sz w:val="19"/>
+              </w:rPr>
+              <w:t>No.</w:t>
+            </w:r>
+          </w:p>
+        </w:tc>
+        <w:tc>
+          <w:tcPr>
+            <w:tcW w:type="dxa" w:w="1440"/>
+            <w:shd w:val="clear" w:color="auto" w:fill="F2F2F2"/>
+          </w:tcPr>
+          <w:p>
+            <w:pPr>
+              <w:jc w:val="center"/>
+            </w:pPr>
+            <w:r/>
+            <w:r>
+              <w:rPr>
+                <w:b/>
+                <w:i w:val="0"/>
+                <w:sz w:val="19"/>
+              </w:rPr>
+              <w:t>Indikator Kinerja</w:t>
+            </w:r>
+          </w:p>
+        </w:tc>
+        <w:tc>
+          <w:tcPr>
+            <w:tcW w:type="dxa" w:w="1440"/>
+            <w:shd w:val="clear" w:color="auto" w:fill="F2F2F2"/>
+          </w:tcPr>
+          <w:p>
+            <w:pPr>
+              <w:jc w:val="center"/>
+            </w:pPr>
+            <w:r/>
+            <w:r>
+              <w:rPr>
+                <w:b/>
+                <w:i w:val="0"/>
+                <w:sz w:val="19"/>
+              </w:rPr>
+              <w:t>Target PK</w:t>
+            </w:r>
+          </w:p>
+        </w:tc>
+        <w:tc>
+          <w:tcPr>
+            <w:tcW w:type="dxa" w:w="1440"/>
+            <w:shd w:val="clear" w:color="auto" w:fill="F2F2F2"/>
+          </w:tcPr>
+          <w:p>
+            <w:pPr>
+              <w:jc w:val="center"/>
+            </w:pPr>
+            <w:r/>
+            <w:r>
+              <w:rPr>
+                <w:b/>
+                <w:i w:val="0"/>
+                <w:sz w:val="19"/>
+              </w:rPr>
+              <w:t>Target Triwulan</w:t>
+            </w:r>
+          </w:p>
+        </w:tc>
+        <w:tc>
+          <w:tcPr>
+            <w:tcW w:type="dxa" w:w="1440"/>
+            <w:shd w:val="clear" w:color="auto" w:fill="F2F2F2"/>
+          </w:tcPr>
+          <w:p>
+            <w:pPr>
+              <w:jc w:val="center"/>
+            </w:pPr>
+            <w:r/>
+            <w:r>
+              <w:rPr>
+                <w:b/>
+                <w:i w:val="0"/>
+                <w:sz w:val="19"/>
+              </w:rPr>
+              <w:t>Realisasi Triwulan</w:t>
+            </w:r>
+          </w:p>
+        </w:tc>
+        <w:tc>
+          <w:tcPr>
+            <w:tcW w:type="dxa" w:w="1440"/>
+            <w:shd w:val="clear" w:color="auto" w:fill="F2F2F2"/>
+          </w:tcPr>
+          <w:p>
+            <w:pPr>
+              <w:jc w:val="center"/>
+            </w:pPr>
+            <w:r/>
+            <w:r>
+              <w:rPr>
+                <w:b/>
+                <w:i w:val="0"/>
+                <w:sz w:val="19"/>
+              </w:rPr>
+              <w:t>Capaian Thd Target PK</w:t>
+            </w:r>
+          </w:p>
+        </w:tc>
+      </w:tr>
+      <w:tr>
+        <w:tc>
+          <w:tcPr>
+            <w:tcW w:type="dxa" w:w="1440"/>
+          </w:tcPr>
+          <w:p>
+            <w:pPr>
+              <w:jc w:val="center"/>
+            </w:pPr>
+            <w:r/>
+            <w:r>
+              <w:rPr>
+                <w:b w:val="0"/>
+                <w:i w:val="0"/>
+              </w:rPr>
+              <w:t>1</w:t>
+            </w:r>
+          </w:p>
+        </w:tc>
+        <w:tc>
+          <w:tcPr>
+            <w:tcW w:type="dxa" w:w="1440"/>
+          </w:tcPr>
+          <w:p>
+            <w:r/>
+            <w:r>
+              <w:rPr>
+                <w:b w:val="0"/>
+                <w:i w:val="0"/>
+                <w:sz w:val="19"/>
+              </w:rPr>
+              <w:t>2711 Indeks Pelayanan Publik - Penilaian Mandiri</w:t>
+            </w:r>
+          </w:p>
+        </w:tc>
+        <w:tc>
+          <w:tcPr>
+            <w:tcW w:type="dxa" w:w="1440"/>
+          </w:tcPr>
+          <w:p>
+            <w:r/>
+            <w:r>
+              <w:rPr>
+                <w:b w:val="0"/>
+                <w:i w:val="0"/>
+              </w:rPr>
+            </w:r>
+          </w:p>
+        </w:tc>
+        <w:tc>
+          <w:tcPr>
+            <w:tcW w:type="dxa" w:w="1440"/>
+          </w:tcPr>
+          <w:p>
+            <w:r/>
+            <w:r>
+              <w:rPr>
+                <w:b w:val="0"/>
+                <w:i w:val="0"/>
+              </w:rPr>
+            </w:r>
+          </w:p>
+        </w:tc>
+        <w:tc>
+          <w:tcPr>
+            <w:tcW w:type="dxa" w:w="1440"/>
+          </w:tcPr>
+          <w:p>
+            <w:r/>
+            <w:r>
+              <w:rPr>
+                <w:b w:val="0"/>
+                <w:i w:val="0"/>
+              </w:rPr>
+            </w:r>
+          </w:p>
+        </w:tc>
+        <w:tc>
+          <w:tcPr>
+            <w:tcW w:type="dxa" w:w="1440"/>
+          </w:tcPr>
+          <w:p>
+            <w:r/>
+            <w:r>
+              <w:rPr>
+                <w:b w:val="0"/>
+                <w:i w:val="0"/>
+              </w:rPr>
+            </w:r>
+          </w:p>
+        </w:tc>
+      </w:tr>
+    </w:tbl>
+    <w:p>
+      <w:r>
+        <w:rPr>
+          <w:b/>
+          <w:i/>
+          <w:color w:val="1F4E79"/>
+          <w:sz w:val="19"/>
+        </w:rPr>
+        <w:t>↳ Diisi di aplikasi: Sasaran &amp; Indikator Kinerja di halaman Master IKU; Target/Realisasi di Verifikasi Capaian.</w:t>
+      </w:r>
+    </w:p>
+    <w:tbl>
+      <w:tblPr>
+        <w:tblStyle w:val="TableGrid"/>
+        <w:tblW w:type="auto" w:w="0"/>
+        <w:tblLook w:firstColumn="1" w:firstRow="1" w:lastColumn="0" w:lastRow="0" w:noHBand="0" w:noVBand="1" w:val="04A0"/>
+      </w:tblPr>
+      <w:tblGrid>
+        <w:gridCol w:w="8640"/>
+      </w:tblGrid>
+      <w:tr>
+        <w:tc>
+          <w:tcPr>
+            <w:tcW w:type="dxa" w:w="8640"/>
+            <w:shd w:val="clear" w:color="auto" w:fill="D9D9D9"/>
+          </w:tcPr>
+          <w:p>
+            <w:pPr>
+              <w:jc w:val="center"/>
+            </w:pPr>
+            <w:r/>
+            <w:r>
+              <w:rPr>
+                <w:b/>
+                <w:i w:val="0"/>
+              </w:rPr>
+              <w:t>Analisis Capaian Kinerja</w:t>
+            </w:r>
+          </w:p>
+        </w:tc>
+      </w:tr>
+      <w:tr>
+        <w:tc>
+          <w:tcPr>
+            <w:tcW w:type="dxa" w:w="8640"/>
+          </w:tcPr>
+          <w:p>
+            <w:r/>
+            <w:r>
+              <w:rPr>
+                <w:b w:val="0"/>
+                <w:i w:val="0"/>
+              </w:rPr>
+            </w:r>
+          </w:p>
+        </w:tc>
+      </w:tr>
+    </w:tbl>
+    <w:p>
+      <w:r>
+        <w:rPr>
+          <w:b/>
+          <w:i/>
+          <w:color w:val="1F4E79"/>
+          <w:sz w:val="19"/>
+        </w:rPr>
+        <w:t>↳ Diisi di aplikasi: kolom "Analisis Capaian Kinerja" pada Verifikasi Capaian -- boleh beberapa paragraf/daftar bernomor.</w:t>
+      </w:r>
+    </w:p>
+    <w:p>
+      <w:r>
+        <w:rPr>
+          <w:i/>
+          <w:color w:val="C00000"/>
+          <w:sz w:val="18"/>
+        </w:rPr>
+        <w:t>Realisasi Volume RO dan Progress Pelaksanaan Kegiatan sampai dengan Triwulan Berjalan (HANYA tercetak otomatis bila realisasi IKU ini pada triwulan berjalan masih kosong):</w:t>
+      </w:r>
+    </w:p>
+    <w:p>
+      <w:r>
+        <w:rPr>
+          <w:b/>
+          <w:i/>
+          <w:color w:val="1F4E79"/>
+          <w:sz w:val="19"/>
+        </w:rPr>
+        <w:t>↳ Diisi di aplikasi: kolom Volume RO / Progres Pelaksanaan pada Isian Kegiatan.</w:t>
+      </w:r>
+    </w:p>
+    <w:p>
+      <w:r>
+        <w:rPr>
+          <w:b/>
+          <w:sz w:val="21"/>
+        </w:rPr>
+        <w:t>Kendala :</w:t>
+      </w:r>
+    </w:p>
+    <w:p>
+      <w:pPr>
+        <w:pStyle w:val="ListNumber"/>
+      </w:pPr>
+      <w:r/>
+    </w:p>
+    <w:p>
+      <w:r>
+        <w:rPr>
+          <w:b/>
+          <w:i/>
+          <w:color w:val="1F4E79"/>
+          <w:sz w:val="19"/>
+        </w:rPr>
+        <w:t>↳ Diisi di aplikasi: satu baris = satu catatan "Kendala" pada Verifikasi Capaian (boleh lebih dari satu per indikator).</w:t>
+      </w:r>
+    </w:p>
+    <w:p>
+      <w:r>
+        <w:rPr>
+          <w:b/>
+          <w:sz w:val="21"/>
+        </w:rPr>
+        <w:t>Solusi :</w:t>
+      </w:r>
+    </w:p>
+    <w:p>
+      <w:pPr>
+        <w:pStyle w:val="ListNumber"/>
+      </w:pPr>
+      <w:r/>
+    </w:p>
+    <w:p>
+      <w:r>
+        <w:rPr>
+          <w:b/>
+          <w:i/>
+          <w:color w:val="1F4E79"/>
+          <w:sz w:val="19"/>
+        </w:rPr>
+        <w:t>↳ Diisi di aplikasi: "Solusi" berpasangan dengan Kendala di atas, pada Verifikasi Capaian.</w:t>
+      </w:r>
+    </w:p>
+    <w:tbl>
+      <w:tblPr>
+        <w:tblStyle w:val="TableGrid"/>
+        <w:tblW w:type="auto" w:w="0"/>
+        <w:tblLook w:firstColumn="1" w:firstRow="1" w:lastColumn="0" w:lastRow="0" w:noHBand="0" w:noVBand="1" w:val="04A0"/>
+      </w:tblPr>
+      <w:tblGrid>
+        <w:gridCol w:w="4320"/>
+        <w:gridCol w:w="4320"/>
+      </w:tblGrid>
+      <w:tr>
+        <w:tc>
+          <w:tcPr>
+            <w:tcW w:type="dxa" w:w="4320"/>
+          </w:tcPr>
+          <w:p>
+            <w:r/>
+            <w:r>
+              <w:rPr>
+                <w:b/>
+                <w:i w:val="0"/>
+              </w:rPr>
+              <w:t>Rencana Tindak Lanjut (RTL)</w:t>
+            </w:r>
+          </w:p>
+        </w:tc>
+        <w:tc>
+          <w:tcPr>
+            <w:tcW w:type="dxa" w:w="4320"/>
+          </w:tcPr>
+          <w:p>
+            <w:r/>
+            <w:r>
+              <w:rPr>
+                <w:b w:val="0"/>
+                <w:i w:val="0"/>
+              </w:rPr>
+              <w:t>PIC Tindak Lanjut :</w:t>
+              <w:br/>
+              <w:br/>
+              <w:t>Batas Waktu Tindak Lanjut :</w:t>
+            </w:r>
+          </w:p>
+        </w:tc>
+      </w:tr>
+    </w:tbl>
+    <w:p>
+      <w:r>
+        <w:rPr>
+          <w:b/>
+          <w:i/>
+          <w:color w:val="1F4E79"/>
+          <w:sz w:val="19"/>
+        </w:rPr>
+        <w:t>↳ Diisi di aplikasi: halaman RTL Evaluasi -- PIC &amp; Batas Waktu dicetak sekali untuk seluruh daftar RTL indikator ini.</w:t>
+      </w:r>
+    </w:p>
+    <w:tbl>
+      <w:tblPr>
+        <w:tblStyle w:val="TableGrid"/>
+        <w:tblW w:type="auto" w:w="0"/>
+        <w:tblLook w:firstColumn="1" w:firstRow="1" w:lastColumn="0" w:lastRow="0" w:noHBand="0" w:noVBand="1" w:val="04A0"/>
+      </w:tblPr>
+      <w:tblGrid>
+        <w:gridCol w:w="8640"/>
+      </w:tblGrid>
+      <w:tr>
+        <w:tc>
+          <w:tcPr>
+            <w:tcW w:type="dxa" w:w="8640"/>
+            <w:shd w:val="clear" w:color="auto" w:fill="D9D9D9"/>
+          </w:tcPr>
+          <w:p>
+            <w:pPr>
+              <w:jc w:val="center"/>
+            </w:pPr>
+            <w:r/>
+            <w:r>
+              <w:rPr>
+                <w:b/>
+                <w:i w:val="0"/>
+              </w:rPr>
+              <w:t>Dasar Hitung/Bukti Dukung/Lainnya</w:t>
+            </w:r>
+          </w:p>
+        </w:tc>
+      </w:tr>
+      <w:tr>
+        <w:tc>
+          <w:tcPr>
+            <w:tcW w:type="dxa" w:w="8640"/>
+          </w:tcPr>
+          <w:p>
+            <w:r/>
+            <w:r>
+              <w:rPr>
+                <w:b w:val="0"/>
+                <w:i w:val="0"/>
+                <w:sz w:val="19"/>
+              </w:rPr>
+              <w:t>Dasar Hitung dan Basis Data Realisasi IKU :</w:t>
+              <w:br/>
+              <w:t>(rumus, dimana:, rincian n= mencakup/N= mencakup ...)</w:t>
+              <w:br/>
+              <w:br/>
+              <w:t>Tautan Bukti Dukung Realisasi Target : (otomatis dari folder Drive IKU ini)</w:t>
+              <w:br/>
+              <w:t>Tautan Bukti Dukung Tindak Lanjut Triwulan Sebelumnya : (otomatis)</w:t>
+              <w:br/>
+              <w:t>RTL triwulan sebelumnya yang telah dilaksanakan : (otomatis, kosong di Triwulan I)</w:t>
+              <w:br/>
+              <w:br/>
+              <w:t>Penjelasan/pembahasan lainnya :</w:t>
+            </w:r>
+          </w:p>
+        </w:tc>
+      </w:tr>
+    </w:tbl>
+    <w:p>
+      <w:r>
+        <w:rPr>
+          <w:b/>
+          <w:i/>
+          <w:color w:val="1F4E79"/>
+          <w:sz w:val="19"/>
+        </w:rPr>
+        <w:t>↳ Diisi di aplikasi: "Dasar Hitung" pada Master IKU (boleh multi-baris); "Penjelasan/Pembahasan Lainnya" pada Verifikasi Capaian.</w:t>
+      </w:r>
+    </w:p>
+    <w:p/>
+    <w:tbl>
+      <w:tblPr>
+        <w:tblStyle w:val="TableGrid"/>
+        <w:tblW w:type="auto" w:w="0"/>
+        <w:tblLook w:firstColumn="1" w:firstRow="1" w:lastColumn="0" w:lastRow="0" w:noHBand="0" w:noVBand="1" w:val="04A0"/>
+      </w:tblPr>
+      <w:tblGrid>
+        <w:gridCol w:w="1440"/>
+        <w:gridCol w:w="1440"/>
+        <w:gridCol w:w="1440"/>
+        <w:gridCol w:w="1440"/>
+        <w:gridCol w:w="1440"/>
+        <w:gridCol w:w="1440"/>
+      </w:tblGrid>
+      <w:tr>
+        <w:tc>
+          <w:tcPr>
+            <w:tcW w:type="dxa" w:w="8640"/>
+            <w:gridSpan w:val="6"/>
+            <w:shd w:val="clear" w:color="auto" w:fill="D9D9D9"/>
+          </w:tcPr>
+          <w:p>
+            <w:r/>
+            <w:r>
+              <w:rPr>
+                <w:b/>
+                <w:i w:val="0"/>
+              </w:rPr>
+              <w:t>Sasaran : Terwujudnya Dukungan Manajemen Pada BPS Provinsi dan BPS Kabupaten/Kota yang Efektif dan Efisien</w:t>
+            </w:r>
+          </w:p>
+        </w:tc>
+      </w:tr>
+      <w:tr>
+        <w:tc>
+          <w:tcPr>
+            <w:tcW w:type="dxa" w:w="1440"/>
+            <w:shd w:val="clear" w:color="auto" w:fill="F2F2F2"/>
+          </w:tcPr>
+          <w:p>
+            <w:pPr>
+              <w:jc w:val="center"/>
+            </w:pPr>
+            <w:r/>
+            <w:r>
+              <w:rPr>
+                <w:b/>
+                <w:i w:val="0"/>
+                <w:sz w:val="19"/>
+              </w:rPr>
+              <w:t>No.</w:t>
+            </w:r>
+          </w:p>
+        </w:tc>
+        <w:tc>
+          <w:tcPr>
+            <w:tcW w:type="dxa" w:w="1440"/>
+            <w:shd w:val="clear" w:color="auto" w:fill="F2F2F2"/>
+          </w:tcPr>
+          <w:p>
+            <w:pPr>
+              <w:jc w:val="center"/>
+            </w:pPr>
+            <w:r/>
+            <w:r>
+              <w:rPr>
+                <w:b/>
+                <w:i w:val="0"/>
+                <w:sz w:val="19"/>
+              </w:rPr>
+              <w:t>Indikator Kinerja</w:t>
+            </w:r>
+          </w:p>
+        </w:tc>
+        <w:tc>
+          <w:tcPr>
+            <w:tcW w:type="dxa" w:w="1440"/>
+            <w:shd w:val="clear" w:color="auto" w:fill="F2F2F2"/>
+          </w:tcPr>
+          <w:p>
+            <w:pPr>
+              <w:jc w:val="center"/>
+            </w:pPr>
+            <w:r/>
+            <w:r>
+              <w:rPr>
+                <w:b/>
+                <w:i w:val="0"/>
+                <w:sz w:val="19"/>
+              </w:rPr>
+              <w:t>Target PK</w:t>
+            </w:r>
+          </w:p>
+        </w:tc>
+        <w:tc>
+          <w:tcPr>
+            <w:tcW w:type="dxa" w:w="1440"/>
+            <w:shd w:val="clear" w:color="auto" w:fill="F2F2F2"/>
+          </w:tcPr>
+          <w:p>
+            <w:pPr>
+              <w:jc w:val="center"/>
+            </w:pPr>
+            <w:r/>
+            <w:r>
+              <w:rPr>
+                <w:b/>
+                <w:i w:val="0"/>
+                <w:sz w:val="19"/>
+              </w:rPr>
+              <w:t>Target Triwulan</w:t>
+            </w:r>
+          </w:p>
+        </w:tc>
+        <w:tc>
+          <w:tcPr>
+            <w:tcW w:type="dxa" w:w="1440"/>
+            <w:shd w:val="clear" w:color="auto" w:fill="F2F2F2"/>
+          </w:tcPr>
+          <w:p>
+            <w:pPr>
+              <w:jc w:val="center"/>
+            </w:pPr>
+            <w:r/>
+            <w:r>
+              <w:rPr>
+                <w:b/>
+                <w:i w:val="0"/>
+                <w:sz w:val="19"/>
+              </w:rPr>
+              <w:t>Realisasi Triwulan</w:t>
+            </w:r>
+          </w:p>
+        </w:tc>
+        <w:tc>
+          <w:tcPr>
+            <w:tcW w:type="dxa" w:w="1440"/>
+            <w:shd w:val="clear" w:color="auto" w:fill="F2F2F2"/>
+          </w:tcPr>
+          <w:p>
+            <w:pPr>
+              <w:jc w:val="center"/>
+            </w:pPr>
+            <w:r/>
+            <w:r>
+              <w:rPr>
+                <w:b/>
+                <w:i w:val="0"/>
+                <w:sz w:val="19"/>
+              </w:rPr>
+              <w:t>Capaian Thd Target PK</w:t>
+            </w:r>
+          </w:p>
+        </w:tc>
+      </w:tr>
+      <w:tr>
+        <w:tc>
+          <w:tcPr>
+            <w:tcW w:type="dxa" w:w="1440"/>
+          </w:tcPr>
+          <w:p>
+            <w:pPr>
+              <w:jc w:val="center"/>
+            </w:pPr>
+            <w:r/>
+            <w:r>
+              <w:rPr>
+                <w:b w:val="0"/>
+                <w:i w:val="0"/>
+              </w:rPr>
+              <w:t>1</w:t>
+            </w:r>
+          </w:p>
+        </w:tc>
+        <w:tc>
+          <w:tcPr>
+            <w:tcW w:type="dxa" w:w="1440"/>
+          </w:tcPr>
+          <w:p>
+            <w:r/>
+            <w:r>
+              <w:rPr>
+                <w:b w:val="0"/>
+                <w:i w:val="0"/>
+                <w:sz w:val="19"/>
+              </w:rPr>
+              <w:t>3241 Nilai SAKIP oleh Inspektorat</w:t>
+            </w:r>
+          </w:p>
+        </w:tc>
+        <w:tc>
+          <w:tcPr>
+            <w:tcW w:type="dxa" w:w="1440"/>
+          </w:tcPr>
+          <w:p>
+            <w:r/>
+            <w:r>
+              <w:rPr>
+                <w:b w:val="0"/>
+                <w:i w:val="0"/>
+              </w:rPr>
+            </w:r>
+          </w:p>
+        </w:tc>
+        <w:tc>
+          <w:tcPr>
+            <w:tcW w:type="dxa" w:w="1440"/>
+          </w:tcPr>
+          <w:p>
+            <w:r/>
+            <w:r>
+              <w:rPr>
+                <w:b w:val="0"/>
+                <w:i w:val="0"/>
+              </w:rPr>
+            </w:r>
+          </w:p>
+        </w:tc>
+        <w:tc>
+          <w:tcPr>
+            <w:tcW w:type="dxa" w:w="1440"/>
+          </w:tcPr>
+          <w:p>
+            <w:r/>
+            <w:r>
+              <w:rPr>
+                <w:b w:val="0"/>
+                <w:i w:val="0"/>
+              </w:rPr>
+            </w:r>
+          </w:p>
+        </w:tc>
+        <w:tc>
+          <w:tcPr>
+            <w:tcW w:type="dxa" w:w="1440"/>
+          </w:tcPr>
+          <w:p>
+            <w:r/>
+            <w:r>
+              <w:rPr>
+                <w:b w:val="0"/>
+                <w:i w:val="0"/>
+              </w:rPr>
+            </w:r>
+          </w:p>
+        </w:tc>
+      </w:tr>
+    </w:tbl>
+    <w:p>
+      <w:r>
+        <w:rPr>
+          <w:b/>
+          <w:i/>
+          <w:color w:val="1F4E79"/>
+          <w:sz w:val="19"/>
+        </w:rPr>
+        <w:t>↳ Diisi di aplikasi: Sasaran &amp; Indikator Kinerja di halaman Master IKU; Target/Realisasi di Verifikasi Capaian.</w:t>
+      </w:r>
+    </w:p>
+    <w:p>
+      <w:r>
+        <w:rPr>
+          <w:i/>
+          <w:color w:val="C00000"/>
+          <w:sz w:val="18"/>
+        </w:rPr>
+        <w:t>Format khusus: bukan tabel Realisasi Volume RO -- diganti tabel "Indikator Proksi" (Target/Realisasi s.d. triwulan berjalan) untuk pertanyaan "persentase monitoring capaian kinerja triwulanan yang terlaksana tepat waktu".</w:t>
+      </w:r>
+    </w:p>
+    <w:tbl>
+      <w:tblPr>
+        <w:tblStyle w:val="TableGrid"/>
+        <w:tblW w:type="auto" w:w="0"/>
+        <w:tblLook w:firstColumn="1" w:firstRow="1" w:lastColumn="0" w:lastRow="0" w:noHBand="0" w:noVBand="1" w:val="04A0"/>
+      </w:tblPr>
+      <w:tblGrid>
+        <w:gridCol w:w="8640"/>
+      </w:tblGrid>
+      <w:tr>
+        <w:tc>
+          <w:tcPr>
+            <w:tcW w:type="dxa" w:w="8640"/>
+            <w:shd w:val="clear" w:color="auto" w:fill="D9D9D9"/>
+          </w:tcPr>
+          <w:p>
+            <w:pPr>
+              <w:jc w:val="center"/>
+            </w:pPr>
+            <w:r/>
+            <w:r>
+              <w:rPr>
+                <w:b/>
+                <w:i w:val="0"/>
+              </w:rPr>
+              <w:t>Analisis Capaian Kinerja</w:t>
+            </w:r>
+          </w:p>
+        </w:tc>
+      </w:tr>
+      <w:tr>
+        <w:tc>
+          <w:tcPr>
+            <w:tcW w:type="dxa" w:w="8640"/>
+          </w:tcPr>
+          <w:p>
+            <w:r/>
+            <w:r>
+              <w:rPr>
+                <w:b w:val="0"/>
+                <w:i w:val="0"/>
+              </w:rPr>
+            </w:r>
+          </w:p>
+        </w:tc>
+      </w:tr>
+    </w:tbl>
+    <w:p>
+      <w:r>
+        <w:rPr>
+          <w:b/>
+          <w:i/>
+          <w:color w:val="1F4E79"/>
+          <w:sz w:val="19"/>
+        </w:rPr>
+        <w:t>↳ Diisi di aplikasi: kolom "Analisis Capaian Kinerja" pada Verifikasi Capaian -- boleh beberapa paragraf/daftar bernomor.</w:t>
+      </w:r>
+    </w:p>
+    <w:p>
+      <w:r>
+        <w:rPr>
+          <w:i/>
+          <w:color w:val="C00000"/>
+          <w:sz w:val="18"/>
+        </w:rPr>
+        <w:t>Realisasi Volume RO dan Progress Pelaksanaan Kegiatan sampai dengan Triwulan Berjalan (HANYA tercetak otomatis bila realisasi IKU ini pada triwulan berjalan masih kosong):</w:t>
+      </w:r>
+    </w:p>
+    <w:p>
+      <w:r>
+        <w:rPr>
+          <w:b/>
+          <w:i/>
+          <w:color w:val="1F4E79"/>
+          <w:sz w:val="19"/>
+        </w:rPr>
+        <w:t>↳ Diisi di aplikasi: kolom Volume RO / Progres Pelaksanaan pada Isian Kegiatan.</w:t>
+      </w:r>
+    </w:p>
+    <w:p>
+      <w:r>
+        <w:rPr>
+          <w:b/>
+          <w:sz w:val="21"/>
+        </w:rPr>
+        <w:t>Kendala :</w:t>
+      </w:r>
+    </w:p>
+    <w:p>
+      <w:pPr>
+        <w:pStyle w:val="ListNumber"/>
+      </w:pPr>
+      <w:r/>
+    </w:p>
+    <w:p>
+      <w:r>
+        <w:rPr>
+          <w:b/>
+          <w:i/>
+          <w:color w:val="1F4E79"/>
+          <w:sz w:val="19"/>
+        </w:rPr>
+        <w:t>↳ Diisi di aplikasi: satu baris = satu catatan "Kendala" pada Verifikasi Capaian (boleh lebih dari satu per indikator).</w:t>
+      </w:r>
+    </w:p>
+    <w:p>
+      <w:r>
+        <w:rPr>
+          <w:b/>
+          <w:sz w:val="21"/>
+        </w:rPr>
+        <w:t>Solusi :</w:t>
+      </w:r>
+    </w:p>
+    <w:p>
+      <w:pPr>
+        <w:pStyle w:val="ListNumber"/>
+      </w:pPr>
+      <w:r/>
+    </w:p>
+    <w:p>
+      <w:r>
+        <w:rPr>
+          <w:b/>
+          <w:i/>
+          <w:color w:val="1F4E79"/>
+          <w:sz w:val="19"/>
+        </w:rPr>
+        <w:t>↳ Diisi di aplikasi: "Solusi" berpasangan dengan Kendala di atas, pada Verifikasi Capaian.</w:t>
+      </w:r>
+    </w:p>
+    <w:tbl>
+      <w:tblPr>
+        <w:tblStyle w:val="TableGrid"/>
+        <w:tblW w:type="auto" w:w="0"/>
+        <w:tblLook w:firstColumn="1" w:firstRow="1" w:lastColumn="0" w:lastRow="0" w:noHBand="0" w:noVBand="1" w:val="04A0"/>
+      </w:tblPr>
+      <w:tblGrid>
+        <w:gridCol w:w="4320"/>
+        <w:gridCol w:w="4320"/>
+      </w:tblGrid>
+      <w:tr>
+        <w:tc>
+          <w:tcPr>
+            <w:tcW w:type="dxa" w:w="4320"/>
+          </w:tcPr>
+          <w:p>
+            <w:r/>
+            <w:r>
+              <w:rPr>
+                <w:b/>
+                <w:i w:val="0"/>
+              </w:rPr>
+              <w:t>Rencana Tindak Lanjut (RTL)</w:t>
+            </w:r>
+          </w:p>
+        </w:tc>
+        <w:tc>
+          <w:tcPr>
+            <w:tcW w:type="dxa" w:w="4320"/>
+          </w:tcPr>
+          <w:p>
+            <w:r/>
+            <w:r>
+              <w:rPr>
+                <w:b w:val="0"/>
+                <w:i w:val="0"/>
+              </w:rPr>
+              <w:t>PIC Tindak Lanjut :</w:t>
+              <w:br/>
+              <w:br/>
+              <w:t>Batas Waktu Tindak Lanjut :</w:t>
+            </w:r>
+          </w:p>
+        </w:tc>
+      </w:tr>
+    </w:tbl>
+    <w:p>
+      <w:r>
+        <w:rPr>
+          <w:b/>
+          <w:i/>
+          <w:color w:val="1F4E79"/>
+          <w:sz w:val="19"/>
+        </w:rPr>
+        <w:t>↳ Diisi di aplikasi: halaman RTL Evaluasi -- PIC &amp; Batas Waktu dicetak sekali untuk seluruh daftar RTL indikator ini.</w:t>
+      </w:r>
+    </w:p>
+    <w:tbl>
+      <w:tblPr>
+        <w:tblStyle w:val="TableGrid"/>
+        <w:tblW w:type="auto" w:w="0"/>
+        <w:tblLook w:firstColumn="1" w:firstRow="1" w:lastColumn="0" w:lastRow="0" w:noHBand="0" w:noVBand="1" w:val="04A0"/>
+      </w:tblPr>
+      <w:tblGrid>
+        <w:gridCol w:w="8640"/>
+      </w:tblGrid>
+      <w:tr>
+        <w:tc>
+          <w:tcPr>
+            <w:tcW w:type="dxa" w:w="8640"/>
+            <w:shd w:val="clear" w:color="auto" w:fill="D9D9D9"/>
+          </w:tcPr>
+          <w:p>
+            <w:pPr>
+              <w:jc w:val="center"/>
+            </w:pPr>
+            <w:r/>
+            <w:r>
+              <w:rPr>
+                <w:b/>
+                <w:i w:val="0"/>
+              </w:rPr>
+              <w:t>Dasar Hitung/Bukti Dukung/Lainnya</w:t>
+            </w:r>
+          </w:p>
+        </w:tc>
+      </w:tr>
+      <w:tr>
+        <w:tc>
+          <w:tcPr>
+            <w:tcW w:type="dxa" w:w="8640"/>
+          </w:tcPr>
+          <w:p>
+            <w:r/>
+            <w:r>
+              <w:rPr>
+                <w:b w:val="0"/>
+                <w:i w:val="0"/>
+                <w:sz w:val="19"/>
+              </w:rPr>
+              <w:t>Dasar Hitung dan Basis Data Realisasi IKU :</w:t>
+              <w:br/>
+              <w:t>(rumus, dimana:, rincian n= mencakup/N= mencakup ...)</w:t>
+              <w:br/>
+              <w:br/>
+              <w:t>Tautan Bukti Dukung Realisasi Target : (otomatis dari folder Drive IKU ini)</w:t>
+              <w:br/>
+              <w:t>Tautan Bukti Dukung Tindak Lanjut Triwulan Sebelumnya : (otomatis)</w:t>
+              <w:br/>
+              <w:t>RTL triwulan sebelumnya yang telah dilaksanakan : (otomatis, kosong di Triwulan I)</w:t>
+              <w:br/>
+              <w:br/>
+              <w:t>Penjelasan/pembahasan lainnya :</w:t>
+            </w:r>
+          </w:p>
+        </w:tc>
+      </w:tr>
+    </w:tbl>
+    <w:p>
+      <w:r>
+        <w:rPr>
+          <w:b/>
+          <w:i/>
+          <w:color w:val="1F4E79"/>
+          <w:sz w:val="19"/>
+        </w:rPr>
+        <w:t>↳ Diisi di aplikasi: "Dasar Hitung" pada Master IKU (boleh multi-baris); "Penjelasan/Pembahasan Lainnya" pada Verifikasi Capaian.</w:t>
+      </w:r>
+    </w:p>
+    <w:p/>
+    <w:tbl>
+      <w:tblPr>
+        <w:tblStyle w:val="TableGrid"/>
+        <w:tblW w:type="auto" w:w="0"/>
+        <w:tblLook w:firstColumn="1" w:firstRow="1" w:lastColumn="0" w:lastRow="0" w:noHBand="0" w:noVBand="1" w:val="04A0"/>
+      </w:tblPr>
+      <w:tblGrid>
+        <w:gridCol w:w="1440"/>
+        <w:gridCol w:w="1440"/>
+        <w:gridCol w:w="1440"/>
+        <w:gridCol w:w="1440"/>
+        <w:gridCol w:w="1440"/>
+        <w:gridCol w:w="1440"/>
+      </w:tblGrid>
+      <w:tr>
+        <w:tc>
+          <w:tcPr>
+            <w:tcW w:type="dxa" w:w="8640"/>
+            <w:gridSpan w:val="6"/>
+            <w:shd w:val="clear" w:color="auto" w:fill="D9D9D9"/>
+          </w:tcPr>
+          <w:p>
+            <w:r/>
+            <w:r>
+              <w:rPr>
+                <w:b/>
+                <w:i w:val="0"/>
+              </w:rPr>
+              <w:t>Sasaran : Terwujudnya Dukungan Manajemen Pada BPS Provinsi dan BPS Kabupaten/Kota yang Efektif dan Efisien (lanjutan)</w:t>
+            </w:r>
+          </w:p>
+        </w:tc>
+      </w:tr>
+      <w:tr>
+        <w:tc>
+          <w:tcPr>
+            <w:tcW w:type="dxa" w:w="1440"/>
+            <w:shd w:val="clear" w:color="auto" w:fill="F2F2F2"/>
+          </w:tcPr>
+          <w:p>
+            <w:pPr>
+              <w:jc w:val="center"/>
+            </w:pPr>
+            <w:r/>
+            <w:r>
+              <w:rPr>
+                <w:b/>
+                <w:i w:val="0"/>
+                <w:sz w:val="19"/>
+              </w:rPr>
+              <w:t>No.</w:t>
+            </w:r>
+          </w:p>
+        </w:tc>
+        <w:tc>
+          <w:tcPr>
+            <w:tcW w:type="dxa" w:w="1440"/>
+            <w:shd w:val="clear" w:color="auto" w:fill="F2F2F2"/>
+          </w:tcPr>
+          <w:p>
+            <w:pPr>
+              <w:jc w:val="center"/>
+            </w:pPr>
+            <w:r/>
+            <w:r>
+              <w:rPr>
+                <w:b/>
+                <w:i w:val="0"/>
+                <w:sz w:val="19"/>
+              </w:rPr>
+              <w:t>Indikator Kinerja</w:t>
+            </w:r>
+          </w:p>
+        </w:tc>
+        <w:tc>
+          <w:tcPr>
+            <w:tcW w:type="dxa" w:w="1440"/>
+            <w:shd w:val="clear" w:color="auto" w:fill="F2F2F2"/>
+          </w:tcPr>
+          <w:p>
+            <w:pPr>
+              <w:jc w:val="center"/>
+            </w:pPr>
+            <w:r/>
+            <w:r>
+              <w:rPr>
+                <w:b/>
+                <w:i w:val="0"/>
+                <w:sz w:val="19"/>
+              </w:rPr>
+              <w:t>Target PK</w:t>
+            </w:r>
+          </w:p>
+        </w:tc>
+        <w:tc>
+          <w:tcPr>
+            <w:tcW w:type="dxa" w:w="1440"/>
+            <w:shd w:val="clear" w:color="auto" w:fill="F2F2F2"/>
+          </w:tcPr>
+          <w:p>
+            <w:pPr>
+              <w:jc w:val="center"/>
+            </w:pPr>
+            <w:r/>
+            <w:r>
+              <w:rPr>
+                <w:b/>
+                <w:i w:val="0"/>
+                <w:sz w:val="19"/>
+              </w:rPr>
+              <w:t>Target Triwulan</w:t>
+            </w:r>
+          </w:p>
+        </w:tc>
+        <w:tc>
+          <w:tcPr>
+            <w:tcW w:type="dxa" w:w="1440"/>
+            <w:shd w:val="clear" w:color="auto" w:fill="F2F2F2"/>
+          </w:tcPr>
+          <w:p>
+            <w:pPr>
+              <w:jc w:val="center"/>
+            </w:pPr>
+            <w:r/>
+            <w:r>
+              <w:rPr>
+                <w:b/>
+                <w:i w:val="0"/>
+                <w:sz w:val="19"/>
+              </w:rPr>
+              <w:t>Realisasi Triwulan</w:t>
+            </w:r>
+          </w:p>
+        </w:tc>
+        <w:tc>
+          <w:tcPr>
+            <w:tcW w:type="dxa" w:w="1440"/>
+            <w:shd w:val="clear" w:color="auto" w:fill="F2F2F2"/>
+          </w:tcPr>
+          <w:p>
+            <w:pPr>
+              <w:jc w:val="center"/>
+            </w:pPr>
+            <w:r/>
+            <w:r>
+              <w:rPr>
+                <w:b/>
+                <w:i w:val="0"/>
+                <w:sz w:val="19"/>
+              </w:rPr>
+              <w:t>Capaian Thd Target PK</w:t>
+            </w:r>
+          </w:p>
+        </w:tc>
+      </w:tr>
+      <w:tr>
+        <w:tc>
+          <w:tcPr>
+            <w:tcW w:type="dxa" w:w="1440"/>
+          </w:tcPr>
+          <w:p>
+            <w:pPr>
+              <w:jc w:val="center"/>
+            </w:pPr>
+            <w:r/>
+            <w:r>
+              <w:rPr>
+                <w:b w:val="0"/>
+                <w:i w:val="0"/>
+              </w:rPr>
+              <w:t>1</w:t>
+            </w:r>
+          </w:p>
+        </w:tc>
+        <w:tc>
+          <w:tcPr>
+            <w:tcW w:type="dxa" w:w="1440"/>
+          </w:tcPr>
+          <w:p>
+            <w:r/>
+            <w:r>
+              <w:rPr>
+                <w:b w:val="0"/>
+                <w:i w:val="0"/>
+                <w:sz w:val="19"/>
+              </w:rPr>
+              <w:t>3242 Indeks Implementasi BerAKHLAK</w:t>
+            </w:r>
+          </w:p>
+        </w:tc>
+        <w:tc>
+          <w:tcPr>
+            <w:tcW w:type="dxa" w:w="1440"/>
+          </w:tcPr>
+          <w:p>
+            <w:r/>
+            <w:r>
+              <w:rPr>
+                <w:b w:val="0"/>
+                <w:i w:val="0"/>
+              </w:rPr>
+            </w:r>
+          </w:p>
+        </w:tc>
+        <w:tc>
+          <w:tcPr>
+            <w:tcW w:type="dxa" w:w="1440"/>
+          </w:tcPr>
+          <w:p>
+            <w:r/>
+            <w:r>
+              <w:rPr>
+                <w:b w:val="0"/>
+                <w:i w:val="0"/>
+              </w:rPr>
+            </w:r>
+          </w:p>
+        </w:tc>
+        <w:tc>
+          <w:tcPr>
+            <w:tcW w:type="dxa" w:w="1440"/>
+          </w:tcPr>
+          <w:p>
+            <w:r/>
+            <w:r>
+              <w:rPr>
+                <w:b w:val="0"/>
+                <w:i w:val="0"/>
+              </w:rPr>
+            </w:r>
+          </w:p>
+        </w:tc>
+        <w:tc>
+          <w:tcPr>
+            <w:tcW w:type="dxa" w:w="1440"/>
+          </w:tcPr>
+          <w:p>
+            <w:r/>
+            <w:r>
+              <w:rPr>
+                <w:b w:val="0"/>
+                <w:i w:val="0"/>
+              </w:rPr>
+            </w:r>
+          </w:p>
+        </w:tc>
+      </w:tr>
+    </w:tbl>
+    <w:p>
+      <w:r>
+        <w:rPr>
+          <w:b/>
+          <w:i/>
+          <w:color w:val="1F4E79"/>
+          <w:sz w:val="19"/>
+        </w:rPr>
+        <w:t>↳ Diisi di aplikasi: Sasaran &amp; Indikator Kinerja di halaman Master IKU; Target/Realisasi di Verifikasi Capaian.</w:t>
+      </w:r>
+    </w:p>
+    <w:p>
+      <w:r>
+        <w:rPr>
+          <w:i/>
+          <w:color w:val="C00000"/>
+          <w:sz w:val="18"/>
+        </w:rPr>
+        <w:t>Format khusus: TANPA tabel sama sekali -- hanya pertanyaan analisis "persentase kegiatan untuk mengoptimalkan implementasi BerAKHLAK yang terlaksana sesuai rencana".</w:t>
+      </w:r>
+    </w:p>
+    <w:tbl>
+      <w:tblPr>
+        <w:tblStyle w:val="TableGrid"/>
+        <w:tblW w:type="auto" w:w="0"/>
+        <w:tblLook w:firstColumn="1" w:firstRow="1" w:lastColumn="0" w:lastRow="0" w:noHBand="0" w:noVBand="1" w:val="04A0"/>
+      </w:tblPr>
+      <w:tblGrid>
+        <w:gridCol w:w="8640"/>
+      </w:tblGrid>
+      <w:tr>
+        <w:tc>
+          <w:tcPr>
+            <w:tcW w:type="dxa" w:w="8640"/>
+            <w:shd w:val="clear" w:color="auto" w:fill="D9D9D9"/>
+          </w:tcPr>
+          <w:p>
+            <w:pPr>
+              <w:jc w:val="center"/>
+            </w:pPr>
+            <w:r/>
+            <w:r>
+              <w:rPr>
+                <w:b/>
+                <w:i w:val="0"/>
+              </w:rPr>
+              <w:t>Analisis Capaian Kinerja</w:t>
+            </w:r>
+          </w:p>
+        </w:tc>
+      </w:tr>
+      <w:tr>
+        <w:tc>
+          <w:tcPr>
+            <w:tcW w:type="dxa" w:w="8640"/>
+          </w:tcPr>
+          <w:p>
+            <w:r/>
+            <w:r>
+              <w:rPr>
+                <w:b w:val="0"/>
+                <w:i w:val="0"/>
+              </w:rPr>
+            </w:r>
+          </w:p>
+        </w:tc>
+      </w:tr>
+    </w:tbl>
+    <w:p>
+      <w:r>
+        <w:rPr>
+          <w:b/>
+          <w:i/>
+          <w:color w:val="1F4E79"/>
+          <w:sz w:val="19"/>
+        </w:rPr>
+        <w:t>↳ Diisi di aplikasi: kolom "Analisis Capaian Kinerja" pada Verifikasi Capaian -- boleh beberapa paragraf/daftar bernomor.</w:t>
+      </w:r>
+    </w:p>
+    <w:p>
+      <w:r>
+        <w:rPr>
+          <w:i/>
+          <w:color w:val="C00000"/>
+          <w:sz w:val="18"/>
+        </w:rPr>
+        <w:t>Realisasi Volume RO dan Progress Pelaksanaan Kegiatan sampai dengan Triwulan Berjalan (HANYA tercetak otomatis bila realisasi IKU ini pada triwulan berjalan masih kosong):</w:t>
+      </w:r>
+    </w:p>
+    <w:p>
+      <w:r>
+        <w:rPr>
+          <w:b/>
+          <w:i/>
+          <w:color w:val="1F4E79"/>
+          <w:sz w:val="19"/>
+        </w:rPr>
+        <w:t>↳ Diisi di aplikasi: kolom Volume RO / Progres Pelaksanaan pada Isian Kegiatan.</w:t>
+      </w:r>
+    </w:p>
+    <w:p>
+      <w:r>
+        <w:rPr>
+          <w:b/>
+          <w:sz w:val="21"/>
+        </w:rPr>
+        <w:t>Kendala :</w:t>
+      </w:r>
+    </w:p>
+    <w:p>
+      <w:pPr>
+        <w:pStyle w:val="ListNumber"/>
+      </w:pPr>
+      <w:r/>
+    </w:p>
+    <w:p>
+      <w:r>
+        <w:rPr>
+          <w:b/>
+          <w:i/>
+          <w:color w:val="1F4E79"/>
+          <w:sz w:val="19"/>
+        </w:rPr>
+        <w:t>↳ Diisi di aplikasi: satu baris = satu catatan "Kendala" pada Verifikasi Capaian (boleh lebih dari satu per indikator).</w:t>
+      </w:r>
+    </w:p>
+    <w:p>
+      <w:r>
+        <w:rPr>
+          <w:b/>
+          <w:sz w:val="21"/>
+        </w:rPr>
+        <w:t>Solusi :</w:t>
+      </w:r>
+    </w:p>
+    <w:p>
+      <w:pPr>
+        <w:pStyle w:val="ListNumber"/>
+      </w:pPr>
+      <w:r/>
+    </w:p>
+    <w:p>
+      <w:r>
+        <w:rPr>
+          <w:b/>
+          <w:i/>
+          <w:color w:val="1F4E79"/>
+          <w:sz w:val="19"/>
+        </w:rPr>
+        <w:t>↳ Diisi di aplikasi: "Solusi" berpasangan dengan Kendala di atas, pada Verifikasi Capaian.</w:t>
+      </w:r>
+    </w:p>
+    <w:tbl>
+      <w:tblPr>
+        <w:tblStyle w:val="TableGrid"/>
+        <w:tblW w:type="auto" w:w="0"/>
+        <w:tblLook w:firstColumn="1" w:firstRow="1" w:lastColumn="0" w:lastRow="0" w:noHBand="0" w:noVBand="1" w:val="04A0"/>
+      </w:tblPr>
+      <w:tblGrid>
+        <w:gridCol w:w="4320"/>
+        <w:gridCol w:w="4320"/>
+      </w:tblGrid>
+      <w:tr>
+        <w:tc>
+          <w:tcPr>
+            <w:tcW w:type="dxa" w:w="4320"/>
+          </w:tcPr>
+          <w:p>
+            <w:r/>
+            <w:r>
+              <w:rPr>
+                <w:b/>
+                <w:i w:val="0"/>
+              </w:rPr>
+              <w:t>Rencana Tindak Lanjut (RTL)</w:t>
+            </w:r>
+          </w:p>
+        </w:tc>
+        <w:tc>
+          <w:tcPr>
+            <w:tcW w:type="dxa" w:w="4320"/>
+          </w:tcPr>
+          <w:p>
+            <w:r/>
+            <w:r>
+              <w:rPr>
+                <w:b w:val="0"/>
+                <w:i w:val="0"/>
+              </w:rPr>
+              <w:t>PIC Tindak Lanjut :</w:t>
+              <w:br/>
+              <w:br/>
+              <w:t>Batas Waktu Tindak Lanjut :</w:t>
+            </w:r>
+          </w:p>
+        </w:tc>
+      </w:tr>
+    </w:tbl>
+    <w:p>
+      <w:r>
+        <w:rPr>
+          <w:b/>
+          <w:i/>
+          <w:color w:val="1F4E79"/>
+          <w:sz w:val="19"/>
+        </w:rPr>
+        <w:t>↳ Diisi di aplikasi: halaman RTL Evaluasi -- PIC &amp; Batas Waktu dicetak sekali untuk seluruh daftar RTL indikator ini.</w:t>
+      </w:r>
+    </w:p>
+    <w:tbl>
+      <w:tblPr>
+        <w:tblStyle w:val="TableGrid"/>
+        <w:tblW w:type="auto" w:w="0"/>
+        <w:tblLook w:firstColumn="1" w:firstRow="1" w:lastColumn="0" w:lastRow="0" w:noHBand="0" w:noVBand="1" w:val="04A0"/>
+      </w:tblPr>
+      <w:tblGrid>
+        <w:gridCol w:w="8640"/>
+      </w:tblGrid>
+      <w:tr>
+        <w:tc>
+          <w:tcPr>
+            <w:tcW w:type="dxa" w:w="8640"/>
+            <w:shd w:val="clear" w:color="auto" w:fill="D9D9D9"/>
+          </w:tcPr>
+          <w:p>
+            <w:pPr>
+              <w:jc w:val="center"/>
+            </w:pPr>
+            <w:r/>
+            <w:r>
+              <w:rPr>
+                <w:b/>
+                <w:i w:val="0"/>
+              </w:rPr>
+              <w:t>Dasar Hitung/Bukti Dukung/Lainnya</w:t>
+            </w:r>
+          </w:p>
+        </w:tc>
+      </w:tr>
+      <w:tr>
+        <w:tc>
+          <w:tcPr>
+            <w:tcW w:type="dxa" w:w="8640"/>
+          </w:tcPr>
+          <w:p>
+            <w:r/>
+            <w:r>
+              <w:rPr>
+                <w:b w:val="0"/>
+                <w:i w:val="0"/>
+                <w:sz w:val="19"/>
+              </w:rPr>
+              <w:t>Dasar Hitung dan Basis Data Realisasi IKU :</w:t>
+              <w:br/>
+              <w:t>(rumus, dimana:, rincian n= mencakup/N= mencakup ...)</w:t>
+              <w:br/>
+              <w:br/>
+              <w:t>Tautan Bukti Dukung Realisasi Target : (otomatis dari folder Drive IKU ini)</w:t>
+              <w:br/>
+              <w:t>Tautan Bukti Dukung Tindak Lanjut Triwulan Sebelumnya : (otomatis)</w:t>
+              <w:br/>
+              <w:t>RTL triwulan sebelumnya yang telah dilaksanakan : (otomatis, kosong di Triwulan I)</w:t>
+              <w:br/>
+              <w:br/>
+              <w:t>Penjelasan/pembahasan lainnya :</w:t>
+            </w:r>
+          </w:p>
+        </w:tc>
+      </w:tr>
+    </w:tbl>
+    <w:p>
+      <w:r>
+        <w:rPr>
+          <w:b/>
+          <w:i/>
+          <w:color w:val="1F4E79"/>
+          <w:sz w:val="19"/>
+        </w:rPr>
+        <w:t>↳ Diisi di aplikasi: "Dasar Hitung" pada Master IKU (boleh multi-baris); "Penjelasan/Pembahasan Lainnya" pada Verifikasi Capaian.</w:t>
       </w:r>
     </w:p>
     <w:p/>
